--- a/12-通用拓扑结构/03-桥式/桥式整流结构/桥式整流结构.docx
+++ b/12-通用拓扑结构/03-桥式/桥式整流结构/桥式整流结构.docx
@@ -2487,6 +2487,20 @@
     </w:p>
     <w:bookmarkEnd w:id="26"/>
     <w:bookmarkEnd w:id="27"/>
+    <w:p>
+      <w:pPr>
+        <w:spacing w:before="360"/>
+        <w:jc w:val="center"/>
+      </w:pPr>
+      <w:r>
+        <w:rPr>
+          <w:rFonts w:ascii="Times New Roman" w:hAnsi="Times New Roman"/>
+          <w:color w:val="555555"/>
+          <w:sz w:val="21"/>
+        </w:rPr>
+        <w:t>材料收集者：杜文杰</w:t>
+      </w:r>
+    </w:p>
     <w:sectPr>
       <w:headerReference r:id="rId9" w:type="default"/>
       <w:footerReference r:id="rId10" w:type="default"/>

--- a/12-通用拓扑结构/03-桥式/桥式整流结构/桥式整流结构.docx
+++ b/12-通用拓扑结构/03-桥式/桥式整流结构/桥式整流结构.docx
@@ -1,6 +1,6 @@
 
 <file path=word/document.xml><?xml version="1.0" encoding="utf-8"?>
-<w:document xmlns:w="http://schemas.openxmlformats.org/wordprocessingml/2006/main" xmlns:m="http://schemas.openxmlformats.org/officeDocument/2006/math" xmlns:r="http://schemas.openxmlformats.org/officeDocument/2006/relationships" xmlns:o="urn:schemas-microsoft-com:office:office" xmlns:v="urn:schemas-microsoft-com:vml" xmlns:w10="urn:schemas-microsoft-com:office:word" xmlns:a="http://schemas.openxmlformats.org/drawingml/2006/main" xmlns:pic="http://schemas.openxmlformats.org/drawingml/2006/picture" xmlns:wp="http://schemas.openxmlformats.org/drawingml/2006/wordprocessingDrawing">
+<w:document xmlns:m="http://schemas.openxmlformats.org/officeDocument/2006/math" xmlns:r="http://schemas.openxmlformats.org/officeDocument/2006/relationships" xmlns:w="http://schemas.openxmlformats.org/wordprocessingml/2006/main" xmlns:o="urn:schemas-microsoft-com:office:office" xmlns:v="urn:schemas-microsoft-com:vml" xmlns:w10="urn:schemas-microsoft-com:office:word" xmlns:a="http://schemas.openxmlformats.org/drawingml/2006/main" xmlns:pic="http://schemas.openxmlformats.org/drawingml/2006/picture" xmlns:wp="http://schemas.openxmlformats.org/drawingml/2006/wordprocessingDrawing">
   <w:body>
     <w:bookmarkStart w:id="27" w:name="桥式整流结构"/>
     <w:p>
@@ -9,7 +9,7 @@
       </w:pPr>
       <w:r>
         <w:rPr>
-          <w:rFonts w:hint="eastAsia"/>
+          <w:rFonts w:hint="eastAsia" w:eastAsia="黑体"/>
         </w:rPr>
         <w:t xml:space="preserve">桥式整流结构</w:t>
       </w:r>
@@ -21,7 +21,7 @@
       </w:pPr>
       <w:r>
         <w:rPr>
-          <w:rFonts w:hint="eastAsia"/>
+          <w:rFonts w:hint="eastAsia" w:eastAsia="黑体"/>
         </w:rPr>
         <w:t xml:space="preserve">拓扑描述</w:t>
       </w:r>
@@ -32,16 +32,19 @@
       </w:pPr>
       <w:r>
         <w:rPr>
-          <w:rFonts w:hint="eastAsia"/>
+          <w:rFonts w:hint="eastAsia" w:eastAsia="黑体"/>
         </w:rPr>
         <w:t xml:space="preserve">由</w:t>
       </w:r>
       <w:r>
+        <w:rPr>
+          <w:rFonts w:eastAsia="黑体"/>
+        </w:rPr>
         <w:t xml:space="preserve"> </w:t>
       </w:r>
       <w:r>
         <w:rPr>
-          <w:rFonts w:hint="eastAsia"/>
+          <w:rFonts w:hint="eastAsia" w:eastAsia="黑体"/>
           <w:b/>
           <w:bCs/>
         </w:rPr>
@@ -49,6 +52,7 @@
       </w:r>
       <w:r>
         <w:rPr>
+          <w:rFonts w:eastAsia="黑体"/>
           <w:b/>
           <w:bCs/>
         </w:rPr>
@@ -70,6 +74,7 @@
       </m:oMath>
       <w:r>
         <w:rPr>
+          <w:rFonts w:eastAsia="黑体"/>
           <w:b/>
           <w:bCs/>
         </w:rPr>
@@ -91,6 +96,7 @@
       </m:oMath>
       <w:r>
         <w:rPr>
+          <w:rFonts w:eastAsia="黑体"/>
           <w:b/>
           <w:bCs/>
         </w:rPr>
@@ -112,6 +118,7 @@
       </m:oMath>
       <w:r>
         <w:rPr>
+          <w:rFonts w:eastAsia="黑体"/>
           <w:b/>
           <w:bCs/>
         </w:rPr>
@@ -132,24 +139,33 @@
         </m:sSub>
       </m:oMath>
       <w:r>
+        <w:rPr>
+          <w:rFonts w:eastAsia="黑体"/>
+        </w:rPr>
         <w:t xml:space="preserve"> </w:t>
       </w:r>
       <w:r>
         <w:rPr>
-          <w:rFonts w:hint="eastAsia"/>
+          <w:rFonts w:hint="eastAsia" w:eastAsia="黑体"/>
         </w:rPr>
         <w:t xml:space="preserve">组成桥式网络，交流输入接在两个桥臂连接点</w:t>
       </w:r>
       <w:r>
+        <w:rPr>
+          <w:rFonts w:eastAsia="黑体"/>
+        </w:rPr>
         <w:t xml:space="preserve"> </w:t>
       </w:r>
       <w:r>
         <w:rPr>
-          <w:rFonts w:hint="eastAsia"/>
+          <w:rFonts w:hint="eastAsia" w:eastAsia="黑体"/>
         </w:rPr>
         <w:t xml:space="preserve">a、b，直流输出从另外两个节点（正、负）取出，通常再并联滤波电容</w:t>
       </w:r>
       <w:r>
+        <w:rPr>
+          <w:rFonts w:eastAsia="黑体"/>
+        </w:rPr>
         <w:t xml:space="preserve"> </w:t>
       </w:r>
       <m:oMath>
@@ -159,22 +175,25 @@
       </m:oMath>
       <w:r>
         <w:rPr>
-          <w:rFonts w:hint="eastAsia"/>
+          <w:rFonts w:hint="eastAsia" w:eastAsia="黑体"/>
         </w:rPr>
         <w:t xml:space="preserve">。电路共有</w:t>
       </w:r>
       <w:r>
+        <w:rPr>
+          <w:rFonts w:eastAsia="黑体"/>
+        </w:rPr>
         <w:t xml:space="preserve"> 4 </w:t>
       </w:r>
       <w:r>
         <w:rPr>
-          <w:rFonts w:hint="eastAsia"/>
+          <w:rFonts w:hint="eastAsia" w:eastAsia="黑体"/>
         </w:rPr>
         <w:t xml:space="preserve">个关键节点：</w:t>
       </w:r>
       <w:r>
         <w:rPr>
-          <w:rFonts w:hint="eastAsia"/>
+          <w:rFonts w:hint="eastAsia" w:eastAsia="黑体"/>
           <w:b/>
           <w:bCs/>
         </w:rPr>
@@ -182,6 +201,7 @@
       </w:r>
       <w:r>
         <w:rPr>
+          <w:rFonts w:eastAsia="黑体"/>
           <w:b/>
           <w:bCs/>
         </w:rPr>
@@ -189,7 +209,7 @@
       </w:r>
       <w:r>
         <w:rPr>
-          <w:rFonts w:hint="eastAsia"/>
+          <w:rFonts w:hint="eastAsia" w:eastAsia="黑体"/>
           <w:b/>
           <w:bCs/>
         </w:rPr>
@@ -197,7 +217,7 @@
       </w:r>
       <w:r>
         <w:rPr>
-          <w:rFonts w:hint="eastAsia"/>
+          <w:rFonts w:hint="eastAsia" w:eastAsia="黑体"/>
         </w:rPr>
         <w:t xml:space="preserve">（</w:t>
       </w:r>
@@ -216,15 +236,21 @@
         </m:sSub>
       </m:oMath>
       <w:r>
+        <w:rPr>
+          <w:rFonts w:eastAsia="黑体"/>
+        </w:rPr>
         <w:t xml:space="preserve"> </w:t>
       </w:r>
       <w:r>
         <w:rPr>
-          <w:rFonts w:hint="eastAsia"/>
+          <w:rFonts w:hint="eastAsia" w:eastAsia="黑体"/>
         </w:rPr>
         <w:t xml:space="preserve">阳极与</w:t>
       </w:r>
       <w:r>
+        <w:rPr>
+          <w:rFonts w:eastAsia="黑体"/>
+        </w:rPr>
         <w:t xml:space="preserve"> </w:t>
       </w:r>
       <m:oMath>
@@ -242,17 +268,20 @@
         </m:sSub>
       </m:oMath>
       <w:r>
+        <w:rPr>
+          <w:rFonts w:eastAsia="黑体"/>
+        </w:rPr>
         <w:t xml:space="preserve"> </w:t>
       </w:r>
       <w:r>
         <w:rPr>
-          <w:rFonts w:hint="eastAsia"/>
+          <w:rFonts w:hint="eastAsia" w:eastAsia="黑体"/>
         </w:rPr>
         <w:t xml:space="preserve">阴极相连，作为一交流端）；</w:t>
       </w:r>
       <w:r>
         <w:rPr>
-          <w:rFonts w:hint="eastAsia"/>
+          <w:rFonts w:hint="eastAsia" w:eastAsia="黑体"/>
           <w:b/>
           <w:bCs/>
         </w:rPr>
@@ -260,6 +289,7 @@
       </w:r>
       <w:r>
         <w:rPr>
+          <w:rFonts w:eastAsia="黑体"/>
           <w:b/>
           <w:bCs/>
         </w:rPr>
@@ -267,7 +297,7 @@
       </w:r>
       <w:r>
         <w:rPr>
-          <w:rFonts w:hint="eastAsia"/>
+          <w:rFonts w:hint="eastAsia" w:eastAsia="黑体"/>
           <w:b/>
           <w:bCs/>
         </w:rPr>
@@ -275,7 +305,7 @@
       </w:r>
       <w:r>
         <w:rPr>
-          <w:rFonts w:hint="eastAsia"/>
+          <w:rFonts w:hint="eastAsia" w:eastAsia="黑体"/>
         </w:rPr>
         <w:t xml:space="preserve">（</w:t>
       </w:r>
@@ -294,15 +324,21 @@
         </m:sSub>
       </m:oMath>
       <w:r>
+        <w:rPr>
+          <w:rFonts w:eastAsia="黑体"/>
+        </w:rPr>
         <w:t xml:space="preserve"> </w:t>
       </w:r>
       <w:r>
         <w:rPr>
-          <w:rFonts w:hint="eastAsia"/>
+          <w:rFonts w:hint="eastAsia" w:eastAsia="黑体"/>
         </w:rPr>
         <w:t xml:space="preserve">阳极与</w:t>
       </w:r>
       <w:r>
+        <w:rPr>
+          <w:rFonts w:eastAsia="黑体"/>
+        </w:rPr>
         <w:t xml:space="preserve"> </w:t>
       </w:r>
       <m:oMath>
@@ -320,17 +356,20 @@
         </m:sSub>
       </m:oMath>
       <w:r>
+        <w:rPr>
+          <w:rFonts w:eastAsia="黑体"/>
+        </w:rPr>
         <w:t xml:space="preserve"> </w:t>
       </w:r>
       <w:r>
         <w:rPr>
-          <w:rFonts w:hint="eastAsia"/>
+          <w:rFonts w:hint="eastAsia" w:eastAsia="黑体"/>
         </w:rPr>
         <w:t xml:space="preserve">阴极相连，作为另一交流端）；</w:t>
       </w:r>
       <w:r>
         <w:rPr>
-          <w:rFonts w:hint="eastAsia"/>
+          <w:rFonts w:hint="eastAsia" w:eastAsia="黑体"/>
           <w:b/>
           <w:bCs/>
         </w:rPr>
@@ -338,6 +377,7 @@
       </w:r>
       <w:r>
         <w:rPr>
+          <w:rFonts w:eastAsia="黑体"/>
           <w:b/>
           <w:bCs/>
         </w:rPr>
@@ -345,7 +385,7 @@
       </w:r>
       <w:r>
         <w:rPr>
-          <w:rFonts w:hint="eastAsia"/>
+          <w:rFonts w:hint="eastAsia" w:eastAsia="黑体"/>
           <w:b/>
           <w:bCs/>
         </w:rPr>
@@ -353,7 +393,7 @@
       </w:r>
       <w:r>
         <w:rPr>
-          <w:rFonts w:hint="eastAsia"/>
+          <w:rFonts w:hint="eastAsia" w:eastAsia="黑体"/>
         </w:rPr>
         <w:t xml:space="preserve">（</w:t>
       </w:r>
@@ -372,6 +412,9 @@
         </m:sSub>
       </m:oMath>
       <w:r>
+        <w:rPr>
+          <w:rFonts w:eastAsia="黑体"/>
+        </w:rPr>
         <w:t xml:space="preserve">、</w:t>
       </w:r>
       <m:oMath>
@@ -389,17 +432,20 @@
         </m:sSub>
       </m:oMath>
       <w:r>
+        <w:rPr>
+          <w:rFonts w:eastAsia="黑体"/>
+        </w:rPr>
         <w:t xml:space="preserve"> </w:t>
       </w:r>
       <w:r>
         <w:rPr>
-          <w:rFonts w:hint="eastAsia"/>
+          <w:rFonts w:hint="eastAsia" w:eastAsia="黑体"/>
         </w:rPr>
         <w:t xml:space="preserve">阴极与负载、滤波电容各一端相连）；</w:t>
       </w:r>
       <w:r>
         <w:rPr>
-          <w:rFonts w:hint="eastAsia"/>
+          <w:rFonts w:hint="eastAsia" w:eastAsia="黑体"/>
           <w:b/>
           <w:bCs/>
         </w:rPr>
@@ -407,6 +453,7 @@
       </w:r>
       <w:r>
         <w:rPr>
+          <w:rFonts w:eastAsia="黑体"/>
           <w:b/>
           <w:bCs/>
         </w:rPr>
@@ -414,7 +461,7 @@
       </w:r>
       <w:r>
         <w:rPr>
-          <w:rFonts w:hint="eastAsia"/>
+          <w:rFonts w:hint="eastAsia" w:eastAsia="黑体"/>
           <w:b/>
           <w:bCs/>
         </w:rPr>
@@ -422,7 +469,7 @@
       </w:r>
       <w:r>
         <w:rPr>
-          <w:rFonts w:hint="eastAsia"/>
+          <w:rFonts w:hint="eastAsia" w:eastAsia="黑体"/>
         </w:rPr>
         <w:t xml:space="preserve">（</w:t>
       </w:r>
@@ -441,6 +488,9 @@
         </m:sSub>
       </m:oMath>
       <w:r>
+        <w:rPr>
+          <w:rFonts w:eastAsia="黑体"/>
+        </w:rPr>
         <w:t xml:space="preserve">、</w:t>
       </w:r>
       <m:oMath>
@@ -458,11 +508,14 @@
         </m:sSub>
       </m:oMath>
       <w:r>
+        <w:rPr>
+          <w:rFonts w:eastAsia="黑体"/>
+        </w:rPr>
         <w:t xml:space="preserve"> </w:t>
       </w:r>
       <w:r>
         <w:rPr>
-          <w:rFonts w:hint="eastAsia"/>
+          <w:rFonts w:hint="eastAsia" w:eastAsia="黑体"/>
         </w:rPr>
         <w:t xml:space="preserve">阳极与负载、滤波电容另一端相连）。</w:t>
       </w:r>
@@ -471,7 +524,7 @@
       <w:pPr/>
       <w:r>
         <w:rPr>
-          <w:rFonts w:hint="eastAsia"/>
+          <w:rFonts w:hint="eastAsia" w:eastAsia="黑体"/>
         </w:rPr>
         <w:t xml:space="preserve">各二极管管脚连接：</w:t>
       </w:r>
@@ -490,20 +543,26 @@
         </m:sSub>
       </m:oMath>
       <w:r>
+        <w:rPr>
+          <w:rFonts w:eastAsia="黑体"/>
+        </w:rPr>
         <w:t xml:space="preserve"> </w:t>
       </w:r>
       <w:r>
         <w:rPr>
-          <w:rFonts w:hint="eastAsia"/>
+          <w:rFonts w:hint="eastAsia" w:eastAsia="黑体"/>
         </w:rPr>
         <w:t xml:space="preserve">阳极接交流端</w:t>
       </w:r>
       <w:r>
+        <w:rPr>
+          <w:rFonts w:eastAsia="黑体"/>
+        </w:rPr>
         <w:t xml:space="preserve"> </w:t>
       </w:r>
       <w:r>
         <w:rPr>
-          <w:rFonts w:hint="eastAsia"/>
+          <w:rFonts w:hint="eastAsia" w:eastAsia="黑体"/>
         </w:rPr>
         <w:t xml:space="preserve">a、阴极接直流正端；</w:t>
       </w:r>
@@ -522,20 +581,26 @@
         </m:sSub>
       </m:oMath>
       <w:r>
+        <w:rPr>
+          <w:rFonts w:eastAsia="黑体"/>
+        </w:rPr>
         <w:t xml:space="preserve"> </w:t>
       </w:r>
       <w:r>
         <w:rPr>
-          <w:rFonts w:hint="eastAsia"/>
+          <w:rFonts w:hint="eastAsia" w:eastAsia="黑体"/>
         </w:rPr>
         <w:t xml:space="preserve">阳极接交流端</w:t>
       </w:r>
       <w:r>
+        <w:rPr>
+          <w:rFonts w:eastAsia="黑体"/>
+        </w:rPr>
         <w:t xml:space="preserve"> </w:t>
       </w:r>
       <w:r>
         <w:rPr>
-          <w:rFonts w:hint="eastAsia"/>
+          <w:rFonts w:hint="eastAsia" w:eastAsia="黑体"/>
         </w:rPr>
         <w:t xml:space="preserve">b、阴极接直流正端；</w:t>
       </w:r>
@@ -554,20 +619,26 @@
         </m:sSub>
       </m:oMath>
       <w:r>
+        <w:rPr>
+          <w:rFonts w:eastAsia="黑体"/>
+        </w:rPr>
         <w:t xml:space="preserve"> </w:t>
       </w:r>
       <w:r>
         <w:rPr>
-          <w:rFonts w:hint="eastAsia"/>
+          <w:rFonts w:hint="eastAsia" w:eastAsia="黑体"/>
         </w:rPr>
         <w:t xml:space="preserve">阳极接直流负端、阴极接交流端</w:t>
       </w:r>
       <w:r>
+        <w:rPr>
+          <w:rFonts w:eastAsia="黑体"/>
+        </w:rPr>
         <w:t xml:space="preserve"> </w:t>
       </w:r>
       <w:r>
         <w:rPr>
-          <w:rFonts w:hint="eastAsia"/>
+          <w:rFonts w:hint="eastAsia" w:eastAsia="黑体"/>
         </w:rPr>
         <w:t xml:space="preserve">a；</w:t>
       </w:r>
@@ -586,20 +657,26 @@
         </m:sSub>
       </m:oMath>
       <w:r>
+        <w:rPr>
+          <w:rFonts w:eastAsia="黑体"/>
+        </w:rPr>
         <w:t xml:space="preserve"> </w:t>
       </w:r>
       <w:r>
         <w:rPr>
-          <w:rFonts w:hint="eastAsia"/>
+          <w:rFonts w:hint="eastAsia" w:eastAsia="黑体"/>
         </w:rPr>
         <w:t xml:space="preserve">阳极接直流负端、阴极接交流端</w:t>
       </w:r>
       <w:r>
+        <w:rPr>
+          <w:rFonts w:eastAsia="黑体"/>
+        </w:rPr>
         <w:t xml:space="preserve"> b。</w:t>
       </w:r>
       <w:r>
         <w:rPr>
-          <w:rFonts w:hint="eastAsia"/>
+          <w:rFonts w:hint="eastAsia" w:eastAsia="黑体"/>
           <w:b/>
           <w:bCs/>
         </w:rPr>
@@ -607,6 +684,7 @@
       </w:r>
       <w:r>
         <w:rPr>
+          <w:rFonts w:eastAsia="黑体"/>
           <w:b/>
           <w:bCs/>
         </w:rPr>
@@ -627,17 +705,20 @@
         </m:sSub>
       </m:oMath>
       <w:r>
+        <w:rPr>
+          <w:rFonts w:eastAsia="黑体"/>
+        </w:rPr>
         <w:t xml:space="preserve"> </w:t>
       </w:r>
       <w:r>
         <w:rPr>
-          <w:rFonts w:hint="eastAsia"/>
+          <w:rFonts w:hint="eastAsia" w:eastAsia="黑体"/>
         </w:rPr>
         <w:t xml:space="preserve">一端接直流正端、另一端接直流负端；</w:t>
       </w:r>
       <w:r>
         <w:rPr>
-          <w:rFonts w:hint="eastAsia"/>
+          <w:rFonts w:hint="eastAsia" w:eastAsia="黑体"/>
           <w:b/>
           <w:bCs/>
         </w:rPr>
@@ -645,6 +726,7 @@
       </w:r>
       <w:r>
         <w:rPr>
+          <w:rFonts w:eastAsia="黑体"/>
           <w:b/>
           <w:bCs/>
         </w:rPr>
@@ -656,11 +738,14 @@
         </m:r>
       </m:oMath>
       <w:r>
+        <w:rPr>
+          <w:rFonts w:eastAsia="黑体"/>
+        </w:rPr>
         <w:t xml:space="preserve"> </w:t>
       </w:r>
       <w:r>
         <w:rPr>
-          <w:rFonts w:hint="eastAsia"/>
+          <w:rFonts w:hint="eastAsia" w:eastAsia="黑体"/>
         </w:rPr>
         <w:t xml:space="preserve">一端接直流正端、另一端接直流负端。</w:t>
       </w:r>
@@ -669,7 +754,7 @@
       <w:pPr/>
       <w:r>
         <w:rPr>
-          <w:rFonts w:hint="eastAsia"/>
+          <w:rFonts w:hint="eastAsia" w:eastAsia="黑体"/>
         </w:rPr>
         <w:t xml:space="preserve">由此构成”四只二极管组成桥、一对对角为交流输入、另一对对角为直流输出”的全波桥式整流组态，把正负交替交流整流为单向脉动直流，负载电流方向始终一致。</w:t>
       </w:r>
@@ -682,7 +767,7 @@
       </w:pPr>
       <w:r>
         <w:rPr>
-          <w:rFonts w:hint="eastAsia"/>
+          <w:rFonts w:hint="eastAsia" w:eastAsia="黑体"/>
         </w:rPr>
         <w:t xml:space="preserve">工作原理</w:t>
       </w:r>
@@ -693,7 +778,7 @@
       </w:pPr>
       <w:r>
         <w:rPr>
-          <w:rFonts w:hint="eastAsia"/>
+          <w:rFonts w:hint="eastAsia" w:eastAsia="黑体"/>
         </w:rPr>
         <w:t xml:space="preserve">交流正半周时一对对角二极管导通、负半周时另一对对角二极管导通，负载上的电流方向始终一致，从而在负载上得到单向脉动的直流电压。</w:t>
       </w:r>
@@ -706,7 +791,7 @@
       </w:pPr>
       <w:r>
         <w:rPr>
-          <w:rFonts w:hint="eastAsia"/>
+          <w:rFonts w:hint="eastAsia" w:eastAsia="黑体"/>
         </w:rPr>
         <w:t xml:space="preserve">关键计算公式</w:t>
       </w:r>
@@ -717,7 +802,7 @@
       </w:pPr>
       <w:r>
         <w:rPr>
-          <w:rFonts w:hint="eastAsia"/>
+          <w:rFonts w:hint="eastAsia" w:eastAsia="黑体"/>
         </w:rPr>
         <w:t xml:space="preserve">输出平均电压（整流后，不计滤波）：</w:t>
       </w:r>
@@ -837,20 +922,26 @@
       </w:pPr>
       <w:r>
         <w:rPr>
-          <w:rFonts w:hint="eastAsia"/>
+          <w:rFonts w:hint="eastAsia" w:eastAsia="黑体"/>
         </w:rPr>
         <w:t xml:space="preserve">纹波电压（加大滤波电容</w:t>
       </w:r>
       <w:r>
+        <w:rPr>
+          <w:rFonts w:eastAsia="黑体"/>
+        </w:rPr>
         <w:t xml:space="preserve"> </w:t>
       </w:r>
       <w:r>
         <w:rPr>
-          <w:rFonts w:hint="eastAsia"/>
+          <w:rFonts w:hint="eastAsia" w:eastAsia="黑体"/>
         </w:rPr>
         <w:t xml:space="preserve">C，负载</w:t>
       </w:r>
       <w:r>
+        <w:rPr>
+          <w:rFonts w:eastAsia="黑体"/>
+        </w:rPr>
         <w:t xml:space="preserve"> </w:t>
       </w:r>
       <m:oMath>
@@ -869,11 +960,14 @@
       </m:oMath>
       <w:r>
         <w:rPr>
-          <w:rFonts w:hint="eastAsia"/>
+          <w:rFonts w:hint="eastAsia" w:eastAsia="黑体"/>
         </w:rPr>
         <w:t xml:space="preserve">，频率</w:t>
       </w:r>
       <w:r>
+        <w:rPr>
+          <w:rFonts w:eastAsia="黑体"/>
+        </w:rPr>
         <w:t xml:space="preserve"> </w:t>
       </w:r>
       <m:oMath>
@@ -883,7 +977,7 @@
       </m:oMath>
       <w:r>
         <w:rPr>
-          <w:rFonts w:hint="eastAsia"/>
+          <w:rFonts w:hint="eastAsia" w:eastAsia="黑体"/>
         </w:rPr>
         <w:t xml:space="preserve">）：</w:t>
       </w:r>
@@ -1030,7 +1124,7 @@
       </w:pPr>
       <w:r>
         <w:rPr>
-          <w:rFonts w:hint="eastAsia"/>
+          <w:rFonts w:hint="eastAsia" w:eastAsia="黑体"/>
         </w:rPr>
         <w:t xml:space="preserve">峰值反向电压（每个二极管承受）：</w:t>
       </w:r>
@@ -1081,7 +1175,7 @@
       </w:pPr>
       <w:r>
         <w:rPr>
-          <w:rFonts w:hint="eastAsia"/>
+          <w:rFonts w:hint="eastAsia" w:eastAsia="黑体"/>
         </w:rPr>
         <w:t xml:space="preserve">输入有效值与峰值关系：</w:t>
       </w:r>
@@ -1183,7 +1277,7 @@
             </w:pPr>
             <w:r>
               <w:rPr>
-                <w:rFonts w:hint="eastAsia"/>
+                <w:rFonts w:hint="eastAsia" w:eastAsia="黑体"/>
               </w:rPr>
               <w:t xml:space="preserve">符号</w:t>
             </w:r>
@@ -1197,7 +1291,7 @@
             </w:pPr>
             <w:r>
               <w:rPr>
-                <w:rFonts w:hint="eastAsia"/>
+                <w:rFonts w:hint="eastAsia" w:eastAsia="黑体"/>
               </w:rPr>
               <w:t xml:space="preserve">含义</w:t>
             </w:r>
@@ -1211,7 +1305,7 @@
             </w:pPr>
             <w:r>
               <w:rPr>
-                <w:rFonts w:hint="eastAsia"/>
+                <w:rFonts w:hint="eastAsia" w:eastAsia="黑体"/>
               </w:rPr>
               <w:t xml:space="preserve">单位</w:t>
             </w:r>
@@ -1240,6 +1334,9 @@
               </m:sSub>
             </m:oMath>
             <w:r>
+              <w:rPr>
+                <w:rFonts w:eastAsia="黑体"/>
+              </w:rPr>
               <w:t xml:space="preserve">​</w:t>
             </w:r>
           </w:p>
@@ -1252,7 +1349,7 @@
             </w:pPr>
             <w:r>
               <w:rPr>
-                <w:rFonts w:hint="eastAsia"/>
+                <w:rFonts w:hint="eastAsia" w:eastAsia="黑体"/>
               </w:rPr>
               <w:t xml:space="preserve">交流峰值电压</w:t>
             </w:r>
@@ -1265,6 +1362,9 @@
               <w:pStyle w:val="Compact"/>
             </w:pPr>
             <w:r>
+              <w:rPr>
+                <w:rFonts w:eastAsia="黑体"/>
+              </w:rPr>
               <w:t xml:space="preserve">V</w:t>
             </w:r>
           </w:p>
@@ -1298,6 +1398,9 @@
               </m:sSub>
             </m:oMath>
             <w:r>
+              <w:rPr>
+                <w:rFonts w:eastAsia="黑体"/>
+              </w:rPr>
               <w:t xml:space="preserve">​</w:t>
             </w:r>
           </w:p>
@@ -1310,7 +1413,7 @@
             </w:pPr>
             <w:r>
               <w:rPr>
-                <w:rFonts w:hint="eastAsia"/>
+                <w:rFonts w:hint="eastAsia" w:eastAsia="黑体"/>
               </w:rPr>
               <w:t xml:space="preserve">交流有效值</w:t>
             </w:r>
@@ -1323,6 +1426,9 @@
               <w:pStyle w:val="Compact"/>
             </w:pPr>
             <w:r>
+              <w:rPr>
+                <w:rFonts w:eastAsia="黑体"/>
+              </w:rPr>
               <w:t xml:space="preserve">V</w:t>
             </w:r>
           </w:p>
@@ -1353,6 +1459,9 @@
               </m:sSub>
             </m:oMath>
             <w:r>
+              <w:rPr>
+                <w:rFonts w:eastAsia="黑体"/>
+              </w:rPr>
               <w:t xml:space="preserve">​</w:t>
             </w:r>
           </w:p>
@@ -1365,7 +1474,7 @@
             </w:pPr>
             <w:r>
               <w:rPr>
-                <w:rFonts w:hint="eastAsia"/>
+                <w:rFonts w:hint="eastAsia" w:eastAsia="黑体"/>
               </w:rPr>
               <w:t xml:space="preserve">直流平均电压</w:t>
             </w:r>
@@ -1378,6 +1487,9 @@
               <w:pStyle w:val="Compact"/>
             </w:pPr>
             <w:r>
+              <w:rPr>
+                <w:rFonts w:eastAsia="黑体"/>
+              </w:rPr>
               <w:t xml:space="preserve">V</w:t>
             </w:r>
           </w:p>
@@ -1414,6 +1526,9 @@
               </m:sSub>
             </m:oMath>
             <w:r>
+              <w:rPr>
+                <w:rFonts w:eastAsia="黑体"/>
+              </w:rPr>
               <w:t xml:space="preserve">​</w:t>
             </w:r>
           </w:p>
@@ -1426,7 +1541,7 @@
             </w:pPr>
             <w:r>
               <w:rPr>
-                <w:rFonts w:hint="eastAsia"/>
+                <w:rFonts w:hint="eastAsia" w:eastAsia="黑体"/>
               </w:rPr>
               <w:t xml:space="preserve">负载电流</w:t>
             </w:r>
@@ -1439,6 +1554,9 @@
               <w:pStyle w:val="Compact"/>
             </w:pPr>
             <w:r>
+              <w:rPr>
+                <w:rFonts w:eastAsia="黑体"/>
+              </w:rPr>
               <w:t xml:space="preserve">A</w:t>
             </w:r>
           </w:p>
@@ -1457,6 +1575,9 @@
               </m:r>
             </m:oMath>
             <w:r>
+              <w:rPr>
+                <w:rFonts w:eastAsia="黑体"/>
+              </w:rPr>
               <w:t xml:space="preserve">​</w:t>
             </w:r>
           </w:p>
@@ -1469,11 +1590,14 @@
             </w:pPr>
             <w:r>
               <w:rPr>
-                <w:rFonts w:hint="eastAsia"/>
+                <w:rFonts w:hint="eastAsia" w:eastAsia="黑体"/>
               </w:rPr>
               <w:t xml:space="preserve">交流频率（整流纹波为</w:t>
             </w:r>
             <w:r>
+              <w:rPr>
+                <w:rFonts w:eastAsia="黑体"/>
+              </w:rPr>
               <w:t xml:space="preserve"> </w:t>
             </w:r>
             <m:oMath>
@@ -1486,7 +1610,7 @@
             </m:oMath>
             <w:r>
               <w:rPr>
-                <w:rFonts w:hint="eastAsia"/>
+                <w:rFonts w:hint="eastAsia" w:eastAsia="黑体"/>
               </w:rPr>
               <w:t xml:space="preserve">）</w:t>
             </w:r>
@@ -1499,6 +1623,9 @@
               <w:pStyle w:val="Compact"/>
             </w:pPr>
             <w:r>
+              <w:rPr>
+                <w:rFonts w:eastAsia="黑体"/>
+              </w:rPr>
               <w:t xml:space="preserve">Hz</w:t>
             </w:r>
           </w:p>
@@ -1517,6 +1644,9 @@
               </m:r>
             </m:oMath>
             <w:r>
+              <w:rPr>
+                <w:rFonts w:eastAsia="黑体"/>
+              </w:rPr>
               <w:t xml:space="preserve">​</w:t>
             </w:r>
           </w:p>
@@ -1529,7 +1659,7 @@
             </w:pPr>
             <w:r>
               <w:rPr>
-                <w:rFonts w:hint="eastAsia"/>
+                <w:rFonts w:hint="eastAsia" w:eastAsia="黑体"/>
               </w:rPr>
               <w:t xml:space="preserve">滤波电容</w:t>
             </w:r>
@@ -1542,6 +1672,9 @@
               <w:pStyle w:val="Compact"/>
             </w:pPr>
             <w:r>
+              <w:rPr>
+                <w:rFonts w:eastAsia="黑体"/>
+              </w:rPr>
               <w:t xml:space="preserve">F</w:t>
             </w:r>
           </w:p>
@@ -1569,6 +1702,9 @@
               </m:sSub>
             </m:oMath>
             <w:r>
+              <w:rPr>
+                <w:rFonts w:eastAsia="黑体"/>
+              </w:rPr>
               <w:t xml:space="preserve">​</w:t>
             </w:r>
           </w:p>
@@ -1581,7 +1717,7 @@
             </w:pPr>
             <w:r>
               <w:rPr>
-                <w:rFonts w:hint="eastAsia"/>
+                <w:rFonts w:hint="eastAsia" w:eastAsia="黑体"/>
               </w:rPr>
               <w:t xml:space="preserve">负载电阻</w:t>
             </w:r>
@@ -1594,6 +1730,9 @@
               <w:pStyle w:val="Compact"/>
             </w:pPr>
             <w:r>
+              <w:rPr>
+                <w:rFonts w:eastAsia="黑体"/>
+              </w:rPr>
               <w:t xml:space="preserve">Ω</w:t>
             </w:r>
           </w:p>
@@ -1608,7 +1747,7 @@
       </w:pPr>
       <w:r>
         <w:rPr>
-          <w:rFonts w:hint="eastAsia"/>
+          <w:rFonts w:hint="eastAsia" w:eastAsia="黑体"/>
         </w:rPr>
         <w:t xml:space="preserve">元件调整影响</w:t>
       </w:r>
@@ -1623,7 +1762,7 @@
       </w:pPr>
       <w:r>
         <w:rPr>
-          <w:rFonts w:hint="eastAsia"/>
+          <w:rFonts w:hint="eastAsia" w:eastAsia="黑体"/>
           <w:b/>
           <w:bCs/>
         </w:rPr>
@@ -1631,24 +1770,34 @@
       </w:r>
       <w:r>
         <w:rPr>
+          <w:rFonts w:eastAsia="黑体"/>
           <w:b/>
           <w:bCs/>
         </w:rPr>
         <w:t xml:space="preserve"> C↑</w:t>
       </w:r>
       <w:r>
+        <w:rPr>
+          <w:rFonts w:eastAsia="黑体"/>
+        </w:rPr>
         <w:t xml:space="preserve"> </w:t>
       </w:r>
       <w:r>
+        <w:rPr>
+          <w:rFonts w:eastAsia="黑体"/>
+        </w:rPr>
         <w:t xml:space="preserve">→ </w:t>
       </w:r>
       <w:r>
         <w:rPr>
-          <w:rFonts w:hint="eastAsia"/>
+          <w:rFonts w:hint="eastAsia" w:eastAsia="黑体"/>
         </w:rPr>
         <w:t xml:space="preserve">纹波电压</w:t>
       </w:r>
       <w:r>
+        <w:rPr>
+          <w:rFonts w:eastAsia="黑体"/>
+        </w:rPr>
         <w:t xml:space="preserve"> </w:t>
       </w:r>
       <m:oMath>
@@ -1681,11 +1830,14 @@
         </m:sSub>
       </m:oMath>
       <w:r>
+        <w:rPr>
+          <w:rFonts w:eastAsia="黑体"/>
+        </w:rPr>
         <w:t xml:space="preserve"> </w:t>
       </w:r>
       <w:r>
         <w:rPr>
-          <w:rFonts w:hint="eastAsia"/>
+          <w:rFonts w:hint="eastAsia" w:eastAsia="黑体"/>
         </w:rPr>
         <w:t xml:space="preserve">减小、直流更平滑。</w:t>
       </w:r>
@@ -1700,7 +1852,7 @@
       </w:pPr>
       <w:r>
         <w:rPr>
-          <w:rFonts w:hint="eastAsia"/>
+          <w:rFonts w:hint="eastAsia" w:eastAsia="黑体"/>
           <w:b/>
           <w:bCs/>
         </w:rPr>
@@ -1708,6 +1860,7 @@
       </w:r>
       <w:r>
         <w:rPr>
+          <w:rFonts w:eastAsia="黑体"/>
           <w:b/>
           <w:bCs/>
         </w:rPr>
@@ -1729,21 +1882,27 @@
       </m:oMath>
       <w:r>
         <w:rPr>
-          <w:rFonts w:hint="eastAsia"/>
+          <w:rFonts w:hint="eastAsia" w:eastAsia="黑体"/>
           <w:b/>
           <w:bCs/>
         </w:rPr>
         <w:t xml:space="preserve">↓（电流↑）</w:t>
       </w:r>
       <w:r>
+        <w:rPr>
+          <w:rFonts w:eastAsia="黑体"/>
+        </w:rPr>
         <w:t xml:space="preserve"> </w:t>
       </w:r>
       <w:r>
+        <w:rPr>
+          <w:rFonts w:eastAsia="黑体"/>
+        </w:rPr>
         <w:t xml:space="preserve">→ </w:t>
       </w:r>
       <w:r>
         <w:rPr>
-          <w:rFonts w:hint="eastAsia"/>
+          <w:rFonts w:hint="eastAsia" w:eastAsia="黑体"/>
         </w:rPr>
         <w:t xml:space="preserve">纹波增大，直流平均值下降。</w:t>
       </w:r>
@@ -1758,7 +1917,7 @@
       </w:pPr>
       <w:r>
         <w:rPr>
-          <w:rFonts w:hint="eastAsia"/>
+          <w:rFonts w:hint="eastAsia" w:eastAsia="黑体"/>
           <w:b/>
           <w:bCs/>
         </w:rPr>
@@ -1766,6 +1925,7 @@
       </w:r>
       <w:r>
         <w:rPr>
+          <w:rFonts w:eastAsia="黑体"/>
           <w:b/>
           <w:bCs/>
         </w:rPr>
@@ -1787,20 +1947,27 @@
       </m:oMath>
       <w:r>
         <w:rPr>
+          <w:rFonts w:eastAsia="黑体"/>
           <w:b/>
           <w:bCs/>
         </w:rPr>
         <w:t xml:space="preserve">↑</w:t>
       </w:r>
       <w:r>
+        <w:rPr>
+          <w:rFonts w:eastAsia="黑体"/>
+        </w:rPr>
         <w:t xml:space="preserve"> </w:t>
       </w:r>
       <w:r>
+        <w:rPr>
+          <w:rFonts w:eastAsia="黑体"/>
+        </w:rPr>
         <w:t xml:space="preserve">→ </w:t>
       </w:r>
       <w:r>
         <w:rPr>
-          <w:rFonts w:hint="eastAsia"/>
+          <w:rFonts w:hint="eastAsia" w:eastAsia="黑体"/>
         </w:rPr>
         <w:t xml:space="preserve">输出直流与纹波同比例上升，需注意器件耐压。</w:t>
       </w:r>
@@ -1815,7 +1982,7 @@
       </w:pPr>
       <w:r>
         <w:rPr>
-          <w:rFonts w:hint="eastAsia"/>
+          <w:rFonts w:hint="eastAsia" w:eastAsia="黑体"/>
           <w:b/>
           <w:bCs/>
         </w:rPr>
@@ -1823,29 +1990,38 @@
       </w:r>
       <w:r>
         <w:rPr>
-          <w:rFonts w:hint="eastAsia"/>
+          <w:rFonts w:hint="eastAsia" w:eastAsia="黑体"/>
         </w:rPr>
         <w:t xml:space="preserve">（硅管每个约</w:t>
       </w:r>
       <w:r>
+        <w:rPr>
+          <w:rFonts w:eastAsia="黑体"/>
+        </w:rPr>
         <w:t xml:space="preserve"> 0.7 </w:t>
       </w:r>
       <w:r>
         <w:rPr>
-          <w:rFonts w:hint="eastAsia"/>
+          <w:rFonts w:hint="eastAsia" w:eastAsia="黑体"/>
         </w:rPr>
         <w:t xml:space="preserve">V）→</w:t>
       </w:r>
       <w:r>
+        <w:rPr>
+          <w:rFonts w:eastAsia="黑体"/>
+        </w:rPr>
         <w:t xml:space="preserve"> </w:t>
       </w:r>
       <w:r>
         <w:rPr>
-          <w:rFonts w:hint="eastAsia"/>
+          <w:rFonts w:hint="eastAsia" w:eastAsia="黑体"/>
         </w:rPr>
         <w:t xml:space="preserve">全桥总有两只二极管导通，输出损耗约</w:t>
       </w:r>
       <w:r>
+        <w:rPr>
+          <w:rFonts w:eastAsia="黑体"/>
+        </w:rPr>
         <w:t xml:space="preserve"> </w:t>
       </w:r>
       <m:oMath>
@@ -1882,6 +2058,9 @@
         </m:r>
       </m:oMath>
       <w:r>
+        <w:rPr>
+          <w:rFonts w:eastAsia="黑体"/>
+        </w:rPr>
         <w:t xml:space="preserve">。</w:t>
       </w:r>
     </w:p>
@@ -1893,7 +2072,7 @@
       </w:pPr>
       <w:r>
         <w:rPr>
-          <w:rFonts w:hint="eastAsia"/>
+          <w:rFonts w:hint="eastAsia" w:eastAsia="黑体"/>
         </w:rPr>
         <w:t xml:space="preserve">典型参数示例</w:t>
       </w:r>
@@ -1908,11 +2087,14 @@
       </w:pPr>
       <w:r>
         <w:rPr>
-          <w:rFonts w:hint="eastAsia"/>
+          <w:rFonts w:hint="eastAsia" w:eastAsia="黑体"/>
         </w:rPr>
         <w:t xml:space="preserve">取</w:t>
       </w:r>
       <w:r>
+        <w:rPr>
+          <w:rFonts w:eastAsia="黑体"/>
+        </w:rPr>
         <w:t xml:space="preserve"> </w:t>
       </w:r>
       <m:oMath>
@@ -1956,7 +2138,7 @@
       </m:oMath>
       <w:r>
         <w:rPr>
-          <w:rFonts w:hint="eastAsia"/>
+          <w:rFonts w:hint="eastAsia" w:eastAsia="黑体"/>
         </w:rPr>
         <w:t xml:space="preserve">：</w:t>
       </w:r>
@@ -2021,7 +2203,7 @@
       </m:oMath>
       <w:r>
         <w:rPr>
-          <w:rFonts w:hint="eastAsia"/>
+          <w:rFonts w:hint="eastAsia" w:eastAsia="黑体"/>
         </w:rPr>
         <w:t xml:space="preserve">，</w:t>
       </w:r>
@@ -2081,7 +2263,7 @@
       </m:oMath>
       <w:r>
         <w:rPr>
-          <w:rFonts w:hint="eastAsia"/>
+          <w:rFonts w:hint="eastAsia" w:eastAsia="黑体"/>
         </w:rPr>
         <w:t xml:space="preserve">（不计二极管压降）。</w:t>
       </w:r>
@@ -2096,11 +2278,14 @@
       </w:pPr>
       <w:r>
         <w:rPr>
-          <w:rFonts w:hint="eastAsia"/>
+          <w:rFonts w:hint="eastAsia" w:eastAsia="黑体"/>
         </w:rPr>
         <w:t xml:space="preserve">取</w:t>
       </w:r>
       <w:r>
+        <w:rPr>
+          <w:rFonts w:eastAsia="黑体"/>
+        </w:rPr>
         <w:t xml:space="preserve"> </w:t>
       </w:r>
       <m:oMath>
@@ -2146,6 +2331,9 @@
         </m:r>
       </m:oMath>
       <w:r>
+        <w:rPr>
+          <w:rFonts w:eastAsia="黑体"/>
+        </w:rPr>
         <w:t xml:space="preserve">、</w:t>
       </w:r>
       <m:oMath>
@@ -2176,6 +2364,9 @@
         </m:r>
       </m:oMath>
       <w:r>
+        <w:rPr>
+          <w:rFonts w:eastAsia="黑体"/>
+        </w:rPr>
         <w:t xml:space="preserve">、</w:t>
       </w:r>
       <m:oMath>
@@ -2204,7 +2395,7 @@
       </m:oMath>
       <w:r>
         <w:rPr>
-          <w:rFonts w:hint="eastAsia"/>
+          <w:rFonts w:hint="eastAsia" w:eastAsia="黑体"/>
         </w:rPr>
         <w:t xml:space="preserve">：</w:t>
       </w:r>
@@ -2320,6 +2511,9 @@
         </m:r>
       </m:oMath>
       <w:r>
+        <w:rPr>
+          <w:rFonts w:eastAsia="黑体"/>
+        </w:rPr>
         <w:t xml:space="preserve">。</w:t>
       </w:r>
     </w:p>
@@ -2331,7 +2525,7 @@
       </w:pPr>
       <w:r>
         <w:rPr>
-          <w:rFonts w:hint="eastAsia"/>
+          <w:rFonts w:hint="eastAsia" w:eastAsia="黑体"/>
         </w:rPr>
         <w:t xml:space="preserve">常见器件型号</w:t>
       </w:r>
@@ -2346,7 +2540,7 @@
       </w:pPr>
       <w:r>
         <w:rPr>
-          <w:rFonts w:hint="eastAsia"/>
+          <w:rFonts w:hint="eastAsia" w:eastAsia="黑体"/>
         </w:rPr>
         <w:t xml:space="preserve">整流二极管：1N4007、1N5408。</w:t>
       </w:r>
@@ -2361,7 +2555,7 @@
       </w:pPr>
       <w:r>
         <w:rPr>
-          <w:rFonts w:hint="eastAsia"/>
+          <w:rFonts w:hint="eastAsia" w:eastAsia="黑体"/>
         </w:rPr>
         <w:t xml:space="preserve">集成桥堆：KBP210、GBU806、MB6S（贴片）、DB107。</w:t>
       </w:r>
@@ -2374,7 +2568,7 @@
       </w:pPr>
       <w:r>
         <w:rPr>
-          <w:rFonts w:hint="eastAsia"/>
+          <w:rFonts w:hint="eastAsia" w:eastAsia="黑体"/>
         </w:rPr>
         <w:t xml:space="preserve">注意事项</w:t>
       </w:r>
@@ -2389,16 +2583,19 @@
       </w:pPr>
       <w:r>
         <w:rPr>
-          <w:rFonts w:hint="eastAsia"/>
+          <w:rFonts w:hint="eastAsia" w:eastAsia="黑体"/>
         </w:rPr>
         <w:t xml:space="preserve">二极管</w:t>
       </w:r>
       <w:r>
+        <w:rPr>
+          <w:rFonts w:eastAsia="黑体"/>
+        </w:rPr>
         <w:t xml:space="preserve"> PIV </w:t>
       </w:r>
       <w:r>
         <w:rPr>
-          <w:rFonts w:hint="eastAsia"/>
+          <w:rFonts w:hint="eastAsia" w:eastAsia="黑体"/>
         </w:rPr>
         <w:t xml:space="preserve">须高于交流峰值电压，留足安全裕量。</w:t>
       </w:r>
@@ -2413,7 +2610,7 @@
       </w:pPr>
       <w:r>
         <w:rPr>
-          <w:rFonts w:hint="eastAsia"/>
+          <w:rFonts w:hint="eastAsia" w:eastAsia="黑体"/>
         </w:rPr>
         <w:t xml:space="preserve">大容量滤波电容充电时的浪涌电流较大，需考虑限流或软启动。</w:t>
       </w:r>
@@ -2428,7 +2625,7 @@
       </w:pPr>
       <w:r>
         <w:rPr>
-          <w:rFonts w:hint="eastAsia"/>
+          <w:rFonts w:hint="eastAsia" w:eastAsia="黑体"/>
         </w:rPr>
         <w:t xml:space="preserve">电容耐压须高于峰值电压，并注意纹波电流额定值。</w:t>
       </w:r>
@@ -2441,7 +2638,7 @@
       </w:pPr>
       <w:r>
         <w:rPr>
-          <w:rFonts w:hint="eastAsia"/>
+          <w:rFonts w:hint="eastAsia" w:eastAsia="黑体"/>
         </w:rPr>
         <w:t xml:space="preserve">参考资料</w:t>
       </w:r>
@@ -2456,7 +2653,7 @@
       </w:pPr>
       <w:r>
         <w:rPr>
-          <w:rFonts w:hint="eastAsia"/>
+          <w:rFonts w:hint="eastAsia" w:eastAsia="黑体"/>
         </w:rPr>
         <w:t xml:space="preserve">《模拟电子技术基础》（童诗白、华成英）。</w:t>
       </w:r>
@@ -2470,6 +2667,9 @@
         </w:numPr>
       </w:pPr>
       <w:r>
+        <w:rPr>
+          <w:rFonts w:eastAsia="黑体"/>
+        </w:rPr>
         <w:t xml:space="preserve">Wikipedia: Diode bridge。</w:t>
       </w:r>
     </w:p>
@@ -2482,6 +2682,9 @@
         </w:numPr>
       </w:pPr>
       <w:r>
+        <w:rPr>
+          <w:rFonts w:eastAsia="黑体"/>
+        </w:rPr>
         <w:t xml:space="preserve">Wikipedia: Rectifier。</w:t>
       </w:r>
     </w:p>
@@ -2494,11 +2697,11 @@
       </w:pPr>
       <w:r>
         <w:rPr>
-          <w:rFonts w:ascii="Times New Roman" w:hAnsi="Times New Roman"/>
+          <w:rFonts w:ascii="Times New Roman" w:hAnsi="Times New Roman" w:eastAsia="黑体"/>
           <w:color w:val="555555"/>
           <w:sz w:val="21"/>
         </w:rPr>
-        <w:t>材料收集者：杜文杰</w:t>
+        <w:t>材料收集者：杜文杰，WX手机：19519196569，QQ:3478827729</w:t>
       </w:r>
     </w:p>
     <w:sectPr>
@@ -2518,7 +2721,7 @@
 </file>
 
 <file path=word/footer1.xml><?xml version="1.0" encoding="utf-8"?>
-<w:ftr xmlns:m="http://schemas.openxmlformats.org/officeDocument/2006/math" xmlns:mc="http://schemas.openxmlformats.org/markup-compatibility/2006" xmlns:mo="http://schemas.microsoft.com/office/mac/office/2008/main" xmlns:mv="urn:schemas-microsoft-com:mac:vml" xmlns:o="urn:schemas-microsoft-com:office:office" xmlns:r="http://schemas.openxmlformats.org/officeDocument/2006/relationships" xmlns:v="urn:schemas-microsoft-com:vml" xmlns:w10="urn:schemas-microsoft-com:office:word" xmlns:w14="http://schemas.microsoft.com/office/word/2010/wordml" xmlns:w="http://schemas.openxmlformats.org/wordprocessingml/2006/main" xmlns:wne="http://schemas.microsoft.com/office/word/2006/wordml" xmlns:wp14="http://schemas.microsoft.com/office/word/2010/wordprocessingDrawing" xmlns:wp="http://schemas.openxmlformats.org/drawingml/2006/wordprocessingDrawing" xmlns:wpc="http://schemas.microsoft.com/office/word/2010/wordprocessingCanvas" xmlns:wpg="http://schemas.microsoft.com/office/word/2010/wordprocessingGroup" xmlns:wpi="http://schemas.microsoft.com/office/word/2010/wordprocessingInk" xmlns:wps="http://schemas.microsoft.com/office/word/2010/wordprocessingShape" mc:Ignorable="w14 wp14">
+<w:ftr xmlns:mc="http://schemas.openxmlformats.org/markup-compatibility/2006" xmlns:w="http://schemas.openxmlformats.org/wordprocessingml/2006/main" xmlns:m="http://schemas.openxmlformats.org/officeDocument/2006/math" xmlns:mo="http://schemas.microsoft.com/office/mac/office/2008/main" xmlns:mv="urn:schemas-microsoft-com:mac:vml" xmlns:o="urn:schemas-microsoft-com:office:office" xmlns:r="http://schemas.openxmlformats.org/officeDocument/2006/relationships" xmlns:v="urn:schemas-microsoft-com:vml" xmlns:w10="urn:schemas-microsoft-com:office:word" xmlns:w14="http://schemas.microsoft.com/office/word/2010/wordml" xmlns:wne="http://schemas.microsoft.com/office/word/2006/wordml" xmlns:wp14="http://schemas.microsoft.com/office/word/2010/wordprocessingDrawing" xmlns:wp="http://schemas.openxmlformats.org/drawingml/2006/wordprocessingDrawing" xmlns:wpc="http://schemas.microsoft.com/office/word/2010/wordprocessingCanvas" xmlns:wpg="http://schemas.microsoft.com/office/word/2010/wordprocessingGroup" xmlns:wpi="http://schemas.microsoft.com/office/word/2010/wordprocessingInk" xmlns:wps="http://schemas.microsoft.com/office/word/2010/wordprocessingShape" mc:Ignorable="w14 wp14">
   <w:p>
     <w:pPr>
       <w:pStyle w:val="Footer"/>
@@ -2526,12 +2729,14 @@
     </w:pPr>
     <w:r>
       <w:rPr>
+        <w:rFonts w:eastAsia="黑体"/>
         <w:sz w:val="18"/>
       </w:rPr>
       <w:t xml:space="preserve">第 </w:t>
     </w:r>
     <w:r>
       <w:rPr>
+        <w:rFonts w:eastAsia="黑体"/>
         <w:sz w:val="18"/>
       </w:rPr>
       <w:fldChar w:fldCharType="begin"/>
@@ -2540,6 +2745,7 @@
     </w:r>
     <w:r>
       <w:rPr>
+        <w:rFonts w:eastAsia="黑体"/>
         <w:sz w:val="18"/>
       </w:rPr>
       <w:t xml:space="preserve"> 页</w:t>
@@ -2553,6 +2759,9 @@
   <w:footnote w:type="continuationSeparator" w:id="0">
     <w:p>
       <w:r>
+        <w:rPr>
+          <w:rFonts w:eastAsia="黑体"/>
+        </w:rPr>
         <w:continuationSeparator/>
       </w:r>
     </w:p>
@@ -2560,6 +2769,9 @@
   <w:footnote w:type="separator" w:id="-1">
     <w:p>
       <w:r>
+        <w:rPr>
+          <w:rFonts w:eastAsia="黑体"/>
+        </w:rPr>
         <w:separator/>
       </w:r>
     </w:p>
@@ -2568,7 +2780,7 @@
 </file>
 
 <file path=word/header1.xml><?xml version="1.0" encoding="utf-8"?>
-<w:hdr xmlns:m="http://schemas.openxmlformats.org/officeDocument/2006/math" xmlns:mc="http://schemas.openxmlformats.org/markup-compatibility/2006" xmlns:mo="http://schemas.microsoft.com/office/mac/office/2008/main" xmlns:mv="urn:schemas-microsoft-com:mac:vml" xmlns:o="urn:schemas-microsoft-com:office:office" xmlns:r="http://schemas.openxmlformats.org/officeDocument/2006/relationships" xmlns:v="urn:schemas-microsoft-com:vml" xmlns:w10="urn:schemas-microsoft-com:office:word" xmlns:w14="http://schemas.microsoft.com/office/word/2010/wordml" xmlns:w="http://schemas.openxmlformats.org/wordprocessingml/2006/main" xmlns:wne="http://schemas.microsoft.com/office/word/2006/wordml" xmlns:wp14="http://schemas.microsoft.com/office/word/2010/wordprocessingDrawing" xmlns:wp="http://schemas.openxmlformats.org/drawingml/2006/wordprocessingDrawing" xmlns:wpc="http://schemas.microsoft.com/office/word/2010/wordprocessingCanvas" xmlns:wpg="http://schemas.microsoft.com/office/word/2010/wordprocessingGroup" xmlns:wpi="http://schemas.microsoft.com/office/word/2010/wordprocessingInk" xmlns:wps="http://schemas.microsoft.com/office/word/2010/wordprocessingShape" mc:Ignorable="w14 wp14">
+<w:hdr xmlns:mc="http://schemas.openxmlformats.org/markup-compatibility/2006" xmlns:w="http://schemas.openxmlformats.org/wordprocessingml/2006/main" xmlns:m="http://schemas.openxmlformats.org/officeDocument/2006/math" xmlns:mo="http://schemas.microsoft.com/office/mac/office/2008/main" xmlns:mv="urn:schemas-microsoft-com:mac:vml" xmlns:o="urn:schemas-microsoft-com:office:office" xmlns:r="http://schemas.openxmlformats.org/officeDocument/2006/relationships" xmlns:v="urn:schemas-microsoft-com:vml" xmlns:w10="urn:schemas-microsoft-com:office:word" xmlns:w14="http://schemas.microsoft.com/office/word/2010/wordml" xmlns:wne="http://schemas.microsoft.com/office/word/2006/wordml" xmlns:wp14="http://schemas.microsoft.com/office/word/2010/wordprocessingDrawing" xmlns:wp="http://schemas.openxmlformats.org/drawingml/2006/wordprocessingDrawing" xmlns:wpc="http://schemas.microsoft.com/office/word/2010/wordprocessingCanvas" xmlns:wpg="http://schemas.microsoft.com/office/word/2010/wordprocessingGroup" xmlns:wpi="http://schemas.microsoft.com/office/word/2010/wordprocessingInk" xmlns:wps="http://schemas.microsoft.com/office/word/2010/wordprocessingShape" mc:Ignorable="w14 wp14">
   <w:p>
     <w:pPr>
       <w:pStyle w:val="Header"/>
@@ -2576,7 +2788,7 @@
     </w:pPr>
     <w:r>
       <w:rPr>
-        <w:rFonts w:ascii="Times New Roman" w:hAnsi="Times New Roman"/>
+        <w:rFonts w:ascii="Times New Roman" w:hAnsi="Times New Roman" w:eastAsia="黑体"/>
         <w:sz w:val="18"/>
         <w:rFonts w:eastAsia="黑体"/>
         <w:rFonts w:eastAsia="黑体"/>
@@ -2588,7 +2800,7 @@
 </file>
 
 <file path=word/numbering.xml><?xml version="1.0" encoding="utf-8"?>
-<w:numbering xmlns:m="http://schemas.openxmlformats.org/officeDocument/2006/math" xmlns:mc="http://schemas.openxmlformats.org/markup-compatibility/2006" xmlns:mo="http://schemas.microsoft.com/office/mac/office/2008/main" xmlns:mv="urn:schemas-microsoft-com:mac:vml" xmlns:o="urn:schemas-microsoft-com:office:office" xmlns:r="http://schemas.openxmlformats.org/officeDocument/2006/relationships" xmlns:v="urn:schemas-microsoft-com:vml" xmlns:w="http://schemas.openxmlformats.org/wordprocessingml/2006/main" xmlns:w10="urn:schemas-microsoft-com:office:word" xmlns:w14="http://schemas.microsoft.com/office/word/2010/wordml" xmlns:wne="http://schemas.microsoft.com/office/word/2006/wordml" xmlns:wp="http://schemas.openxmlformats.org/drawingml/2006/wordprocessingDrawing" xmlns:wp14="http://schemas.microsoft.com/office/word/2010/wordprocessingDrawing" xmlns:wpc="http://schemas.microsoft.com/office/word/2010/wordprocessingCanvas" xmlns:wpg="http://schemas.microsoft.com/office/word/2010/wordprocessingGroup" xmlns:wpi="http://schemas.microsoft.com/office/word/2010/wordprocessingInk" xmlns:wps="http://schemas.microsoft.com/office/word/2010/wordprocessingShape" mc:Ignorable="w14 wp14">
+<w:numbering xmlns:mc="http://schemas.openxmlformats.org/markup-compatibility/2006" xmlns:w="http://schemas.openxmlformats.org/wordprocessingml/2006/main" xmlns:m="http://schemas.openxmlformats.org/officeDocument/2006/math" xmlns:mo="http://schemas.microsoft.com/office/mac/office/2008/main" xmlns:mv="urn:schemas-microsoft-com:mac:vml" xmlns:o="urn:schemas-microsoft-com:office:office" xmlns:r="http://schemas.openxmlformats.org/officeDocument/2006/relationships" xmlns:v="urn:schemas-microsoft-com:vml" xmlns:w10="urn:schemas-microsoft-com:office:word" xmlns:w14="http://schemas.microsoft.com/office/word/2010/wordml" xmlns:wne="http://schemas.microsoft.com/office/word/2006/wordml" xmlns:wp="http://schemas.openxmlformats.org/drawingml/2006/wordprocessingDrawing" xmlns:wp14="http://schemas.microsoft.com/office/word/2010/wordprocessingDrawing" xmlns:wpc="http://schemas.microsoft.com/office/word/2010/wordprocessingCanvas" xmlns:wpg="http://schemas.microsoft.com/office/word/2010/wordprocessingGroup" xmlns:wpi="http://schemas.microsoft.com/office/word/2010/wordprocessingInk" xmlns:wps="http://schemas.microsoft.com/office/word/2010/wordprocessingShape" mc:Ignorable="w14 wp14">
   <w:abstractNum w:abstractNumId="0">
     <w:nsid w:val="FFFFFF7C"/>
     <w:multiLevelType w:val="singleLevel"/>
@@ -2675,7 +2887,7 @@
         <w:ind w:hanging="360" w:left="1440"/>
       </w:pPr>
       <w:rPr>
-        <w:rFonts w:ascii="Symbol" w:hAnsi="Symbol" w:hint="default"/>
+        <w:rFonts w:ascii="Symbol" w:hAnsi="Symbol" w:hint="default" w:eastAsia="黑体"/>
       </w:rPr>
     </w:lvl>
   </w:abstractNum>
@@ -2696,7 +2908,7 @@
         <w:ind w:hanging="360" w:left="1080"/>
       </w:pPr>
       <w:rPr>
-        <w:rFonts w:ascii="Symbol" w:hAnsi="Symbol" w:hint="default"/>
+        <w:rFonts w:ascii="Symbol" w:hAnsi="Symbol" w:hint="default" w:eastAsia="黑体"/>
       </w:rPr>
     </w:lvl>
   </w:abstractNum>
@@ -2717,7 +2929,7 @@
         <w:ind w:hanging="360" w:left="720"/>
       </w:pPr>
       <w:rPr>
-        <w:rFonts w:ascii="Symbol" w:hAnsi="Symbol" w:hint="default"/>
+        <w:rFonts w:ascii="Symbol" w:hAnsi="Symbol" w:hint="default" w:eastAsia="黑体"/>
       </w:rPr>
     </w:lvl>
   </w:abstractNum>
@@ -2756,7 +2968,7 @@
         <w:ind w:hanging="360" w:left="360"/>
       </w:pPr>
       <w:rPr>
-        <w:rFonts w:ascii="Symbol" w:hAnsi="Symbol" w:hint="default"/>
+        <w:rFonts w:ascii="Symbol" w:hAnsi="Symbol" w:hint="default" w:eastAsia="黑体"/>
       </w:rPr>
     </w:lvl>
   </w:abstractNum>
@@ -2847,7 +3059,7 @@
         <w:ind w:left="720" w:hanging="360"/>
       </w:pPr>
       <w:rPr>
-        <w:rFonts w:ascii="Symbol" w:hAnsi="Symbol" w:cs="Symbol" w:hint="default"/>
+        <w:rFonts w:ascii="Symbol" w:hAnsi="Symbol" w:cs="Symbol" w:hint="default" w:eastAsia="黑体"/>
       </w:rPr>
     </w:lvl>
     <w:lvl w:ilvl="1">
@@ -2858,7 +3070,7 @@
         <w:ind w:left="1440" w:hanging="360"/>
       </w:pPr>
       <w:rPr>
-        <w:rFonts w:ascii="Courier New" w:hAnsi="Courier New" w:cs="Courier New" w:hint="default"/>
+        <w:rFonts w:ascii="Courier New" w:hAnsi="Courier New" w:cs="Courier New" w:hint="default" w:eastAsia="黑体"/>
       </w:rPr>
     </w:lvl>
     <w:lvl w:ilvl="2">
@@ -2869,7 +3081,7 @@
         <w:ind w:left="2160" w:hanging="360"/>
       </w:pPr>
       <w:rPr>
-        <w:rFonts w:ascii="Wingdings" w:hAnsi="Wingdings" w:cs="Wingdings" w:hint="default"/>
+        <w:rFonts w:ascii="Wingdings" w:hAnsi="Wingdings" w:cs="Wingdings" w:hint="default" w:eastAsia="黑体"/>
       </w:rPr>
     </w:lvl>
     <w:lvl w:ilvl="3">
@@ -2880,7 +3092,7 @@
         <w:ind w:left="2880" w:hanging="360"/>
       </w:pPr>
       <w:rPr>
-        <w:rFonts w:ascii="Symbol" w:hAnsi="Symbol" w:cs="Symbol" w:hint="default"/>
+        <w:rFonts w:ascii="Symbol" w:hAnsi="Symbol" w:cs="Symbol" w:hint="default" w:eastAsia="黑体"/>
       </w:rPr>
     </w:lvl>
     <w:lvl w:ilvl="4">
@@ -2891,7 +3103,7 @@
         <w:ind w:left="3600" w:hanging="360"/>
       </w:pPr>
       <w:rPr>
-        <w:rFonts w:ascii="Courier New" w:hAnsi="Courier New" w:cs="Courier New" w:hint="default"/>
+        <w:rFonts w:ascii="Courier New" w:hAnsi="Courier New" w:cs="Courier New" w:hint="default" w:eastAsia="黑体"/>
       </w:rPr>
     </w:lvl>
     <w:lvl w:ilvl="5">
@@ -2902,7 +3114,7 @@
         <w:ind w:left="4320" w:hanging="360"/>
       </w:pPr>
       <w:rPr>
-        <w:rFonts w:ascii="Wingdings" w:hAnsi="Wingdings" w:cs="Wingdings" w:hint="default"/>
+        <w:rFonts w:ascii="Wingdings" w:hAnsi="Wingdings" w:cs="Wingdings" w:hint="default" w:eastAsia="黑体"/>
       </w:rPr>
     </w:lvl>
     <w:lvl w:ilvl="6">
@@ -2913,7 +3125,7 @@
         <w:ind w:left="5040" w:hanging="360"/>
       </w:pPr>
       <w:rPr>
-        <w:rFonts w:ascii="Symbol" w:hAnsi="Symbol" w:cs="Symbol" w:hint="default"/>
+        <w:rFonts w:ascii="Symbol" w:hAnsi="Symbol" w:cs="Symbol" w:hint="default" w:eastAsia="黑体"/>
       </w:rPr>
     </w:lvl>
     <w:lvl w:ilvl="7">
@@ -2924,7 +3136,7 @@
         <w:ind w:left="5760" w:hanging="360"/>
       </w:pPr>
       <w:rPr>
-        <w:rFonts w:ascii="Courier New" w:hAnsi="Courier New" w:cs="Courier New" w:hint="default"/>
+        <w:rFonts w:ascii="Courier New" w:hAnsi="Courier New" w:cs="Courier New" w:hint="default" w:eastAsia="黑体"/>
       </w:rPr>
     </w:lvl>
     <w:lvl w:ilvl="8">
@@ -2935,7 +3147,7 @@
         <w:ind w:left="6480" w:hanging="360"/>
       </w:pPr>
       <w:rPr>
-        <w:rFonts w:ascii="Wingdings" w:hAnsi="Wingdings" w:cs="Wingdings" w:hint="default"/>
+        <w:rFonts w:ascii="Wingdings" w:hAnsi="Wingdings" w:cs="Wingdings" w:hint="default" w:eastAsia="黑体"/>
       </w:rPr>
     </w:lvl>
   </w:abstractNum>
@@ -2988,11 +3200,11 @@
 </file>
 
 <file path=word/styles.xml><?xml version="1.0" encoding="utf-8"?>
-<w:styles xmlns:mc="http://schemas.openxmlformats.org/markup-compatibility/2006" xmlns:r="http://schemas.openxmlformats.org/officeDocument/2006/relationships" xmlns:w="http://schemas.openxmlformats.org/wordprocessingml/2006/main" xmlns:w14="http://schemas.microsoft.com/office/word/2010/wordml" mc:Ignorable="w14">
+<w:styles xmlns:mc="http://schemas.openxmlformats.org/markup-compatibility/2006" xmlns:w="http://schemas.openxmlformats.org/wordprocessingml/2006/main" xmlns:r="http://schemas.openxmlformats.org/officeDocument/2006/relationships" xmlns:w14="http://schemas.microsoft.com/office/word/2010/wordml" mc:Ignorable="w14">
   <w:docDefaults>
     <w:rPrDefault>
       <w:rPr>
-        <w:rFonts w:asciiTheme="minorHAnsi" w:cstheme="minorBidi" w:eastAsiaTheme="minorEastAsia" w:hAnsiTheme="minorHAnsi"/>
+        <w:rFonts w:asciiTheme="minorHAnsi" w:cstheme="minorBidi" w:hAnsiTheme="minorHAnsi" w:eastAsia="黑体"/>
         <w:sz w:val="22"/>
         <w:szCs w:val="22"/>
         <w:lang w:bidi="ar-SA" w:eastAsia="en-US" w:val="en-US"/>
@@ -3214,7 +3426,7 @@
       <w:outlineLvl w:val="0"/>
     </w:pPr>
     <w:rPr>
-      <w:rFonts w:ascii="Times New Roman" w:asciiTheme="majorHAnsi" w:cstheme="majorBidi" w:eastAsia="黑体" w:eastAsiaTheme="majorEastAsia" w:hAnsi="Times New Roman" w:hAnsiTheme="majorHAnsi"/>
+      <w:rFonts w:ascii="Times New Roman" w:asciiTheme="majorHAnsi" w:cstheme="majorBidi" w:eastAsia="黑体" w:hAnsi="Times New Roman" w:hAnsiTheme="majorHAnsi"/>
       <w:b/>
       <w:bCs/>
       <w:color w:val="1F3864"/>
@@ -3238,7 +3450,7 @@
       <w:outlineLvl w:val="1"/>
     </w:pPr>
     <w:rPr>
-      <w:rFonts w:ascii="Times New Roman" w:asciiTheme="majorHAnsi" w:cstheme="majorBidi" w:eastAsia="黑体" w:eastAsiaTheme="majorEastAsia" w:hAnsi="Times New Roman" w:hAnsiTheme="majorHAnsi"/>
+      <w:rFonts w:ascii="Times New Roman" w:asciiTheme="majorHAnsi" w:cstheme="majorBidi" w:eastAsia="黑体" w:hAnsi="Times New Roman" w:hAnsiTheme="majorHAnsi"/>
       <w:b/>
       <w:bCs/>
       <w:color w:val="2E4E7E"/>
@@ -3262,7 +3474,7 @@
       <w:outlineLvl w:val="2"/>
     </w:pPr>
     <w:rPr>
-      <w:rFonts w:ascii="Times New Roman" w:asciiTheme="majorHAnsi" w:cstheme="majorBidi" w:eastAsia="黑体" w:eastAsiaTheme="majorEastAsia" w:hAnsi="Times New Roman" w:hAnsiTheme="majorHAnsi"/>
+      <w:rFonts w:ascii="Times New Roman" w:asciiTheme="majorHAnsi" w:cstheme="majorBidi" w:eastAsia="黑体" w:hAnsi="Times New Roman" w:hAnsiTheme="majorHAnsi"/>
       <w:b/>
       <w:bCs/>
       <w:color w:val="2E4E7E"/>
@@ -3286,7 +3498,7 @@
       <w:outlineLvl w:val="3"/>
     </w:pPr>
     <w:rPr>
-      <w:rFonts w:ascii="Times New Roman" w:asciiTheme="majorHAnsi" w:cstheme="majorBidi" w:eastAsia="黑体" w:eastAsiaTheme="majorEastAsia" w:hAnsi="Times New Roman" w:hAnsiTheme="majorHAnsi"/>
+      <w:rFonts w:ascii="Times New Roman" w:asciiTheme="majorHAnsi" w:cstheme="majorBidi" w:eastAsia="黑体" w:hAnsi="Times New Roman" w:hAnsiTheme="majorHAnsi"/>
       <w:b/>
       <w:bCs/>
       <w:i/>
@@ -3312,7 +3524,7 @@
       <w:outlineLvl w:val="4"/>
     </w:pPr>
     <w:rPr>
-      <w:rFonts w:ascii="Times New Roman" w:asciiTheme="majorHAnsi" w:cstheme="majorBidi" w:eastAsia="黑体" w:eastAsiaTheme="majorEastAsia" w:hAnsi="Times New Roman" w:hAnsiTheme="majorHAnsi"/>
+      <w:rFonts w:ascii="Times New Roman" w:asciiTheme="majorHAnsi" w:cstheme="majorBidi" w:eastAsia="黑体" w:hAnsi="Times New Roman" w:hAnsiTheme="majorHAnsi"/>
       <w:b/>
       <w:color w:val="333333"/>
       <w:sz w:val="22"/>
@@ -3335,7 +3547,7 @@
       <w:outlineLvl w:val="5"/>
     </w:pPr>
     <w:rPr>
-      <w:rFonts w:asciiTheme="majorHAnsi" w:cstheme="majorBidi" w:eastAsiaTheme="majorEastAsia" w:hAnsiTheme="majorHAnsi"/>
+      <w:rFonts w:asciiTheme="majorHAnsi" w:cstheme="majorBidi" w:hAnsiTheme="majorHAnsi" w:eastAsia="黑体"/>
       <w:i/>
       <w:iCs/>
       <w:color w:themeColor="accent1" w:themeShade="7F" w:val="243F60"/>
@@ -3358,7 +3570,7 @@
       <w:outlineLvl w:val="6"/>
     </w:pPr>
     <w:rPr>
-      <w:rFonts w:asciiTheme="majorHAnsi" w:cstheme="majorBidi" w:eastAsiaTheme="majorEastAsia" w:hAnsiTheme="majorHAnsi"/>
+      <w:rFonts w:asciiTheme="majorHAnsi" w:cstheme="majorBidi" w:hAnsiTheme="majorHAnsi" w:eastAsia="黑体"/>
       <w:i/>
       <w:iCs/>
       <w:color w:themeColor="text1" w:themeTint="BF" w:val="404040"/>
@@ -3381,7 +3593,7 @@
       <w:outlineLvl w:val="7"/>
     </w:pPr>
     <w:rPr>
-      <w:rFonts w:asciiTheme="majorHAnsi" w:cstheme="majorBidi" w:eastAsiaTheme="majorEastAsia" w:hAnsiTheme="majorHAnsi"/>
+      <w:rFonts w:asciiTheme="majorHAnsi" w:cstheme="majorBidi" w:hAnsiTheme="majorHAnsi" w:eastAsia="黑体"/>
       <w:color w:themeColor="accent1" w:val="4F81BD"/>
       <w:sz w:val="20"/>
       <w:szCs w:val="20"/>
@@ -3404,7 +3616,7 @@
       <w:outlineLvl w:val="8"/>
     </w:pPr>
     <w:rPr>
-      <w:rFonts w:asciiTheme="majorHAnsi" w:cstheme="majorBidi" w:eastAsiaTheme="majorEastAsia" w:hAnsiTheme="majorHAnsi"/>
+      <w:rFonts w:asciiTheme="majorHAnsi" w:cstheme="majorBidi" w:hAnsiTheme="majorHAnsi" w:eastAsia="黑体"/>
       <w:i/>
       <w:iCs/>
       <w:color w:themeColor="text1" w:themeTint="BF" w:val="404040"/>
@@ -3455,7 +3667,7 @@
     <w:uiPriority w:val="9"/>
     <w:rsid w:val="00FC693F"/>
     <w:rPr>
-      <w:rFonts w:asciiTheme="majorHAnsi" w:cstheme="majorBidi" w:eastAsiaTheme="majorEastAsia" w:hAnsiTheme="majorHAnsi"/>
+      <w:rFonts w:asciiTheme="majorHAnsi" w:cstheme="majorBidi" w:hAnsiTheme="majorHAnsi" w:eastAsia="黑体"/>
       <w:b/>
       <w:bCs/>
       <w:color w:themeColor="accent1" w:themeShade="BF" w:val="365F91"/>
@@ -3470,7 +3682,7 @@
     <w:uiPriority w:val="9"/>
     <w:rsid w:val="00FC693F"/>
     <w:rPr>
-      <w:rFonts w:asciiTheme="majorHAnsi" w:cstheme="majorBidi" w:eastAsiaTheme="majorEastAsia" w:hAnsiTheme="majorHAnsi"/>
+      <w:rFonts w:asciiTheme="majorHAnsi" w:cstheme="majorBidi" w:hAnsiTheme="majorHAnsi" w:eastAsia="黑体"/>
       <w:b/>
       <w:bCs/>
       <w:color w:themeColor="accent1" w:val="4F81BD"/>
@@ -3485,7 +3697,7 @@
     <w:uiPriority w:val="9"/>
     <w:rsid w:val="00FC693F"/>
     <w:rPr>
-      <w:rFonts w:asciiTheme="majorHAnsi" w:cstheme="majorBidi" w:eastAsiaTheme="majorEastAsia" w:hAnsiTheme="majorHAnsi"/>
+      <w:rFonts w:asciiTheme="majorHAnsi" w:cstheme="majorBidi" w:hAnsiTheme="majorHAnsi" w:eastAsia="黑体"/>
       <w:b/>
       <w:bCs/>
       <w:color w:themeColor="accent1" w:val="4F81BD"/>
@@ -3508,7 +3720,7 @@
       <w:contextualSpacing/>
     </w:pPr>
     <w:rPr>
-      <w:rFonts w:ascii="Times New Roman" w:asciiTheme="majorHAnsi" w:cstheme="majorBidi" w:eastAsia="黑体" w:eastAsiaTheme="majorEastAsia" w:hAnsi="Times New Roman" w:hAnsiTheme="majorHAnsi"/>
+      <w:rFonts w:ascii="Times New Roman" w:asciiTheme="majorHAnsi" w:cstheme="majorBidi" w:eastAsia="黑体" w:hAnsi="Times New Roman" w:hAnsiTheme="majorHAnsi"/>
       <w:b/>
       <w:color w:val="1F3864"/>
       <w:spacing w:val="5"/>
@@ -3524,7 +3736,7 @@
     <w:uiPriority w:val="10"/>
     <w:rsid w:val="00FC693F"/>
     <w:rPr>
-      <w:rFonts w:asciiTheme="majorHAnsi" w:cstheme="majorBidi" w:eastAsiaTheme="majorEastAsia" w:hAnsiTheme="majorHAnsi"/>
+      <w:rFonts w:asciiTheme="majorHAnsi" w:cstheme="majorBidi" w:hAnsiTheme="majorHAnsi" w:eastAsia="黑体"/>
       <w:color w:themeColor="text2" w:themeShade="BF" w:val="17365D"/>
       <w:spacing w:val="5"/>
       <w:kern w:val="28"/>
@@ -3546,7 +3758,7 @@
       </w:numPr>
     </w:pPr>
     <w:rPr>
-      <w:rFonts w:asciiTheme="majorHAnsi" w:cstheme="majorBidi" w:eastAsiaTheme="majorEastAsia" w:hAnsiTheme="majorHAnsi"/>
+      <w:rFonts w:asciiTheme="majorHAnsi" w:cstheme="majorBidi" w:hAnsiTheme="majorHAnsi" w:eastAsia="黑体"/>
       <w:i/>
       <w:iCs/>
       <w:color w:themeColor="accent1" w:val="4F81BD"/>
@@ -3562,7 +3774,7 @@
     <w:uiPriority w:val="11"/>
     <w:rsid w:val="00FC693F"/>
     <w:rPr>
-      <w:rFonts w:asciiTheme="majorHAnsi" w:cstheme="majorBidi" w:eastAsiaTheme="majorEastAsia" w:hAnsiTheme="majorHAnsi"/>
+      <w:rFonts w:asciiTheme="majorHAnsi" w:cstheme="majorBidi" w:hAnsiTheme="majorHAnsi" w:eastAsia="黑体"/>
       <w:i/>
       <w:iCs/>
       <w:color w:themeColor="accent1" w:val="4F81BD"/>
@@ -3629,6 +3841,7 @@
       <w:spacing w:after="120"/>
     </w:pPr>
     <w:rPr>
+      <w:rFonts w:eastAsia="黑体"/>
       <w:sz w:val="16"/>
       <w:szCs w:val="16"/>
     </w:rPr>
@@ -3640,6 +3853,7 @@
     <w:uiPriority w:val="99"/>
     <w:rsid w:val="00AA1D8D"/>
     <w:rPr>
+      <w:rFonts w:eastAsia="黑体"/>
       <w:sz w:val="16"/>
       <w:szCs w:val="16"/>
     </w:rPr>
@@ -3809,7 +4023,7 @@
       </w:tabs>
     </w:pPr>
     <w:rPr>
-      <w:rFonts w:ascii="Courier" w:hAnsi="Courier"/>
+      <w:rFonts w:ascii="Courier" w:hAnsi="Courier" w:eastAsia="黑体"/>
       <w:sz w:val="20"/>
       <w:szCs w:val="20"/>
     </w:rPr>
@@ -3821,7 +4035,7 @@
     <w:uiPriority w:val="99"/>
     <w:rsid w:val="0029639D"/>
     <w:rPr>
-      <w:rFonts w:ascii="Courier" w:hAnsi="Courier"/>
+      <w:rFonts w:ascii="Courier" w:hAnsi="Courier" w:eastAsia="黑体"/>
       <w:sz w:val="20"/>
       <w:szCs w:val="20"/>
     </w:rPr>
@@ -3857,6 +4071,7 @@
     <w:uiPriority w:val="29"/>
     <w:rsid w:val="00FC693F"/>
     <w:rPr>
+      <w:rFonts w:eastAsia="黑体"/>
       <w:i/>
       <w:iCs/>
       <w:color w:themeColor="text1" w:val="000000"/>
@@ -3870,7 +4085,7 @@
     <w:semiHidden/>
     <w:rsid w:val="00FC693F"/>
     <w:rPr>
-      <w:rFonts w:asciiTheme="majorHAnsi" w:cstheme="majorBidi" w:eastAsiaTheme="majorEastAsia" w:hAnsiTheme="majorHAnsi"/>
+      <w:rFonts w:asciiTheme="majorHAnsi" w:cstheme="majorBidi" w:hAnsiTheme="majorHAnsi" w:eastAsia="黑体"/>
       <w:b/>
       <w:bCs/>
       <w:i/>
@@ -3886,7 +4101,7 @@
     <w:semiHidden/>
     <w:rsid w:val="00FC693F"/>
     <w:rPr>
-      <w:rFonts w:asciiTheme="majorHAnsi" w:cstheme="majorBidi" w:eastAsiaTheme="majorEastAsia" w:hAnsiTheme="majorHAnsi"/>
+      <w:rFonts w:asciiTheme="majorHAnsi" w:cstheme="majorBidi" w:hAnsiTheme="majorHAnsi" w:eastAsia="黑体"/>
       <w:color w:themeColor="accent1" w:themeShade="7F" w:val="243F60"/>
     </w:rPr>
   </w:style>
@@ -3898,7 +4113,7 @@
     <w:semiHidden/>
     <w:rsid w:val="00FC693F"/>
     <w:rPr>
-      <w:rFonts w:asciiTheme="majorHAnsi" w:cstheme="majorBidi" w:eastAsiaTheme="majorEastAsia" w:hAnsiTheme="majorHAnsi"/>
+      <w:rFonts w:asciiTheme="majorHAnsi" w:cstheme="majorBidi" w:hAnsiTheme="majorHAnsi" w:eastAsia="黑体"/>
       <w:i/>
       <w:iCs/>
       <w:color w:themeColor="accent1" w:themeShade="7F" w:val="243F60"/>
@@ -3912,7 +4127,7 @@
     <w:semiHidden/>
     <w:rsid w:val="00FC693F"/>
     <w:rPr>
-      <w:rFonts w:asciiTheme="majorHAnsi" w:cstheme="majorBidi" w:eastAsiaTheme="majorEastAsia" w:hAnsiTheme="majorHAnsi"/>
+      <w:rFonts w:asciiTheme="majorHAnsi" w:cstheme="majorBidi" w:hAnsiTheme="majorHAnsi" w:eastAsia="黑体"/>
       <w:i/>
       <w:iCs/>
       <w:color w:themeColor="text1" w:themeTint="BF" w:val="404040"/>
@@ -3926,7 +4141,7 @@
     <w:semiHidden/>
     <w:rsid w:val="00FC693F"/>
     <w:rPr>
-      <w:rFonts w:asciiTheme="majorHAnsi" w:cstheme="majorBidi" w:eastAsiaTheme="majorEastAsia" w:hAnsiTheme="majorHAnsi"/>
+      <w:rFonts w:asciiTheme="majorHAnsi" w:cstheme="majorBidi" w:hAnsiTheme="majorHAnsi" w:eastAsia="黑体"/>
       <w:color w:themeColor="accent1" w:val="4F81BD"/>
       <w:sz w:val="20"/>
       <w:szCs w:val="20"/>
@@ -3940,7 +4155,7 @@
     <w:semiHidden/>
     <w:rsid w:val="00FC693F"/>
     <w:rPr>
-      <w:rFonts w:asciiTheme="majorHAnsi" w:cstheme="majorBidi" w:eastAsiaTheme="majorEastAsia" w:hAnsiTheme="majorHAnsi"/>
+      <w:rFonts w:asciiTheme="majorHAnsi" w:cstheme="majorBidi" w:hAnsiTheme="majorHAnsi" w:eastAsia="黑体"/>
       <w:i/>
       <w:iCs/>
       <w:color w:themeColor="text1" w:themeTint="BF" w:val="404040"/>
@@ -3961,6 +4176,7 @@
       <w:spacing w:line="240" w:lineRule="auto"/>
     </w:pPr>
     <w:rPr>
+      <w:rFonts w:eastAsia="黑体"/>
       <w:b/>
       <w:bCs/>
       <w:color w:themeColor="accent1" w:val="4F81BD"/>
@@ -3975,6 +4191,7 @@
     <w:qFormat/>
     <w:rsid w:val="00FC693F"/>
     <w:rPr>
+      <w:rFonts w:eastAsia="黑体"/>
       <w:b/>
       <w:bCs/>
     </w:rPr>
@@ -3986,6 +4203,7 @@
     <w:qFormat/>
     <w:rsid w:val="00FC693F"/>
     <w:rPr>
+      <w:rFonts w:eastAsia="黑体"/>
       <w:i/>
       <w:iCs/>
     </w:rPr>
@@ -4006,6 +4224,7 @@
       <w:ind w:left="936" w:right="936"/>
     </w:pPr>
     <w:rPr>
+      <w:rFonts w:eastAsia="黑体"/>
       <w:b/>
       <w:bCs/>
       <w:i/>
@@ -4020,6 +4239,7 @@
     <w:uiPriority w:val="30"/>
     <w:rsid w:val="00FC693F"/>
     <w:rPr>
+      <w:rFonts w:eastAsia="黑体"/>
       <w:b/>
       <w:bCs/>
       <w:i/>
@@ -4034,6 +4254,7 @@
     <w:qFormat/>
     <w:rsid w:val="00FC693F"/>
     <w:rPr>
+      <w:rFonts w:eastAsia="黑体"/>
       <w:i/>
       <w:iCs/>
       <w:color w:themeColor="text1" w:themeTint="7F" w:val="808080"/>
@@ -4046,6 +4267,7 @@
     <w:qFormat/>
     <w:rsid w:val="00FC693F"/>
     <w:rPr>
+      <w:rFonts w:eastAsia="黑体"/>
       <w:b/>
       <w:bCs/>
       <w:i/>
@@ -4060,6 +4282,7 @@
     <w:qFormat/>
     <w:rsid w:val="00FC693F"/>
     <w:rPr>
+      <w:rFonts w:eastAsia="黑体"/>
       <w:smallCaps/>
       <w:color w:themeColor="accent2" w:val="C0504D"/>
       <w:u w:val="single"/>
@@ -4072,6 +4295,7 @@
     <w:qFormat/>
     <w:rsid w:val="00FC693F"/>
     <w:rPr>
+      <w:rFonts w:eastAsia="黑体"/>
       <w:b/>
       <w:bCs/>
       <w:smallCaps/>
@@ -4087,6 +4311,7 @@
     <w:qFormat/>
     <w:rsid w:val="00FC693F"/>
     <w:rPr>
+      <w:rFonts w:eastAsia="黑体"/>
       <w:b/>
       <w:bCs/>
       <w:smallCaps/>
@@ -4141,6 +4366,7 @@
       <w:spacing w:after="0" w:line="240" w:lineRule="auto"/>
     </w:pPr>
     <w:rPr>
+      <w:rFonts w:eastAsia="黑体"/>
       <w:color w:themeColor="text1" w:themeShade="BF" w:val="000000"/>
     </w:rPr>
     <w:tblPr>
@@ -4163,6 +4389,7 @@
         <w:spacing w:after="0" w:before="0" w:line="240" w:lineRule="auto"/>
       </w:pPr>
       <w:rPr>
+        <w:rFonts w:eastAsia="黑体"/>
         <w:b/>
         <w:bCs/>
       </w:rPr>
@@ -4183,6 +4410,7 @@
         <w:spacing w:after="0" w:before="0" w:line="240" w:lineRule="auto"/>
       </w:pPr>
       <w:rPr>
+        <w:rFonts w:eastAsia="黑体"/>
         <w:b/>
         <w:bCs/>
       </w:rPr>
@@ -4200,12 +4428,14 @@
     </w:tblStylePr>
     <w:tblStylePr w:type="firstCol">
       <w:rPr>
+        <w:rFonts w:eastAsia="黑体"/>
         <w:b/>
         <w:bCs/>
       </w:rPr>
     </w:tblStylePr>
     <w:tblStylePr w:type="lastCol">
       <w:rPr>
+        <w:rFonts w:eastAsia="黑体"/>
         <w:b/>
         <w:bCs/>
       </w:rPr>
@@ -4244,6 +4474,7 @@
       <w:spacing w:after="0" w:line="240" w:lineRule="auto"/>
     </w:pPr>
     <w:rPr>
+      <w:rFonts w:eastAsia="黑体"/>
       <w:color w:themeColor="accent1" w:themeShade="BF" w:val="365F91"/>
     </w:rPr>
     <w:tblPr>
@@ -4266,6 +4497,7 @@
         <w:spacing w:after="0" w:before="0" w:line="240" w:lineRule="auto"/>
       </w:pPr>
       <w:rPr>
+        <w:rFonts w:eastAsia="黑体"/>
         <w:b/>
         <w:bCs/>
       </w:rPr>
@@ -4286,6 +4518,7 @@
         <w:spacing w:after="0" w:before="0" w:line="240" w:lineRule="auto"/>
       </w:pPr>
       <w:rPr>
+        <w:rFonts w:eastAsia="黑体"/>
         <w:b/>
         <w:bCs/>
       </w:rPr>
@@ -4303,12 +4536,14 @@
     </w:tblStylePr>
     <w:tblStylePr w:type="firstCol">
       <w:rPr>
+        <w:rFonts w:eastAsia="黑体"/>
         <w:b/>
         <w:bCs/>
       </w:rPr>
     </w:tblStylePr>
     <w:tblStylePr w:type="lastCol">
       <w:rPr>
+        <w:rFonts w:eastAsia="黑体"/>
         <w:b/>
         <w:bCs/>
       </w:rPr>
@@ -4347,6 +4582,7 @@
       <w:spacing w:after="0" w:line="240" w:lineRule="auto"/>
     </w:pPr>
     <w:rPr>
+      <w:rFonts w:eastAsia="黑体"/>
       <w:color w:themeColor="accent2" w:themeShade="BF" w:val="943634"/>
     </w:rPr>
     <w:tblPr>
@@ -4369,6 +4605,7 @@
         <w:spacing w:after="0" w:before="0" w:line="240" w:lineRule="auto"/>
       </w:pPr>
       <w:rPr>
+        <w:rFonts w:eastAsia="黑体"/>
         <w:b/>
         <w:bCs/>
       </w:rPr>
@@ -4389,6 +4626,7 @@
         <w:spacing w:after="0" w:before="0" w:line="240" w:lineRule="auto"/>
       </w:pPr>
       <w:rPr>
+        <w:rFonts w:eastAsia="黑体"/>
         <w:b/>
         <w:bCs/>
       </w:rPr>
@@ -4406,12 +4644,14 @@
     </w:tblStylePr>
     <w:tblStylePr w:type="firstCol">
       <w:rPr>
+        <w:rFonts w:eastAsia="黑体"/>
         <w:b/>
         <w:bCs/>
       </w:rPr>
     </w:tblStylePr>
     <w:tblStylePr w:type="lastCol">
       <w:rPr>
+        <w:rFonts w:eastAsia="黑体"/>
         <w:b/>
         <w:bCs/>
       </w:rPr>
@@ -4450,6 +4690,7 @@
       <w:spacing w:after="0" w:line="240" w:lineRule="auto"/>
     </w:pPr>
     <w:rPr>
+      <w:rFonts w:eastAsia="黑体"/>
       <w:color w:themeColor="accent3" w:themeShade="BF" w:val="76923C"/>
     </w:rPr>
     <w:tblPr>
@@ -4472,6 +4713,7 @@
         <w:spacing w:after="0" w:before="0" w:line="240" w:lineRule="auto"/>
       </w:pPr>
       <w:rPr>
+        <w:rFonts w:eastAsia="黑体"/>
         <w:b/>
         <w:bCs/>
       </w:rPr>
@@ -4492,6 +4734,7 @@
         <w:spacing w:after="0" w:before="0" w:line="240" w:lineRule="auto"/>
       </w:pPr>
       <w:rPr>
+        <w:rFonts w:eastAsia="黑体"/>
         <w:b/>
         <w:bCs/>
       </w:rPr>
@@ -4509,12 +4752,14 @@
     </w:tblStylePr>
     <w:tblStylePr w:type="firstCol">
       <w:rPr>
+        <w:rFonts w:eastAsia="黑体"/>
         <w:b/>
         <w:bCs/>
       </w:rPr>
     </w:tblStylePr>
     <w:tblStylePr w:type="lastCol">
       <w:rPr>
+        <w:rFonts w:eastAsia="黑体"/>
         <w:b/>
         <w:bCs/>
       </w:rPr>
@@ -4553,6 +4798,7 @@
       <w:spacing w:after="0" w:line="240" w:lineRule="auto"/>
     </w:pPr>
     <w:rPr>
+      <w:rFonts w:eastAsia="黑体"/>
       <w:color w:themeColor="accent4" w:themeShade="BF" w:val="5F497A"/>
     </w:rPr>
     <w:tblPr>
@@ -4575,6 +4821,7 @@
         <w:spacing w:after="0" w:before="0" w:line="240" w:lineRule="auto"/>
       </w:pPr>
       <w:rPr>
+        <w:rFonts w:eastAsia="黑体"/>
         <w:b/>
         <w:bCs/>
       </w:rPr>
@@ -4595,6 +4842,7 @@
         <w:spacing w:after="0" w:before="0" w:line="240" w:lineRule="auto"/>
       </w:pPr>
       <w:rPr>
+        <w:rFonts w:eastAsia="黑体"/>
         <w:b/>
         <w:bCs/>
       </w:rPr>
@@ -4612,12 +4860,14 @@
     </w:tblStylePr>
     <w:tblStylePr w:type="firstCol">
       <w:rPr>
+        <w:rFonts w:eastAsia="黑体"/>
         <w:b/>
         <w:bCs/>
       </w:rPr>
     </w:tblStylePr>
     <w:tblStylePr w:type="lastCol">
       <w:rPr>
+        <w:rFonts w:eastAsia="黑体"/>
         <w:b/>
         <w:bCs/>
       </w:rPr>
@@ -4656,6 +4906,7 @@
       <w:spacing w:after="0" w:line="240" w:lineRule="auto"/>
     </w:pPr>
     <w:rPr>
+      <w:rFonts w:eastAsia="黑体"/>
       <w:color w:themeColor="accent5" w:themeShade="BF" w:val="31849B"/>
     </w:rPr>
     <w:tblPr>
@@ -4678,6 +4929,7 @@
         <w:spacing w:after="0" w:before="0" w:line="240" w:lineRule="auto"/>
       </w:pPr>
       <w:rPr>
+        <w:rFonts w:eastAsia="黑体"/>
         <w:b/>
         <w:bCs/>
       </w:rPr>
@@ -4698,6 +4950,7 @@
         <w:spacing w:after="0" w:before="0" w:line="240" w:lineRule="auto"/>
       </w:pPr>
       <w:rPr>
+        <w:rFonts w:eastAsia="黑体"/>
         <w:b/>
         <w:bCs/>
       </w:rPr>
@@ -4715,12 +4968,14 @@
     </w:tblStylePr>
     <w:tblStylePr w:type="firstCol">
       <w:rPr>
+        <w:rFonts w:eastAsia="黑体"/>
         <w:b/>
         <w:bCs/>
       </w:rPr>
     </w:tblStylePr>
     <w:tblStylePr w:type="lastCol">
       <w:rPr>
+        <w:rFonts w:eastAsia="黑体"/>
         <w:b/>
         <w:bCs/>
       </w:rPr>
@@ -4759,6 +5014,7 @@
       <w:spacing w:after="0" w:line="240" w:lineRule="auto"/>
     </w:pPr>
     <w:rPr>
+      <w:rFonts w:eastAsia="黑体"/>
       <w:color w:themeColor="accent6" w:themeShade="BF" w:val="E36C0A"/>
     </w:rPr>
     <w:tblPr>
@@ -4781,6 +5037,7 @@
         <w:spacing w:after="0" w:before="0" w:line="240" w:lineRule="auto"/>
       </w:pPr>
       <w:rPr>
+        <w:rFonts w:eastAsia="黑体"/>
         <w:b/>
         <w:bCs/>
       </w:rPr>
@@ -4801,6 +5058,7 @@
         <w:spacing w:after="0" w:before="0" w:line="240" w:lineRule="auto"/>
       </w:pPr>
       <w:rPr>
+        <w:rFonts w:eastAsia="黑体"/>
         <w:b/>
         <w:bCs/>
       </w:rPr>
@@ -4818,12 +5076,14 @@
     </w:tblStylePr>
     <w:tblStylePr w:type="firstCol">
       <w:rPr>
+        <w:rFonts w:eastAsia="黑体"/>
         <w:b/>
         <w:bCs/>
       </w:rPr>
     </w:tblStylePr>
     <w:tblStylePr w:type="lastCol">
       <w:rPr>
+        <w:rFonts w:eastAsia="黑体"/>
         <w:b/>
         <w:bCs/>
       </w:rPr>
@@ -4883,6 +5143,7 @@
         <w:spacing w:after="0" w:before="0" w:line="240" w:lineRule="auto"/>
       </w:pPr>
       <w:rPr>
+        <w:rFonts w:eastAsia="黑体"/>
         <w:b/>
         <w:bCs/>
         <w:color w:themeColor="background1" w:val="FFFFFF"/>
@@ -4897,6 +5158,7 @@
         <w:spacing w:after="0" w:before="0" w:line="240" w:lineRule="auto"/>
       </w:pPr>
       <w:rPr>
+        <w:rFonts w:eastAsia="黑体"/>
         <w:b/>
         <w:bCs/>
       </w:rPr>
@@ -4912,12 +5174,14 @@
     </w:tblStylePr>
     <w:tblStylePr w:type="firstCol">
       <w:rPr>
+        <w:rFonts w:eastAsia="黑体"/>
         <w:b/>
         <w:bCs/>
       </w:rPr>
     </w:tblStylePr>
     <w:tblStylePr w:type="lastCol">
       <w:rPr>
+        <w:rFonts w:eastAsia="黑体"/>
         <w:b/>
         <w:bCs/>
       </w:rPr>
@@ -4975,6 +5239,7 @@
         <w:spacing w:after="0" w:before="0" w:line="240" w:lineRule="auto"/>
       </w:pPr>
       <w:rPr>
+        <w:rFonts w:eastAsia="黑体"/>
         <w:b/>
         <w:bCs/>
         <w:color w:themeColor="background1" w:val="FFFFFF"/>
@@ -4989,6 +5254,7 @@
         <w:spacing w:after="0" w:before="0" w:line="240" w:lineRule="auto"/>
       </w:pPr>
       <w:rPr>
+        <w:rFonts w:eastAsia="黑体"/>
         <w:b/>
         <w:bCs/>
       </w:rPr>
@@ -5004,12 +5270,14 @@
     </w:tblStylePr>
     <w:tblStylePr w:type="firstCol">
       <w:rPr>
+        <w:rFonts w:eastAsia="黑体"/>
         <w:b/>
         <w:bCs/>
       </w:rPr>
     </w:tblStylePr>
     <w:tblStylePr w:type="lastCol">
       <w:rPr>
+        <w:rFonts w:eastAsia="黑体"/>
         <w:b/>
         <w:bCs/>
       </w:rPr>
@@ -5067,6 +5335,7 @@
         <w:spacing w:after="0" w:before="0" w:line="240" w:lineRule="auto"/>
       </w:pPr>
       <w:rPr>
+        <w:rFonts w:eastAsia="黑体"/>
         <w:b/>
         <w:bCs/>
         <w:color w:themeColor="background1" w:val="FFFFFF"/>
@@ -5081,6 +5350,7 @@
         <w:spacing w:after="0" w:before="0" w:line="240" w:lineRule="auto"/>
       </w:pPr>
       <w:rPr>
+        <w:rFonts w:eastAsia="黑体"/>
         <w:b/>
         <w:bCs/>
       </w:rPr>
@@ -5096,12 +5366,14 @@
     </w:tblStylePr>
     <w:tblStylePr w:type="firstCol">
       <w:rPr>
+        <w:rFonts w:eastAsia="黑体"/>
         <w:b/>
         <w:bCs/>
       </w:rPr>
     </w:tblStylePr>
     <w:tblStylePr w:type="lastCol">
       <w:rPr>
+        <w:rFonts w:eastAsia="黑体"/>
         <w:b/>
         <w:bCs/>
       </w:rPr>
@@ -5159,6 +5431,7 @@
         <w:spacing w:after="0" w:before="0" w:line="240" w:lineRule="auto"/>
       </w:pPr>
       <w:rPr>
+        <w:rFonts w:eastAsia="黑体"/>
         <w:b/>
         <w:bCs/>
         <w:color w:themeColor="background1" w:val="FFFFFF"/>
@@ -5173,6 +5446,7 @@
         <w:spacing w:after="0" w:before="0" w:line="240" w:lineRule="auto"/>
       </w:pPr>
       <w:rPr>
+        <w:rFonts w:eastAsia="黑体"/>
         <w:b/>
         <w:bCs/>
       </w:rPr>
@@ -5188,12 +5462,14 @@
     </w:tblStylePr>
     <w:tblStylePr w:type="firstCol">
       <w:rPr>
+        <w:rFonts w:eastAsia="黑体"/>
         <w:b/>
         <w:bCs/>
       </w:rPr>
     </w:tblStylePr>
     <w:tblStylePr w:type="lastCol">
       <w:rPr>
+        <w:rFonts w:eastAsia="黑体"/>
         <w:b/>
         <w:bCs/>
       </w:rPr>
@@ -5251,6 +5527,7 @@
         <w:spacing w:after="0" w:before="0" w:line="240" w:lineRule="auto"/>
       </w:pPr>
       <w:rPr>
+        <w:rFonts w:eastAsia="黑体"/>
         <w:b/>
         <w:bCs/>
         <w:color w:themeColor="background1" w:val="FFFFFF"/>
@@ -5265,6 +5542,7 @@
         <w:spacing w:after="0" w:before="0" w:line="240" w:lineRule="auto"/>
       </w:pPr>
       <w:rPr>
+        <w:rFonts w:eastAsia="黑体"/>
         <w:b/>
         <w:bCs/>
       </w:rPr>
@@ -5280,12 +5558,14 @@
     </w:tblStylePr>
     <w:tblStylePr w:type="firstCol">
       <w:rPr>
+        <w:rFonts w:eastAsia="黑体"/>
         <w:b/>
         <w:bCs/>
       </w:rPr>
     </w:tblStylePr>
     <w:tblStylePr w:type="lastCol">
       <w:rPr>
+        <w:rFonts w:eastAsia="黑体"/>
         <w:b/>
         <w:bCs/>
       </w:rPr>
@@ -5343,6 +5623,7 @@
         <w:spacing w:after="0" w:before="0" w:line="240" w:lineRule="auto"/>
       </w:pPr>
       <w:rPr>
+        <w:rFonts w:eastAsia="黑体"/>
         <w:b/>
         <w:bCs/>
         <w:color w:themeColor="background1" w:val="FFFFFF"/>
@@ -5357,6 +5638,7 @@
         <w:spacing w:after="0" w:before="0" w:line="240" w:lineRule="auto"/>
       </w:pPr>
       <w:rPr>
+        <w:rFonts w:eastAsia="黑体"/>
         <w:b/>
         <w:bCs/>
       </w:rPr>
@@ -5372,12 +5654,14 @@
     </w:tblStylePr>
     <w:tblStylePr w:type="firstCol">
       <w:rPr>
+        <w:rFonts w:eastAsia="黑体"/>
         <w:b/>
         <w:bCs/>
       </w:rPr>
     </w:tblStylePr>
     <w:tblStylePr w:type="lastCol">
       <w:rPr>
+        <w:rFonts w:eastAsia="黑体"/>
         <w:b/>
         <w:bCs/>
       </w:rPr>
@@ -5435,6 +5719,7 @@
         <w:spacing w:after="0" w:before="0" w:line="240" w:lineRule="auto"/>
       </w:pPr>
       <w:rPr>
+        <w:rFonts w:eastAsia="黑体"/>
         <w:b/>
         <w:bCs/>
         <w:color w:themeColor="background1" w:val="FFFFFF"/>
@@ -5449,6 +5734,7 @@
         <w:spacing w:after="0" w:before="0" w:line="240" w:lineRule="auto"/>
       </w:pPr>
       <w:rPr>
+        <w:rFonts w:eastAsia="黑体"/>
         <w:b/>
         <w:bCs/>
       </w:rPr>
@@ -5464,12 +5750,14 @@
     </w:tblStylePr>
     <w:tblStylePr w:type="firstCol">
       <w:rPr>
+        <w:rFonts w:eastAsia="黑体"/>
         <w:b/>
         <w:bCs/>
       </w:rPr>
     </w:tblStylePr>
     <w:tblStylePr w:type="lastCol">
       <w:rPr>
+        <w:rFonts w:eastAsia="黑体"/>
         <w:b/>
         <w:bCs/>
       </w:rPr>
@@ -5529,7 +5817,7 @@
         <w:spacing w:after="0" w:before="0" w:line="240" w:lineRule="auto"/>
       </w:pPr>
       <w:rPr>
-        <w:rFonts w:asciiTheme="majorHAnsi" w:cstheme="majorBidi" w:eastAsiaTheme="majorEastAsia" w:hAnsiTheme="majorHAnsi"/>
+        <w:rFonts w:asciiTheme="majorHAnsi" w:cstheme="majorBidi" w:hAnsiTheme="majorHAnsi" w:eastAsia="黑体"/>
         <w:b/>
         <w:bCs/>
       </w:rPr>
@@ -5550,7 +5838,7 @@
         <w:spacing w:after="0" w:before="0" w:line="240" w:lineRule="auto"/>
       </w:pPr>
       <w:rPr>
-        <w:rFonts w:asciiTheme="majorHAnsi" w:cstheme="majorBidi" w:eastAsiaTheme="majorEastAsia" w:hAnsiTheme="majorHAnsi"/>
+        <w:rFonts w:asciiTheme="majorHAnsi" w:cstheme="majorBidi" w:hAnsiTheme="majorHAnsi" w:eastAsia="黑体"/>
         <w:b/>
         <w:bCs/>
       </w:rPr>
@@ -5568,14 +5856,14 @@
     </w:tblStylePr>
     <w:tblStylePr w:type="firstCol">
       <w:rPr>
-        <w:rFonts w:asciiTheme="majorHAnsi" w:cstheme="majorBidi" w:eastAsiaTheme="majorEastAsia" w:hAnsiTheme="majorHAnsi"/>
+        <w:rFonts w:asciiTheme="majorHAnsi" w:cstheme="majorBidi" w:hAnsiTheme="majorHAnsi" w:eastAsia="黑体"/>
         <w:b/>
         <w:bCs/>
       </w:rPr>
     </w:tblStylePr>
     <w:tblStylePr w:type="lastCol">
       <w:rPr>
-        <w:rFonts w:asciiTheme="majorHAnsi" w:cstheme="majorBidi" w:eastAsiaTheme="majorEastAsia" w:hAnsiTheme="majorHAnsi"/>
+        <w:rFonts w:asciiTheme="majorHAnsi" w:cstheme="majorBidi" w:hAnsiTheme="majorHAnsi" w:eastAsia="黑体"/>
         <w:b/>
         <w:bCs/>
       </w:rPr>
@@ -5659,7 +5947,7 @@
         <w:spacing w:after="0" w:before="0" w:line="240" w:lineRule="auto"/>
       </w:pPr>
       <w:rPr>
-        <w:rFonts w:asciiTheme="majorHAnsi" w:cstheme="majorBidi" w:eastAsiaTheme="majorEastAsia" w:hAnsiTheme="majorHAnsi"/>
+        <w:rFonts w:asciiTheme="majorHAnsi" w:cstheme="majorBidi" w:hAnsiTheme="majorHAnsi" w:eastAsia="黑体"/>
         <w:b/>
         <w:bCs/>
       </w:rPr>
@@ -5680,7 +5968,7 @@
         <w:spacing w:after="0" w:before="0" w:line="240" w:lineRule="auto"/>
       </w:pPr>
       <w:rPr>
-        <w:rFonts w:asciiTheme="majorHAnsi" w:cstheme="majorBidi" w:eastAsiaTheme="majorEastAsia" w:hAnsiTheme="majorHAnsi"/>
+        <w:rFonts w:asciiTheme="majorHAnsi" w:cstheme="majorBidi" w:hAnsiTheme="majorHAnsi" w:eastAsia="黑体"/>
         <w:b/>
         <w:bCs/>
       </w:rPr>
@@ -5698,14 +5986,14 @@
     </w:tblStylePr>
     <w:tblStylePr w:type="firstCol">
       <w:rPr>
-        <w:rFonts w:asciiTheme="majorHAnsi" w:cstheme="majorBidi" w:eastAsiaTheme="majorEastAsia" w:hAnsiTheme="majorHAnsi"/>
+        <w:rFonts w:asciiTheme="majorHAnsi" w:cstheme="majorBidi" w:hAnsiTheme="majorHAnsi" w:eastAsia="黑体"/>
         <w:b/>
         <w:bCs/>
       </w:rPr>
     </w:tblStylePr>
     <w:tblStylePr w:type="lastCol">
       <w:rPr>
-        <w:rFonts w:asciiTheme="majorHAnsi" w:cstheme="majorBidi" w:eastAsiaTheme="majorEastAsia" w:hAnsiTheme="majorHAnsi"/>
+        <w:rFonts w:asciiTheme="majorHAnsi" w:cstheme="majorBidi" w:hAnsiTheme="majorHAnsi" w:eastAsia="黑体"/>
         <w:b/>
         <w:bCs/>
       </w:rPr>
@@ -5789,7 +6077,7 @@
         <w:spacing w:after="0" w:before="0" w:line="240" w:lineRule="auto"/>
       </w:pPr>
       <w:rPr>
-        <w:rFonts w:asciiTheme="majorHAnsi" w:cstheme="majorBidi" w:eastAsiaTheme="majorEastAsia" w:hAnsiTheme="majorHAnsi"/>
+        <w:rFonts w:asciiTheme="majorHAnsi" w:cstheme="majorBidi" w:hAnsiTheme="majorHAnsi" w:eastAsia="黑体"/>
         <w:b/>
         <w:bCs/>
       </w:rPr>
@@ -5810,7 +6098,7 @@
         <w:spacing w:after="0" w:before="0" w:line="240" w:lineRule="auto"/>
       </w:pPr>
       <w:rPr>
-        <w:rFonts w:asciiTheme="majorHAnsi" w:cstheme="majorBidi" w:eastAsiaTheme="majorEastAsia" w:hAnsiTheme="majorHAnsi"/>
+        <w:rFonts w:asciiTheme="majorHAnsi" w:cstheme="majorBidi" w:hAnsiTheme="majorHAnsi" w:eastAsia="黑体"/>
         <w:b/>
         <w:bCs/>
       </w:rPr>
@@ -5828,14 +6116,14 @@
     </w:tblStylePr>
     <w:tblStylePr w:type="firstCol">
       <w:rPr>
-        <w:rFonts w:asciiTheme="majorHAnsi" w:cstheme="majorBidi" w:eastAsiaTheme="majorEastAsia" w:hAnsiTheme="majorHAnsi"/>
+        <w:rFonts w:asciiTheme="majorHAnsi" w:cstheme="majorBidi" w:hAnsiTheme="majorHAnsi" w:eastAsia="黑体"/>
         <w:b/>
         <w:bCs/>
       </w:rPr>
     </w:tblStylePr>
     <w:tblStylePr w:type="lastCol">
       <w:rPr>
-        <w:rFonts w:asciiTheme="majorHAnsi" w:cstheme="majorBidi" w:eastAsiaTheme="majorEastAsia" w:hAnsiTheme="majorHAnsi"/>
+        <w:rFonts w:asciiTheme="majorHAnsi" w:cstheme="majorBidi" w:hAnsiTheme="majorHAnsi" w:eastAsia="黑体"/>
         <w:b/>
         <w:bCs/>
       </w:rPr>
@@ -5919,7 +6207,7 @@
         <w:spacing w:after="0" w:before="0" w:line="240" w:lineRule="auto"/>
       </w:pPr>
       <w:rPr>
-        <w:rFonts w:asciiTheme="majorHAnsi" w:cstheme="majorBidi" w:eastAsiaTheme="majorEastAsia" w:hAnsiTheme="majorHAnsi"/>
+        <w:rFonts w:asciiTheme="majorHAnsi" w:cstheme="majorBidi" w:hAnsiTheme="majorHAnsi" w:eastAsia="黑体"/>
         <w:b/>
         <w:bCs/>
       </w:rPr>
@@ -5940,7 +6228,7 @@
         <w:spacing w:after="0" w:before="0" w:line="240" w:lineRule="auto"/>
       </w:pPr>
       <w:rPr>
-        <w:rFonts w:asciiTheme="majorHAnsi" w:cstheme="majorBidi" w:eastAsiaTheme="majorEastAsia" w:hAnsiTheme="majorHAnsi"/>
+        <w:rFonts w:asciiTheme="majorHAnsi" w:cstheme="majorBidi" w:hAnsiTheme="majorHAnsi" w:eastAsia="黑体"/>
         <w:b/>
         <w:bCs/>
       </w:rPr>
@@ -5958,14 +6246,14 @@
     </w:tblStylePr>
     <w:tblStylePr w:type="firstCol">
       <w:rPr>
-        <w:rFonts w:asciiTheme="majorHAnsi" w:cstheme="majorBidi" w:eastAsiaTheme="majorEastAsia" w:hAnsiTheme="majorHAnsi"/>
+        <w:rFonts w:asciiTheme="majorHAnsi" w:cstheme="majorBidi" w:hAnsiTheme="majorHAnsi" w:eastAsia="黑体"/>
         <w:b/>
         <w:bCs/>
       </w:rPr>
     </w:tblStylePr>
     <w:tblStylePr w:type="lastCol">
       <w:rPr>
-        <w:rFonts w:asciiTheme="majorHAnsi" w:cstheme="majorBidi" w:eastAsiaTheme="majorEastAsia" w:hAnsiTheme="majorHAnsi"/>
+        <w:rFonts w:asciiTheme="majorHAnsi" w:cstheme="majorBidi" w:hAnsiTheme="majorHAnsi" w:eastAsia="黑体"/>
         <w:b/>
         <w:bCs/>
       </w:rPr>
@@ -6049,7 +6337,7 @@
         <w:spacing w:after="0" w:before="0" w:line="240" w:lineRule="auto"/>
       </w:pPr>
       <w:rPr>
-        <w:rFonts w:asciiTheme="majorHAnsi" w:cstheme="majorBidi" w:eastAsiaTheme="majorEastAsia" w:hAnsiTheme="majorHAnsi"/>
+        <w:rFonts w:asciiTheme="majorHAnsi" w:cstheme="majorBidi" w:hAnsiTheme="majorHAnsi" w:eastAsia="黑体"/>
         <w:b/>
         <w:bCs/>
       </w:rPr>
@@ -6070,7 +6358,7 @@
         <w:spacing w:after="0" w:before="0" w:line="240" w:lineRule="auto"/>
       </w:pPr>
       <w:rPr>
-        <w:rFonts w:asciiTheme="majorHAnsi" w:cstheme="majorBidi" w:eastAsiaTheme="majorEastAsia" w:hAnsiTheme="majorHAnsi"/>
+        <w:rFonts w:asciiTheme="majorHAnsi" w:cstheme="majorBidi" w:hAnsiTheme="majorHAnsi" w:eastAsia="黑体"/>
         <w:b/>
         <w:bCs/>
       </w:rPr>
@@ -6088,14 +6376,14 @@
     </w:tblStylePr>
     <w:tblStylePr w:type="firstCol">
       <w:rPr>
-        <w:rFonts w:asciiTheme="majorHAnsi" w:cstheme="majorBidi" w:eastAsiaTheme="majorEastAsia" w:hAnsiTheme="majorHAnsi"/>
+        <w:rFonts w:asciiTheme="majorHAnsi" w:cstheme="majorBidi" w:hAnsiTheme="majorHAnsi" w:eastAsia="黑体"/>
         <w:b/>
         <w:bCs/>
       </w:rPr>
     </w:tblStylePr>
     <w:tblStylePr w:type="lastCol">
       <w:rPr>
-        <w:rFonts w:asciiTheme="majorHAnsi" w:cstheme="majorBidi" w:eastAsiaTheme="majorEastAsia" w:hAnsiTheme="majorHAnsi"/>
+        <w:rFonts w:asciiTheme="majorHAnsi" w:cstheme="majorBidi" w:hAnsiTheme="majorHAnsi" w:eastAsia="黑体"/>
         <w:b/>
         <w:bCs/>
       </w:rPr>
@@ -6179,7 +6467,7 @@
         <w:spacing w:after="0" w:before="0" w:line="240" w:lineRule="auto"/>
       </w:pPr>
       <w:rPr>
-        <w:rFonts w:asciiTheme="majorHAnsi" w:cstheme="majorBidi" w:eastAsiaTheme="majorEastAsia" w:hAnsiTheme="majorHAnsi"/>
+        <w:rFonts w:asciiTheme="majorHAnsi" w:cstheme="majorBidi" w:hAnsiTheme="majorHAnsi" w:eastAsia="黑体"/>
         <w:b/>
         <w:bCs/>
       </w:rPr>
@@ -6200,7 +6488,7 @@
         <w:spacing w:after="0" w:before="0" w:line="240" w:lineRule="auto"/>
       </w:pPr>
       <w:rPr>
-        <w:rFonts w:asciiTheme="majorHAnsi" w:cstheme="majorBidi" w:eastAsiaTheme="majorEastAsia" w:hAnsiTheme="majorHAnsi"/>
+        <w:rFonts w:asciiTheme="majorHAnsi" w:cstheme="majorBidi" w:hAnsiTheme="majorHAnsi" w:eastAsia="黑体"/>
         <w:b/>
         <w:bCs/>
       </w:rPr>
@@ -6218,14 +6506,14 @@
     </w:tblStylePr>
     <w:tblStylePr w:type="firstCol">
       <w:rPr>
-        <w:rFonts w:asciiTheme="majorHAnsi" w:cstheme="majorBidi" w:eastAsiaTheme="majorEastAsia" w:hAnsiTheme="majorHAnsi"/>
+        <w:rFonts w:asciiTheme="majorHAnsi" w:cstheme="majorBidi" w:hAnsiTheme="majorHAnsi" w:eastAsia="黑体"/>
         <w:b/>
         <w:bCs/>
       </w:rPr>
     </w:tblStylePr>
     <w:tblStylePr w:type="lastCol">
       <w:rPr>
-        <w:rFonts w:asciiTheme="majorHAnsi" w:cstheme="majorBidi" w:eastAsiaTheme="majorEastAsia" w:hAnsiTheme="majorHAnsi"/>
+        <w:rFonts w:asciiTheme="majorHAnsi" w:cstheme="majorBidi" w:hAnsiTheme="majorHAnsi" w:eastAsia="黑体"/>
         <w:b/>
         <w:bCs/>
       </w:rPr>
@@ -6309,7 +6597,7 @@
         <w:spacing w:after="0" w:before="0" w:line="240" w:lineRule="auto"/>
       </w:pPr>
       <w:rPr>
-        <w:rFonts w:asciiTheme="majorHAnsi" w:cstheme="majorBidi" w:eastAsiaTheme="majorEastAsia" w:hAnsiTheme="majorHAnsi"/>
+        <w:rFonts w:asciiTheme="majorHAnsi" w:cstheme="majorBidi" w:hAnsiTheme="majorHAnsi" w:eastAsia="黑体"/>
         <w:b/>
         <w:bCs/>
       </w:rPr>
@@ -6330,7 +6618,7 @@
         <w:spacing w:after="0" w:before="0" w:line="240" w:lineRule="auto"/>
       </w:pPr>
       <w:rPr>
-        <w:rFonts w:asciiTheme="majorHAnsi" w:cstheme="majorBidi" w:eastAsiaTheme="majorEastAsia" w:hAnsiTheme="majorHAnsi"/>
+        <w:rFonts w:asciiTheme="majorHAnsi" w:cstheme="majorBidi" w:hAnsiTheme="majorHAnsi" w:eastAsia="黑体"/>
         <w:b/>
         <w:bCs/>
       </w:rPr>
@@ -6348,14 +6636,14 @@
     </w:tblStylePr>
     <w:tblStylePr w:type="firstCol">
       <w:rPr>
-        <w:rFonts w:asciiTheme="majorHAnsi" w:cstheme="majorBidi" w:eastAsiaTheme="majorEastAsia" w:hAnsiTheme="majorHAnsi"/>
+        <w:rFonts w:asciiTheme="majorHAnsi" w:cstheme="majorBidi" w:hAnsiTheme="majorHAnsi" w:eastAsia="黑体"/>
         <w:b/>
         <w:bCs/>
       </w:rPr>
     </w:tblStylePr>
     <w:tblStylePr w:type="lastCol">
       <w:rPr>
-        <w:rFonts w:asciiTheme="majorHAnsi" w:cstheme="majorBidi" w:eastAsiaTheme="majorEastAsia" w:hAnsiTheme="majorHAnsi"/>
+        <w:rFonts w:asciiTheme="majorHAnsi" w:cstheme="majorBidi" w:hAnsiTheme="majorHAnsi" w:eastAsia="黑体"/>
         <w:b/>
         <w:bCs/>
       </w:rPr>
@@ -6438,6 +6726,7 @@
         <w:spacing w:after="0" w:before="0" w:line="240" w:lineRule="auto"/>
       </w:pPr>
       <w:rPr>
+        <w:rFonts w:eastAsia="黑体"/>
         <w:b/>
         <w:bCs/>
         <w:color w:themeColor="background1" w:val="FFFFFF"/>
@@ -6460,6 +6749,7 @@
         <w:spacing w:after="0" w:before="0" w:line="240" w:lineRule="auto"/>
       </w:pPr>
       <w:rPr>
+        <w:rFonts w:eastAsia="黑体"/>
         <w:b/>
         <w:bCs/>
       </w:rPr>
@@ -6477,12 +6767,14 @@
     </w:tblStylePr>
     <w:tblStylePr w:type="firstCol">
       <w:rPr>
+        <w:rFonts w:eastAsia="黑体"/>
         <w:b/>
         <w:bCs/>
       </w:rPr>
     </w:tblStylePr>
     <w:tblStylePr w:type="lastCol">
       <w:rPr>
+        <w:rFonts w:eastAsia="黑体"/>
         <w:b/>
         <w:bCs/>
       </w:rPr>
@@ -6544,6 +6836,7 @@
         <w:spacing w:after="0" w:before="0" w:line="240" w:lineRule="auto"/>
       </w:pPr>
       <w:rPr>
+        <w:rFonts w:eastAsia="黑体"/>
         <w:b/>
         <w:bCs/>
         <w:color w:themeColor="background1" w:val="FFFFFF"/>
@@ -6566,6 +6859,7 @@
         <w:spacing w:after="0" w:before="0" w:line="240" w:lineRule="auto"/>
       </w:pPr>
       <w:rPr>
+        <w:rFonts w:eastAsia="黑体"/>
         <w:b/>
         <w:bCs/>
       </w:rPr>
@@ -6583,12 +6877,14 @@
     </w:tblStylePr>
     <w:tblStylePr w:type="firstCol">
       <w:rPr>
+        <w:rFonts w:eastAsia="黑体"/>
         <w:b/>
         <w:bCs/>
       </w:rPr>
     </w:tblStylePr>
     <w:tblStylePr w:type="lastCol">
       <w:rPr>
+        <w:rFonts w:eastAsia="黑体"/>
         <w:b/>
         <w:bCs/>
       </w:rPr>
@@ -6650,6 +6946,7 @@
         <w:spacing w:after="0" w:before="0" w:line="240" w:lineRule="auto"/>
       </w:pPr>
       <w:rPr>
+        <w:rFonts w:eastAsia="黑体"/>
         <w:b/>
         <w:bCs/>
         <w:color w:themeColor="background1" w:val="FFFFFF"/>
@@ -6672,6 +6969,7 @@
         <w:spacing w:after="0" w:before="0" w:line="240" w:lineRule="auto"/>
       </w:pPr>
       <w:rPr>
+        <w:rFonts w:eastAsia="黑体"/>
         <w:b/>
         <w:bCs/>
       </w:rPr>
@@ -6689,12 +6987,14 @@
     </w:tblStylePr>
     <w:tblStylePr w:type="firstCol">
       <w:rPr>
+        <w:rFonts w:eastAsia="黑体"/>
         <w:b/>
         <w:bCs/>
       </w:rPr>
     </w:tblStylePr>
     <w:tblStylePr w:type="lastCol">
       <w:rPr>
+        <w:rFonts w:eastAsia="黑体"/>
         <w:b/>
         <w:bCs/>
       </w:rPr>
@@ -6756,6 +7056,7 @@
         <w:spacing w:after="0" w:before="0" w:line="240" w:lineRule="auto"/>
       </w:pPr>
       <w:rPr>
+        <w:rFonts w:eastAsia="黑体"/>
         <w:b/>
         <w:bCs/>
         <w:color w:themeColor="background1" w:val="FFFFFF"/>
@@ -6778,6 +7079,7 @@
         <w:spacing w:after="0" w:before="0" w:line="240" w:lineRule="auto"/>
       </w:pPr>
       <w:rPr>
+        <w:rFonts w:eastAsia="黑体"/>
         <w:b/>
         <w:bCs/>
       </w:rPr>
@@ -6795,12 +7097,14 @@
     </w:tblStylePr>
     <w:tblStylePr w:type="firstCol">
       <w:rPr>
+        <w:rFonts w:eastAsia="黑体"/>
         <w:b/>
         <w:bCs/>
       </w:rPr>
     </w:tblStylePr>
     <w:tblStylePr w:type="lastCol">
       <w:rPr>
+        <w:rFonts w:eastAsia="黑体"/>
         <w:b/>
         <w:bCs/>
       </w:rPr>
@@ -6862,6 +7166,7 @@
         <w:spacing w:after="0" w:before="0" w:line="240" w:lineRule="auto"/>
       </w:pPr>
       <w:rPr>
+        <w:rFonts w:eastAsia="黑体"/>
         <w:b/>
         <w:bCs/>
         <w:color w:themeColor="background1" w:val="FFFFFF"/>
@@ -6884,6 +7189,7 @@
         <w:spacing w:after="0" w:before="0" w:line="240" w:lineRule="auto"/>
       </w:pPr>
       <w:rPr>
+        <w:rFonts w:eastAsia="黑体"/>
         <w:b/>
         <w:bCs/>
       </w:rPr>
@@ -6901,12 +7207,14 @@
     </w:tblStylePr>
     <w:tblStylePr w:type="firstCol">
       <w:rPr>
+        <w:rFonts w:eastAsia="黑体"/>
         <w:b/>
         <w:bCs/>
       </w:rPr>
     </w:tblStylePr>
     <w:tblStylePr w:type="lastCol">
       <w:rPr>
+        <w:rFonts w:eastAsia="黑体"/>
         <w:b/>
         <w:bCs/>
       </w:rPr>
@@ -6968,6 +7276,7 @@
         <w:spacing w:after="0" w:before="0" w:line="240" w:lineRule="auto"/>
       </w:pPr>
       <w:rPr>
+        <w:rFonts w:eastAsia="黑体"/>
         <w:b/>
         <w:bCs/>
         <w:color w:themeColor="background1" w:val="FFFFFF"/>
@@ -6990,6 +7299,7 @@
         <w:spacing w:after="0" w:before="0" w:line="240" w:lineRule="auto"/>
       </w:pPr>
       <w:rPr>
+        <w:rFonts w:eastAsia="黑体"/>
         <w:b/>
         <w:bCs/>
       </w:rPr>
@@ -7007,12 +7317,14 @@
     </w:tblStylePr>
     <w:tblStylePr w:type="firstCol">
       <w:rPr>
+        <w:rFonts w:eastAsia="黑体"/>
         <w:b/>
         <w:bCs/>
       </w:rPr>
     </w:tblStylePr>
     <w:tblStylePr w:type="lastCol">
       <w:rPr>
+        <w:rFonts w:eastAsia="黑体"/>
         <w:b/>
         <w:bCs/>
       </w:rPr>
@@ -7074,6 +7386,7 @@
         <w:spacing w:after="0" w:before="0" w:line="240" w:lineRule="auto"/>
       </w:pPr>
       <w:rPr>
+        <w:rFonts w:eastAsia="黑体"/>
         <w:b/>
         <w:bCs/>
         <w:color w:themeColor="background1" w:val="FFFFFF"/>
@@ -7096,6 +7409,7 @@
         <w:spacing w:after="0" w:before="0" w:line="240" w:lineRule="auto"/>
       </w:pPr>
       <w:rPr>
+        <w:rFonts w:eastAsia="黑体"/>
         <w:b/>
         <w:bCs/>
       </w:rPr>
@@ -7113,12 +7427,14 @@
     </w:tblStylePr>
     <w:tblStylePr w:type="firstCol">
       <w:rPr>
+        <w:rFonts w:eastAsia="黑体"/>
         <w:b/>
         <w:bCs/>
       </w:rPr>
     </w:tblStylePr>
     <w:tblStylePr w:type="lastCol">
       <w:rPr>
+        <w:rFonts w:eastAsia="黑体"/>
         <w:b/>
         <w:bCs/>
       </w:rPr>
@@ -7177,6 +7493,7 @@
         <w:spacing w:after="0" w:before="0" w:line="240" w:lineRule="auto"/>
       </w:pPr>
       <w:rPr>
+        <w:rFonts w:eastAsia="黑体"/>
         <w:b/>
         <w:bCs/>
         <w:color w:themeColor="background1" w:val="FFFFFF"/>
@@ -7199,6 +7516,7 @@
         <w:spacing w:after="0" w:before="0" w:line="240" w:lineRule="auto"/>
       </w:pPr>
       <w:rPr>
+        <w:rFonts w:eastAsia="黑体"/>
         <w:color w:val="auto"/>
       </w:rPr>
       <w:tblPr/>
@@ -7216,6 +7534,7 @@
     </w:tblStylePr>
     <w:tblStylePr w:type="firstCol">
       <w:rPr>
+        <w:rFonts w:eastAsia="黑体"/>
         <w:b/>
         <w:bCs/>
         <w:color w:themeColor="background1" w:val="FFFFFF"/>
@@ -7235,6 +7554,7 @@
     </w:tblStylePr>
     <w:tblStylePr w:type="lastCol">
       <w:rPr>
+        <w:rFonts w:eastAsia="黑体"/>
         <w:b/>
         <w:bCs/>
         <w:color w:themeColor="background1" w:val="FFFFFF"/>
@@ -7283,6 +7603,7 @@
     </w:tblStylePr>
     <w:tblStylePr w:type="nwCell">
       <w:rPr>
+        <w:rFonts w:eastAsia="黑体"/>
         <w:color w:themeColor="background1" w:val="FFFFFF"/>
       </w:rPr>
       <w:tblPr/>
@@ -7326,6 +7647,7 @@
         <w:spacing w:after="0" w:before="0" w:line="240" w:lineRule="auto"/>
       </w:pPr>
       <w:rPr>
+        <w:rFonts w:eastAsia="黑体"/>
         <w:b/>
         <w:bCs/>
         <w:color w:themeColor="background1" w:val="FFFFFF"/>
@@ -7348,6 +7670,7 @@
         <w:spacing w:after="0" w:before="0" w:line="240" w:lineRule="auto"/>
       </w:pPr>
       <w:rPr>
+        <w:rFonts w:eastAsia="黑体"/>
         <w:color w:val="auto"/>
       </w:rPr>
       <w:tblPr/>
@@ -7365,6 +7688,7 @@
     </w:tblStylePr>
     <w:tblStylePr w:type="firstCol">
       <w:rPr>
+        <w:rFonts w:eastAsia="黑体"/>
         <w:b/>
         <w:bCs/>
         <w:color w:themeColor="background1" w:val="FFFFFF"/>
@@ -7384,6 +7708,7 @@
     </w:tblStylePr>
     <w:tblStylePr w:type="lastCol">
       <w:rPr>
+        <w:rFonts w:eastAsia="黑体"/>
         <w:b/>
         <w:bCs/>
         <w:color w:themeColor="background1" w:val="FFFFFF"/>
@@ -7432,6 +7757,7 @@
     </w:tblStylePr>
     <w:tblStylePr w:type="nwCell">
       <w:rPr>
+        <w:rFonts w:eastAsia="黑体"/>
         <w:color w:themeColor="background1" w:val="FFFFFF"/>
       </w:rPr>
       <w:tblPr/>
@@ -7475,6 +7801,7 @@
         <w:spacing w:after="0" w:before="0" w:line="240" w:lineRule="auto"/>
       </w:pPr>
       <w:rPr>
+        <w:rFonts w:eastAsia="黑体"/>
         <w:b/>
         <w:bCs/>
         <w:color w:themeColor="background1" w:val="FFFFFF"/>
@@ -7497,6 +7824,7 @@
         <w:spacing w:after="0" w:before="0" w:line="240" w:lineRule="auto"/>
       </w:pPr>
       <w:rPr>
+        <w:rFonts w:eastAsia="黑体"/>
         <w:color w:val="auto"/>
       </w:rPr>
       <w:tblPr/>
@@ -7514,6 +7842,7 @@
     </w:tblStylePr>
     <w:tblStylePr w:type="firstCol">
       <w:rPr>
+        <w:rFonts w:eastAsia="黑体"/>
         <w:b/>
         <w:bCs/>
         <w:color w:themeColor="background1" w:val="FFFFFF"/>
@@ -7533,6 +7862,7 @@
     </w:tblStylePr>
     <w:tblStylePr w:type="lastCol">
       <w:rPr>
+        <w:rFonts w:eastAsia="黑体"/>
         <w:b/>
         <w:bCs/>
         <w:color w:themeColor="background1" w:val="FFFFFF"/>
@@ -7581,6 +7911,7 @@
     </w:tblStylePr>
     <w:tblStylePr w:type="nwCell">
       <w:rPr>
+        <w:rFonts w:eastAsia="黑体"/>
         <w:color w:themeColor="background1" w:val="FFFFFF"/>
       </w:rPr>
       <w:tblPr/>
@@ -7624,6 +7955,7 @@
         <w:spacing w:after="0" w:before="0" w:line="240" w:lineRule="auto"/>
       </w:pPr>
       <w:rPr>
+        <w:rFonts w:eastAsia="黑体"/>
         <w:b/>
         <w:bCs/>
         <w:color w:themeColor="background1" w:val="FFFFFF"/>
@@ -7646,6 +7978,7 @@
         <w:spacing w:after="0" w:before="0" w:line="240" w:lineRule="auto"/>
       </w:pPr>
       <w:rPr>
+        <w:rFonts w:eastAsia="黑体"/>
         <w:color w:val="auto"/>
       </w:rPr>
       <w:tblPr/>
@@ -7663,6 +7996,7 @@
     </w:tblStylePr>
     <w:tblStylePr w:type="firstCol">
       <w:rPr>
+        <w:rFonts w:eastAsia="黑体"/>
         <w:b/>
         <w:bCs/>
         <w:color w:themeColor="background1" w:val="FFFFFF"/>
@@ -7682,6 +8016,7 @@
     </w:tblStylePr>
     <w:tblStylePr w:type="lastCol">
       <w:rPr>
+        <w:rFonts w:eastAsia="黑体"/>
         <w:b/>
         <w:bCs/>
         <w:color w:themeColor="background1" w:val="FFFFFF"/>
@@ -7730,6 +8065,7 @@
     </w:tblStylePr>
     <w:tblStylePr w:type="nwCell">
       <w:rPr>
+        <w:rFonts w:eastAsia="黑体"/>
         <w:color w:themeColor="background1" w:val="FFFFFF"/>
       </w:rPr>
       <w:tblPr/>
@@ -7773,6 +8109,7 @@
         <w:spacing w:after="0" w:before="0" w:line="240" w:lineRule="auto"/>
       </w:pPr>
       <w:rPr>
+        <w:rFonts w:eastAsia="黑体"/>
         <w:b/>
         <w:bCs/>
         <w:color w:themeColor="background1" w:val="FFFFFF"/>
@@ -7795,6 +8132,7 @@
         <w:spacing w:after="0" w:before="0" w:line="240" w:lineRule="auto"/>
       </w:pPr>
       <w:rPr>
+        <w:rFonts w:eastAsia="黑体"/>
         <w:color w:val="auto"/>
       </w:rPr>
       <w:tblPr/>
@@ -7812,6 +8150,7 @@
     </w:tblStylePr>
     <w:tblStylePr w:type="firstCol">
       <w:rPr>
+        <w:rFonts w:eastAsia="黑体"/>
         <w:b/>
         <w:bCs/>
         <w:color w:themeColor="background1" w:val="FFFFFF"/>
@@ -7831,6 +8170,7 @@
     </w:tblStylePr>
     <w:tblStylePr w:type="lastCol">
       <w:rPr>
+        <w:rFonts w:eastAsia="黑体"/>
         <w:b/>
         <w:bCs/>
         <w:color w:themeColor="background1" w:val="FFFFFF"/>
@@ -7879,6 +8219,7 @@
     </w:tblStylePr>
     <w:tblStylePr w:type="nwCell">
       <w:rPr>
+        <w:rFonts w:eastAsia="黑体"/>
         <w:color w:themeColor="background1" w:val="FFFFFF"/>
       </w:rPr>
       <w:tblPr/>
@@ -7922,6 +8263,7 @@
         <w:spacing w:after="0" w:before="0" w:line="240" w:lineRule="auto"/>
       </w:pPr>
       <w:rPr>
+        <w:rFonts w:eastAsia="黑体"/>
         <w:b/>
         <w:bCs/>
         <w:color w:themeColor="background1" w:val="FFFFFF"/>
@@ -7944,6 +8286,7 @@
         <w:spacing w:after="0" w:before="0" w:line="240" w:lineRule="auto"/>
       </w:pPr>
       <w:rPr>
+        <w:rFonts w:eastAsia="黑体"/>
         <w:color w:val="auto"/>
       </w:rPr>
       <w:tblPr/>
@@ -7961,6 +8304,7 @@
     </w:tblStylePr>
     <w:tblStylePr w:type="firstCol">
       <w:rPr>
+        <w:rFonts w:eastAsia="黑体"/>
         <w:b/>
         <w:bCs/>
         <w:color w:themeColor="background1" w:val="FFFFFF"/>
@@ -7980,6 +8324,7 @@
     </w:tblStylePr>
     <w:tblStylePr w:type="lastCol">
       <w:rPr>
+        <w:rFonts w:eastAsia="黑体"/>
         <w:b/>
         <w:bCs/>
         <w:color w:themeColor="background1" w:val="FFFFFF"/>
@@ -8028,6 +8373,7 @@
     </w:tblStylePr>
     <w:tblStylePr w:type="nwCell">
       <w:rPr>
+        <w:rFonts w:eastAsia="黑体"/>
         <w:color w:themeColor="background1" w:val="FFFFFF"/>
       </w:rPr>
       <w:tblPr/>
@@ -8071,6 +8417,7 @@
         <w:spacing w:after="0" w:before="0" w:line="240" w:lineRule="auto"/>
       </w:pPr>
       <w:rPr>
+        <w:rFonts w:eastAsia="黑体"/>
         <w:b/>
         <w:bCs/>
         <w:color w:themeColor="background1" w:val="FFFFFF"/>
@@ -8093,6 +8440,7 @@
         <w:spacing w:after="0" w:before="0" w:line="240" w:lineRule="auto"/>
       </w:pPr>
       <w:rPr>
+        <w:rFonts w:eastAsia="黑体"/>
         <w:color w:val="auto"/>
       </w:rPr>
       <w:tblPr/>
@@ -8110,6 +8458,7 @@
     </w:tblStylePr>
     <w:tblStylePr w:type="firstCol">
       <w:rPr>
+        <w:rFonts w:eastAsia="黑体"/>
         <w:b/>
         <w:bCs/>
         <w:color w:themeColor="background1" w:val="FFFFFF"/>
@@ -8129,6 +8478,7 @@
     </w:tblStylePr>
     <w:tblStylePr w:type="lastCol">
       <w:rPr>
+        <w:rFonts w:eastAsia="黑体"/>
         <w:b/>
         <w:bCs/>
         <w:color w:themeColor="background1" w:val="FFFFFF"/>
@@ -8177,6 +8527,7 @@
     </w:tblStylePr>
     <w:tblStylePr w:type="nwCell">
       <w:rPr>
+        <w:rFonts w:eastAsia="黑体"/>
         <w:color w:themeColor="background1" w:val="FFFFFF"/>
       </w:rPr>
       <w:tblPr/>
@@ -8201,6 +8552,7 @@
       <w:spacing w:after="0" w:line="240" w:lineRule="auto"/>
     </w:pPr>
     <w:rPr>
+      <w:rFonts w:eastAsia="黑体"/>
       <w:color w:themeColor="text1" w:val="000000"/>
     </w:rPr>
     <w:tblPr>
@@ -8220,7 +8572,7 @@
     </w:tblPr>
     <w:tblStylePr w:type="firstRow">
       <w:rPr>
-        <w:rFonts w:asciiTheme="majorHAnsi" w:cstheme="majorBidi" w:eastAsiaTheme="majorEastAsia" w:hAnsiTheme="majorHAnsi"/>
+        <w:rFonts w:asciiTheme="majorHAnsi" w:cstheme="majorBidi" w:hAnsiTheme="majorHAnsi" w:eastAsia="黑体"/>
       </w:rPr>
       <w:tblPr/>
       <w:tcPr>
@@ -8232,6 +8584,7 @@
     </w:tblStylePr>
     <w:tblStylePr w:type="lastRow">
       <w:rPr>
+        <w:rFonts w:eastAsia="黑体"/>
         <w:b/>
         <w:bCs/>
         <w:color w:themeColor="text2" w:val="1F497D"/>
@@ -8246,12 +8599,14 @@
     </w:tblStylePr>
     <w:tblStylePr w:type="firstCol">
       <w:rPr>
+        <w:rFonts w:eastAsia="黑体"/>
         <w:b/>
         <w:bCs/>
       </w:rPr>
     </w:tblStylePr>
     <w:tblStylePr w:type="lastCol">
       <w:rPr>
+        <w:rFonts w:eastAsia="黑体"/>
         <w:b/>
         <w:bCs/>
       </w:rPr>
@@ -8285,6 +8640,7 @@
       <w:spacing w:after="0" w:line="240" w:lineRule="auto"/>
     </w:pPr>
     <w:rPr>
+      <w:rFonts w:eastAsia="黑体"/>
       <w:color w:themeColor="text1" w:val="000000"/>
     </w:rPr>
     <w:tblPr>
@@ -8304,7 +8660,7 @@
     </w:tblPr>
     <w:tblStylePr w:type="firstRow">
       <w:rPr>
-        <w:rFonts w:asciiTheme="majorHAnsi" w:cstheme="majorBidi" w:eastAsiaTheme="majorEastAsia" w:hAnsiTheme="majorHAnsi"/>
+        <w:rFonts w:asciiTheme="majorHAnsi" w:cstheme="majorBidi" w:hAnsiTheme="majorHAnsi" w:eastAsia="黑体"/>
       </w:rPr>
       <w:tblPr/>
       <w:tcPr>
@@ -8316,6 +8672,7 @@
     </w:tblStylePr>
     <w:tblStylePr w:type="lastRow">
       <w:rPr>
+        <w:rFonts w:eastAsia="黑体"/>
         <w:b/>
         <w:bCs/>
         <w:color w:themeColor="text2" w:val="1F497D"/>
@@ -8330,12 +8687,14 @@
     </w:tblStylePr>
     <w:tblStylePr w:type="firstCol">
       <w:rPr>
+        <w:rFonts w:eastAsia="黑体"/>
         <w:b/>
         <w:bCs/>
       </w:rPr>
     </w:tblStylePr>
     <w:tblStylePr w:type="lastCol">
       <w:rPr>
+        <w:rFonts w:eastAsia="黑体"/>
         <w:b/>
         <w:bCs/>
       </w:rPr>
@@ -8369,6 +8728,7 @@
       <w:spacing w:after="0" w:line="240" w:lineRule="auto"/>
     </w:pPr>
     <w:rPr>
+      <w:rFonts w:eastAsia="黑体"/>
       <w:color w:themeColor="text1" w:val="000000"/>
     </w:rPr>
     <w:tblPr>
@@ -8388,7 +8748,7 @@
     </w:tblPr>
     <w:tblStylePr w:type="firstRow">
       <w:rPr>
-        <w:rFonts w:asciiTheme="majorHAnsi" w:cstheme="majorBidi" w:eastAsiaTheme="majorEastAsia" w:hAnsiTheme="majorHAnsi"/>
+        <w:rFonts w:asciiTheme="majorHAnsi" w:cstheme="majorBidi" w:hAnsiTheme="majorHAnsi" w:eastAsia="黑体"/>
       </w:rPr>
       <w:tblPr/>
       <w:tcPr>
@@ -8400,6 +8760,7 @@
     </w:tblStylePr>
     <w:tblStylePr w:type="lastRow">
       <w:rPr>
+        <w:rFonts w:eastAsia="黑体"/>
         <w:b/>
         <w:bCs/>
         <w:color w:themeColor="text2" w:val="1F497D"/>
@@ -8414,12 +8775,14 @@
     </w:tblStylePr>
     <w:tblStylePr w:type="firstCol">
       <w:rPr>
+        <w:rFonts w:eastAsia="黑体"/>
         <w:b/>
         <w:bCs/>
       </w:rPr>
     </w:tblStylePr>
     <w:tblStylePr w:type="lastCol">
       <w:rPr>
+        <w:rFonts w:eastAsia="黑体"/>
         <w:b/>
         <w:bCs/>
       </w:rPr>
@@ -8453,6 +8816,7 @@
       <w:spacing w:after="0" w:line="240" w:lineRule="auto"/>
     </w:pPr>
     <w:rPr>
+      <w:rFonts w:eastAsia="黑体"/>
       <w:color w:themeColor="text1" w:val="000000"/>
     </w:rPr>
     <w:tblPr>
@@ -8472,7 +8836,7 @@
     </w:tblPr>
     <w:tblStylePr w:type="firstRow">
       <w:rPr>
-        <w:rFonts w:asciiTheme="majorHAnsi" w:cstheme="majorBidi" w:eastAsiaTheme="majorEastAsia" w:hAnsiTheme="majorHAnsi"/>
+        <w:rFonts w:asciiTheme="majorHAnsi" w:cstheme="majorBidi" w:hAnsiTheme="majorHAnsi" w:eastAsia="黑体"/>
       </w:rPr>
       <w:tblPr/>
       <w:tcPr>
@@ -8484,6 +8848,7 @@
     </w:tblStylePr>
     <w:tblStylePr w:type="lastRow">
       <w:rPr>
+        <w:rFonts w:eastAsia="黑体"/>
         <w:b/>
         <w:bCs/>
         <w:color w:themeColor="text2" w:val="1F497D"/>
@@ -8498,12 +8863,14 @@
     </w:tblStylePr>
     <w:tblStylePr w:type="firstCol">
       <w:rPr>
+        <w:rFonts w:eastAsia="黑体"/>
         <w:b/>
         <w:bCs/>
       </w:rPr>
     </w:tblStylePr>
     <w:tblStylePr w:type="lastCol">
       <w:rPr>
+        <w:rFonts w:eastAsia="黑体"/>
         <w:b/>
         <w:bCs/>
       </w:rPr>
@@ -8537,6 +8904,7 @@
       <w:spacing w:after="0" w:line="240" w:lineRule="auto"/>
     </w:pPr>
     <w:rPr>
+      <w:rFonts w:eastAsia="黑体"/>
       <w:color w:themeColor="text1" w:val="000000"/>
     </w:rPr>
     <w:tblPr>
@@ -8556,7 +8924,7 @@
     </w:tblPr>
     <w:tblStylePr w:type="firstRow">
       <w:rPr>
-        <w:rFonts w:asciiTheme="majorHAnsi" w:cstheme="majorBidi" w:eastAsiaTheme="majorEastAsia" w:hAnsiTheme="majorHAnsi"/>
+        <w:rFonts w:asciiTheme="majorHAnsi" w:cstheme="majorBidi" w:hAnsiTheme="majorHAnsi" w:eastAsia="黑体"/>
       </w:rPr>
       <w:tblPr/>
       <w:tcPr>
@@ -8568,6 +8936,7 @@
     </w:tblStylePr>
     <w:tblStylePr w:type="lastRow">
       <w:rPr>
+        <w:rFonts w:eastAsia="黑体"/>
         <w:b/>
         <w:bCs/>
         <w:color w:themeColor="text2" w:val="1F497D"/>
@@ -8582,12 +8951,14 @@
     </w:tblStylePr>
     <w:tblStylePr w:type="firstCol">
       <w:rPr>
+        <w:rFonts w:eastAsia="黑体"/>
         <w:b/>
         <w:bCs/>
       </w:rPr>
     </w:tblStylePr>
     <w:tblStylePr w:type="lastCol">
       <w:rPr>
+        <w:rFonts w:eastAsia="黑体"/>
         <w:b/>
         <w:bCs/>
       </w:rPr>
@@ -8621,6 +8992,7 @@
       <w:spacing w:after="0" w:line="240" w:lineRule="auto"/>
     </w:pPr>
     <w:rPr>
+      <w:rFonts w:eastAsia="黑体"/>
       <w:color w:themeColor="text1" w:val="000000"/>
     </w:rPr>
     <w:tblPr>
@@ -8640,7 +9012,7 @@
     </w:tblPr>
     <w:tblStylePr w:type="firstRow">
       <w:rPr>
-        <w:rFonts w:asciiTheme="majorHAnsi" w:cstheme="majorBidi" w:eastAsiaTheme="majorEastAsia" w:hAnsiTheme="majorHAnsi"/>
+        <w:rFonts w:asciiTheme="majorHAnsi" w:cstheme="majorBidi" w:hAnsiTheme="majorHAnsi" w:eastAsia="黑体"/>
       </w:rPr>
       <w:tblPr/>
       <w:tcPr>
@@ -8652,6 +9024,7 @@
     </w:tblStylePr>
     <w:tblStylePr w:type="lastRow">
       <w:rPr>
+        <w:rFonts w:eastAsia="黑体"/>
         <w:b/>
         <w:bCs/>
         <w:color w:themeColor="text2" w:val="1F497D"/>
@@ -8666,12 +9039,14 @@
     </w:tblStylePr>
     <w:tblStylePr w:type="firstCol">
       <w:rPr>
+        <w:rFonts w:eastAsia="黑体"/>
         <w:b/>
         <w:bCs/>
       </w:rPr>
     </w:tblStylePr>
     <w:tblStylePr w:type="lastCol">
       <w:rPr>
+        <w:rFonts w:eastAsia="黑体"/>
         <w:b/>
         <w:bCs/>
       </w:rPr>
@@ -8705,6 +9080,7 @@
       <w:spacing w:after="0" w:line="240" w:lineRule="auto"/>
     </w:pPr>
     <w:rPr>
+      <w:rFonts w:eastAsia="黑体"/>
       <w:color w:themeColor="text1" w:val="000000"/>
     </w:rPr>
     <w:tblPr>
@@ -8724,7 +9100,7 @@
     </w:tblPr>
     <w:tblStylePr w:type="firstRow">
       <w:rPr>
-        <w:rFonts w:asciiTheme="majorHAnsi" w:cstheme="majorBidi" w:eastAsiaTheme="majorEastAsia" w:hAnsiTheme="majorHAnsi"/>
+        <w:rFonts w:asciiTheme="majorHAnsi" w:cstheme="majorBidi" w:hAnsiTheme="majorHAnsi" w:eastAsia="黑体"/>
       </w:rPr>
       <w:tblPr/>
       <w:tcPr>
@@ -8736,6 +9112,7 @@
     </w:tblStylePr>
     <w:tblStylePr w:type="lastRow">
       <w:rPr>
+        <w:rFonts w:eastAsia="黑体"/>
         <w:b/>
         <w:bCs/>
         <w:color w:themeColor="text2" w:val="1F497D"/>
@@ -8750,12 +9127,14 @@
     </w:tblStylePr>
     <w:tblStylePr w:type="firstCol">
       <w:rPr>
+        <w:rFonts w:eastAsia="黑体"/>
         <w:b/>
         <w:bCs/>
       </w:rPr>
     </w:tblStylePr>
     <w:tblStylePr w:type="lastCol">
       <w:rPr>
+        <w:rFonts w:eastAsia="黑体"/>
         <w:b/>
         <w:bCs/>
       </w:rPr>
@@ -8789,7 +9168,7 @@
       <w:spacing w:after="0" w:line="240" w:lineRule="auto"/>
     </w:pPr>
     <w:rPr>
-      <w:rFonts w:asciiTheme="majorHAnsi" w:cstheme="majorBidi" w:eastAsiaTheme="majorEastAsia" w:hAnsiTheme="majorHAnsi"/>
+      <w:rFonts w:asciiTheme="majorHAnsi" w:cstheme="majorBidi" w:hAnsiTheme="majorHAnsi" w:eastAsia="黑体"/>
       <w:color w:themeColor="text1" w:val="000000"/>
     </w:rPr>
     <w:tblPr>
@@ -8811,6 +9190,7 @@
     </w:tblPr>
     <w:tblStylePr w:type="firstRow">
       <w:rPr>
+        <w:rFonts w:eastAsia="黑体"/>
         <w:sz w:val="24"/>
         <w:szCs w:val="24"/>
       </w:rPr>
@@ -8917,7 +9297,7 @@
       <w:spacing w:after="0" w:line="240" w:lineRule="auto"/>
     </w:pPr>
     <w:rPr>
-      <w:rFonts w:asciiTheme="majorHAnsi" w:cstheme="majorBidi" w:eastAsiaTheme="majorEastAsia" w:hAnsiTheme="majorHAnsi"/>
+      <w:rFonts w:asciiTheme="majorHAnsi" w:cstheme="majorBidi" w:hAnsiTheme="majorHAnsi" w:eastAsia="黑体"/>
       <w:color w:themeColor="text1" w:val="000000"/>
     </w:rPr>
     <w:tblPr>
@@ -8939,6 +9319,7 @@
     </w:tblPr>
     <w:tblStylePr w:type="firstRow">
       <w:rPr>
+        <w:rFonts w:eastAsia="黑体"/>
         <w:sz w:val="24"/>
         <w:szCs w:val="24"/>
       </w:rPr>
@@ -9045,7 +9426,7 @@
       <w:spacing w:after="0" w:line="240" w:lineRule="auto"/>
     </w:pPr>
     <w:rPr>
-      <w:rFonts w:asciiTheme="majorHAnsi" w:cstheme="majorBidi" w:eastAsiaTheme="majorEastAsia" w:hAnsiTheme="majorHAnsi"/>
+      <w:rFonts w:asciiTheme="majorHAnsi" w:cstheme="majorBidi" w:hAnsiTheme="majorHAnsi" w:eastAsia="黑体"/>
       <w:color w:themeColor="text1" w:val="000000"/>
     </w:rPr>
     <w:tblPr>
@@ -9067,6 +9448,7 @@
     </w:tblPr>
     <w:tblStylePr w:type="firstRow">
       <w:rPr>
+        <w:rFonts w:eastAsia="黑体"/>
         <w:sz w:val="24"/>
         <w:szCs w:val="24"/>
       </w:rPr>
@@ -9173,7 +9555,7 @@
       <w:spacing w:after="0" w:line="240" w:lineRule="auto"/>
     </w:pPr>
     <w:rPr>
-      <w:rFonts w:asciiTheme="majorHAnsi" w:cstheme="majorBidi" w:eastAsiaTheme="majorEastAsia" w:hAnsiTheme="majorHAnsi"/>
+      <w:rFonts w:asciiTheme="majorHAnsi" w:cstheme="majorBidi" w:hAnsiTheme="majorHAnsi" w:eastAsia="黑体"/>
       <w:color w:themeColor="text1" w:val="000000"/>
     </w:rPr>
     <w:tblPr>
@@ -9195,6 +9577,7 @@
     </w:tblPr>
     <w:tblStylePr w:type="firstRow">
       <w:rPr>
+        <w:rFonts w:eastAsia="黑体"/>
         <w:sz w:val="24"/>
         <w:szCs w:val="24"/>
       </w:rPr>
@@ -9301,7 +9684,7 @@
       <w:spacing w:after="0" w:line="240" w:lineRule="auto"/>
     </w:pPr>
     <w:rPr>
-      <w:rFonts w:asciiTheme="majorHAnsi" w:cstheme="majorBidi" w:eastAsiaTheme="majorEastAsia" w:hAnsiTheme="majorHAnsi"/>
+      <w:rFonts w:asciiTheme="majorHAnsi" w:cstheme="majorBidi" w:hAnsiTheme="majorHAnsi" w:eastAsia="黑体"/>
       <w:color w:themeColor="text1" w:val="000000"/>
     </w:rPr>
     <w:tblPr>
@@ -9323,6 +9706,7 @@
     </w:tblPr>
     <w:tblStylePr w:type="firstRow">
       <w:rPr>
+        <w:rFonts w:eastAsia="黑体"/>
         <w:sz w:val="24"/>
         <w:szCs w:val="24"/>
       </w:rPr>
@@ -9429,7 +9813,7 @@
       <w:spacing w:after="0" w:line="240" w:lineRule="auto"/>
     </w:pPr>
     <w:rPr>
-      <w:rFonts w:asciiTheme="majorHAnsi" w:cstheme="majorBidi" w:eastAsiaTheme="majorEastAsia" w:hAnsiTheme="majorHAnsi"/>
+      <w:rFonts w:asciiTheme="majorHAnsi" w:cstheme="majorBidi" w:hAnsiTheme="majorHAnsi" w:eastAsia="黑体"/>
       <w:color w:themeColor="text1" w:val="000000"/>
     </w:rPr>
     <w:tblPr>
@@ -9451,6 +9835,7 @@
     </w:tblPr>
     <w:tblStylePr w:type="firstRow">
       <w:rPr>
+        <w:rFonts w:eastAsia="黑体"/>
         <w:sz w:val="24"/>
         <w:szCs w:val="24"/>
       </w:rPr>
@@ -9557,7 +9942,7 @@
       <w:spacing w:after="0" w:line="240" w:lineRule="auto"/>
     </w:pPr>
     <w:rPr>
-      <w:rFonts w:asciiTheme="majorHAnsi" w:cstheme="majorBidi" w:eastAsiaTheme="majorEastAsia" w:hAnsiTheme="majorHAnsi"/>
+      <w:rFonts w:asciiTheme="majorHAnsi" w:cstheme="majorBidi" w:hAnsiTheme="majorHAnsi" w:eastAsia="黑体"/>
       <w:color w:themeColor="text1" w:val="000000"/>
     </w:rPr>
     <w:tblPr>
@@ -9579,6 +9964,7 @@
     </w:tblPr>
     <w:tblStylePr w:type="firstRow">
       <w:rPr>
+        <w:rFonts w:eastAsia="黑体"/>
         <w:sz w:val="24"/>
         <w:szCs w:val="24"/>
       </w:rPr>
@@ -9708,12 +10094,14 @@
     </w:tcPr>
     <w:tblStylePr w:type="firstRow">
       <w:rPr>
+        <w:rFonts w:eastAsia="黑体"/>
         <w:b/>
         <w:bCs/>
       </w:rPr>
     </w:tblStylePr>
     <w:tblStylePr w:type="lastRow">
       <w:rPr>
+        <w:rFonts w:eastAsia="黑体"/>
         <w:b/>
         <w:bCs/>
       </w:rPr>
@@ -9726,12 +10114,14 @@
     </w:tblStylePr>
     <w:tblStylePr w:type="firstCol">
       <w:rPr>
+        <w:rFonts w:eastAsia="黑体"/>
         <w:b/>
         <w:bCs/>
       </w:rPr>
     </w:tblStylePr>
     <w:tblStylePr w:type="lastCol">
       <w:rPr>
+        <w:rFonts w:eastAsia="黑体"/>
         <w:b/>
         <w:bCs/>
       </w:rPr>
@@ -9781,12 +10171,14 @@
     </w:tcPr>
     <w:tblStylePr w:type="firstRow">
       <w:rPr>
+        <w:rFonts w:eastAsia="黑体"/>
         <w:b/>
         <w:bCs/>
       </w:rPr>
     </w:tblStylePr>
     <w:tblStylePr w:type="lastRow">
       <w:rPr>
+        <w:rFonts w:eastAsia="黑体"/>
         <w:b/>
         <w:bCs/>
       </w:rPr>
@@ -9799,12 +10191,14 @@
     </w:tblStylePr>
     <w:tblStylePr w:type="firstCol">
       <w:rPr>
+        <w:rFonts w:eastAsia="黑体"/>
         <w:b/>
         <w:bCs/>
       </w:rPr>
     </w:tblStylePr>
     <w:tblStylePr w:type="lastCol">
       <w:rPr>
+        <w:rFonts w:eastAsia="黑体"/>
         <w:b/>
         <w:bCs/>
       </w:rPr>
@@ -9854,12 +10248,14 @@
     </w:tcPr>
     <w:tblStylePr w:type="firstRow">
       <w:rPr>
+        <w:rFonts w:eastAsia="黑体"/>
         <w:b/>
         <w:bCs/>
       </w:rPr>
     </w:tblStylePr>
     <w:tblStylePr w:type="lastRow">
       <w:rPr>
+        <w:rFonts w:eastAsia="黑体"/>
         <w:b/>
         <w:bCs/>
       </w:rPr>
@@ -9872,12 +10268,14 @@
     </w:tblStylePr>
     <w:tblStylePr w:type="firstCol">
       <w:rPr>
+        <w:rFonts w:eastAsia="黑体"/>
         <w:b/>
         <w:bCs/>
       </w:rPr>
     </w:tblStylePr>
     <w:tblStylePr w:type="lastCol">
       <w:rPr>
+        <w:rFonts w:eastAsia="黑体"/>
         <w:b/>
         <w:bCs/>
       </w:rPr>
@@ -9927,12 +10325,14 @@
     </w:tcPr>
     <w:tblStylePr w:type="firstRow">
       <w:rPr>
+        <w:rFonts w:eastAsia="黑体"/>
         <w:b/>
         <w:bCs/>
       </w:rPr>
     </w:tblStylePr>
     <w:tblStylePr w:type="lastRow">
       <w:rPr>
+        <w:rFonts w:eastAsia="黑体"/>
         <w:b/>
         <w:bCs/>
       </w:rPr>
@@ -9945,12 +10345,14 @@
     </w:tblStylePr>
     <w:tblStylePr w:type="firstCol">
       <w:rPr>
+        <w:rFonts w:eastAsia="黑体"/>
         <w:b/>
         <w:bCs/>
       </w:rPr>
     </w:tblStylePr>
     <w:tblStylePr w:type="lastCol">
       <w:rPr>
+        <w:rFonts w:eastAsia="黑体"/>
         <w:b/>
         <w:bCs/>
       </w:rPr>
@@ -10000,12 +10402,14 @@
     </w:tcPr>
     <w:tblStylePr w:type="firstRow">
       <w:rPr>
+        <w:rFonts w:eastAsia="黑体"/>
         <w:b/>
         <w:bCs/>
       </w:rPr>
     </w:tblStylePr>
     <w:tblStylePr w:type="lastRow">
       <w:rPr>
+        <w:rFonts w:eastAsia="黑体"/>
         <w:b/>
         <w:bCs/>
       </w:rPr>
@@ -10018,12 +10422,14 @@
     </w:tblStylePr>
     <w:tblStylePr w:type="firstCol">
       <w:rPr>
+        <w:rFonts w:eastAsia="黑体"/>
         <w:b/>
         <w:bCs/>
       </w:rPr>
     </w:tblStylePr>
     <w:tblStylePr w:type="lastCol">
       <w:rPr>
+        <w:rFonts w:eastAsia="黑体"/>
         <w:b/>
         <w:bCs/>
       </w:rPr>
@@ -10073,12 +10479,14 @@
     </w:tcPr>
     <w:tblStylePr w:type="firstRow">
       <w:rPr>
+        <w:rFonts w:eastAsia="黑体"/>
         <w:b/>
         <w:bCs/>
       </w:rPr>
     </w:tblStylePr>
     <w:tblStylePr w:type="lastRow">
       <w:rPr>
+        <w:rFonts w:eastAsia="黑体"/>
         <w:b/>
         <w:bCs/>
       </w:rPr>
@@ -10091,12 +10499,14 @@
     </w:tblStylePr>
     <w:tblStylePr w:type="firstCol">
       <w:rPr>
+        <w:rFonts w:eastAsia="黑体"/>
         <w:b/>
         <w:bCs/>
       </w:rPr>
     </w:tblStylePr>
     <w:tblStylePr w:type="lastCol">
       <w:rPr>
+        <w:rFonts w:eastAsia="黑体"/>
         <w:b/>
         <w:bCs/>
       </w:rPr>
@@ -10146,12 +10556,14 @@
     </w:tcPr>
     <w:tblStylePr w:type="firstRow">
       <w:rPr>
+        <w:rFonts w:eastAsia="黑体"/>
         <w:b/>
         <w:bCs/>
       </w:rPr>
     </w:tblStylePr>
     <w:tblStylePr w:type="lastRow">
       <w:rPr>
+        <w:rFonts w:eastAsia="黑体"/>
         <w:b/>
         <w:bCs/>
       </w:rPr>
@@ -10164,12 +10576,14 @@
     </w:tblStylePr>
     <w:tblStylePr w:type="firstCol">
       <w:rPr>
+        <w:rFonts w:eastAsia="黑体"/>
         <w:b/>
         <w:bCs/>
       </w:rPr>
     </w:tblStylePr>
     <w:tblStylePr w:type="lastCol">
       <w:rPr>
+        <w:rFonts w:eastAsia="黑体"/>
         <w:b/>
         <w:bCs/>
       </w:rPr>
@@ -10196,7 +10610,7 @@
       <w:spacing w:after="0" w:line="240" w:lineRule="auto"/>
     </w:pPr>
     <w:rPr>
-      <w:rFonts w:asciiTheme="majorHAnsi" w:cstheme="majorBidi" w:eastAsiaTheme="majorEastAsia" w:hAnsiTheme="majorHAnsi"/>
+      <w:rFonts w:asciiTheme="majorHAnsi" w:cstheme="majorBidi" w:hAnsiTheme="majorHAnsi" w:eastAsia="黑体"/>
       <w:color w:themeColor="text1" w:val="000000"/>
     </w:rPr>
     <w:tblPr>
@@ -10223,6 +10637,7 @@
     </w:tcPr>
     <w:tblStylePr w:type="firstRow">
       <w:rPr>
+        <w:rFonts w:eastAsia="黑体"/>
         <w:b/>
         <w:bCs/>
         <w:color w:themeColor="text1" w:val="000000"/>
@@ -10234,6 +10649,7 @@
     </w:tblStylePr>
     <w:tblStylePr w:type="lastRow">
       <w:rPr>
+        <w:rFonts w:eastAsia="黑体"/>
         <w:b/>
         <w:bCs/>
         <w:color w:themeColor="text1" w:val="000000"/>
@@ -10253,6 +10669,7 @@
     </w:tblStylePr>
     <w:tblStylePr w:type="firstCol">
       <w:rPr>
+        <w:rFonts w:eastAsia="黑体"/>
         <w:b/>
         <w:bCs/>
         <w:color w:themeColor="text1" w:val="000000"/>
@@ -10272,6 +10689,7 @@
     </w:tblStylePr>
     <w:tblStylePr w:type="lastCol">
       <w:rPr>
+        <w:rFonts w:eastAsia="黑体"/>
         <w:b w:val="0"/>
         <w:bCs w:val="0"/>
         <w:color w:themeColor="text1" w:val="000000"/>
@@ -10321,7 +10739,7 @@
       <w:spacing w:after="0" w:line="240" w:lineRule="auto"/>
     </w:pPr>
     <w:rPr>
-      <w:rFonts w:asciiTheme="majorHAnsi" w:cstheme="majorBidi" w:eastAsiaTheme="majorEastAsia" w:hAnsiTheme="majorHAnsi"/>
+      <w:rFonts w:asciiTheme="majorHAnsi" w:cstheme="majorBidi" w:hAnsiTheme="majorHAnsi" w:eastAsia="黑体"/>
       <w:color w:themeColor="text1" w:val="000000"/>
     </w:rPr>
     <w:tblPr>
@@ -10348,6 +10766,7 @@
     </w:tcPr>
     <w:tblStylePr w:type="firstRow">
       <w:rPr>
+        <w:rFonts w:eastAsia="黑体"/>
         <w:b/>
         <w:bCs/>
         <w:color w:themeColor="text1" w:val="000000"/>
@@ -10359,6 +10778,7 @@
     </w:tblStylePr>
     <w:tblStylePr w:type="lastRow">
       <w:rPr>
+        <w:rFonts w:eastAsia="黑体"/>
         <w:b/>
         <w:bCs/>
         <w:color w:themeColor="text1" w:val="000000"/>
@@ -10378,6 +10798,7 @@
     </w:tblStylePr>
     <w:tblStylePr w:type="firstCol">
       <w:rPr>
+        <w:rFonts w:eastAsia="黑体"/>
         <w:b/>
         <w:bCs/>
         <w:color w:themeColor="text1" w:val="000000"/>
@@ -10397,6 +10818,7 @@
     </w:tblStylePr>
     <w:tblStylePr w:type="lastCol">
       <w:rPr>
+        <w:rFonts w:eastAsia="黑体"/>
         <w:b w:val="0"/>
         <w:bCs w:val="0"/>
         <w:color w:themeColor="text1" w:val="000000"/>
@@ -10446,7 +10868,7 @@
       <w:spacing w:after="0" w:line="240" w:lineRule="auto"/>
     </w:pPr>
     <w:rPr>
-      <w:rFonts w:asciiTheme="majorHAnsi" w:cstheme="majorBidi" w:eastAsiaTheme="majorEastAsia" w:hAnsiTheme="majorHAnsi"/>
+      <w:rFonts w:asciiTheme="majorHAnsi" w:cstheme="majorBidi" w:hAnsiTheme="majorHAnsi" w:eastAsia="黑体"/>
       <w:color w:themeColor="text1" w:val="000000"/>
     </w:rPr>
     <w:tblPr>
@@ -10473,6 +10895,7 @@
     </w:tcPr>
     <w:tblStylePr w:type="firstRow">
       <w:rPr>
+        <w:rFonts w:eastAsia="黑体"/>
         <w:b/>
         <w:bCs/>
         <w:color w:themeColor="text1" w:val="000000"/>
@@ -10484,6 +10907,7 @@
     </w:tblStylePr>
     <w:tblStylePr w:type="lastRow">
       <w:rPr>
+        <w:rFonts w:eastAsia="黑体"/>
         <w:b/>
         <w:bCs/>
         <w:color w:themeColor="text1" w:val="000000"/>
@@ -10503,6 +10927,7 @@
     </w:tblStylePr>
     <w:tblStylePr w:type="firstCol">
       <w:rPr>
+        <w:rFonts w:eastAsia="黑体"/>
         <w:b/>
         <w:bCs/>
         <w:color w:themeColor="text1" w:val="000000"/>
@@ -10522,6 +10947,7 @@
     </w:tblStylePr>
     <w:tblStylePr w:type="lastCol">
       <w:rPr>
+        <w:rFonts w:eastAsia="黑体"/>
         <w:b w:val="0"/>
         <w:bCs w:val="0"/>
         <w:color w:themeColor="text1" w:val="000000"/>
@@ -10571,7 +10997,7 @@
       <w:spacing w:after="0" w:line="240" w:lineRule="auto"/>
     </w:pPr>
     <w:rPr>
-      <w:rFonts w:asciiTheme="majorHAnsi" w:cstheme="majorBidi" w:eastAsiaTheme="majorEastAsia" w:hAnsiTheme="majorHAnsi"/>
+      <w:rFonts w:asciiTheme="majorHAnsi" w:cstheme="majorBidi" w:hAnsiTheme="majorHAnsi" w:eastAsia="黑体"/>
       <w:color w:themeColor="text1" w:val="000000"/>
     </w:rPr>
     <w:tblPr>
@@ -10598,6 +11024,7 @@
     </w:tcPr>
     <w:tblStylePr w:type="firstRow">
       <w:rPr>
+        <w:rFonts w:eastAsia="黑体"/>
         <w:b/>
         <w:bCs/>
         <w:color w:themeColor="text1" w:val="000000"/>
@@ -10609,6 +11036,7 @@
     </w:tblStylePr>
     <w:tblStylePr w:type="lastRow">
       <w:rPr>
+        <w:rFonts w:eastAsia="黑体"/>
         <w:b/>
         <w:bCs/>
         <w:color w:themeColor="text1" w:val="000000"/>
@@ -10628,6 +11056,7 @@
     </w:tblStylePr>
     <w:tblStylePr w:type="firstCol">
       <w:rPr>
+        <w:rFonts w:eastAsia="黑体"/>
         <w:b/>
         <w:bCs/>
         <w:color w:themeColor="text1" w:val="000000"/>
@@ -10647,6 +11076,7 @@
     </w:tblStylePr>
     <w:tblStylePr w:type="lastCol">
       <w:rPr>
+        <w:rFonts w:eastAsia="黑体"/>
         <w:b w:val="0"/>
         <w:bCs w:val="0"/>
         <w:color w:themeColor="text1" w:val="000000"/>
@@ -10696,7 +11126,7 @@
       <w:spacing w:after="0" w:line="240" w:lineRule="auto"/>
     </w:pPr>
     <w:rPr>
-      <w:rFonts w:asciiTheme="majorHAnsi" w:cstheme="majorBidi" w:eastAsiaTheme="majorEastAsia" w:hAnsiTheme="majorHAnsi"/>
+      <w:rFonts w:asciiTheme="majorHAnsi" w:cstheme="majorBidi" w:hAnsiTheme="majorHAnsi" w:eastAsia="黑体"/>
       <w:color w:themeColor="text1" w:val="000000"/>
     </w:rPr>
     <w:tblPr>
@@ -10723,6 +11153,7 @@
     </w:tcPr>
     <w:tblStylePr w:type="firstRow">
       <w:rPr>
+        <w:rFonts w:eastAsia="黑体"/>
         <w:b/>
         <w:bCs/>
         <w:color w:themeColor="text1" w:val="000000"/>
@@ -10734,6 +11165,7 @@
     </w:tblStylePr>
     <w:tblStylePr w:type="lastRow">
       <w:rPr>
+        <w:rFonts w:eastAsia="黑体"/>
         <w:b/>
         <w:bCs/>
         <w:color w:themeColor="text1" w:val="000000"/>
@@ -10753,6 +11185,7 @@
     </w:tblStylePr>
     <w:tblStylePr w:type="firstCol">
       <w:rPr>
+        <w:rFonts w:eastAsia="黑体"/>
         <w:b/>
         <w:bCs/>
         <w:color w:themeColor="text1" w:val="000000"/>
@@ -10772,6 +11205,7 @@
     </w:tblStylePr>
     <w:tblStylePr w:type="lastCol">
       <w:rPr>
+        <w:rFonts w:eastAsia="黑体"/>
         <w:b w:val="0"/>
         <w:bCs w:val="0"/>
         <w:color w:themeColor="text1" w:val="000000"/>
@@ -10821,7 +11255,7 @@
       <w:spacing w:after="0" w:line="240" w:lineRule="auto"/>
     </w:pPr>
     <w:rPr>
-      <w:rFonts w:asciiTheme="majorHAnsi" w:cstheme="majorBidi" w:eastAsiaTheme="majorEastAsia" w:hAnsiTheme="majorHAnsi"/>
+      <w:rFonts w:asciiTheme="majorHAnsi" w:cstheme="majorBidi" w:hAnsiTheme="majorHAnsi" w:eastAsia="黑体"/>
       <w:color w:themeColor="text1" w:val="000000"/>
     </w:rPr>
     <w:tblPr>
@@ -10848,6 +11282,7 @@
     </w:tcPr>
     <w:tblStylePr w:type="firstRow">
       <w:rPr>
+        <w:rFonts w:eastAsia="黑体"/>
         <w:b/>
         <w:bCs/>
         <w:color w:themeColor="text1" w:val="000000"/>
@@ -10859,6 +11294,7 @@
     </w:tblStylePr>
     <w:tblStylePr w:type="lastRow">
       <w:rPr>
+        <w:rFonts w:eastAsia="黑体"/>
         <w:b/>
         <w:bCs/>
         <w:color w:themeColor="text1" w:val="000000"/>
@@ -10878,6 +11314,7 @@
     </w:tblStylePr>
     <w:tblStylePr w:type="firstCol">
       <w:rPr>
+        <w:rFonts w:eastAsia="黑体"/>
         <w:b/>
         <w:bCs/>
         <w:color w:themeColor="text1" w:val="000000"/>
@@ -10897,6 +11334,7 @@
     </w:tblStylePr>
     <w:tblStylePr w:type="lastCol">
       <w:rPr>
+        <w:rFonts w:eastAsia="黑体"/>
         <w:b w:val="0"/>
         <w:bCs w:val="0"/>
         <w:color w:themeColor="text1" w:val="000000"/>
@@ -10946,7 +11384,7 @@
       <w:spacing w:after="0" w:line="240" w:lineRule="auto"/>
     </w:pPr>
     <w:rPr>
-      <w:rFonts w:asciiTheme="majorHAnsi" w:cstheme="majorBidi" w:eastAsiaTheme="majorEastAsia" w:hAnsiTheme="majorHAnsi"/>
+      <w:rFonts w:asciiTheme="majorHAnsi" w:cstheme="majorBidi" w:hAnsiTheme="majorHAnsi" w:eastAsia="黑体"/>
       <w:color w:themeColor="text1" w:val="000000"/>
     </w:rPr>
     <w:tblPr>
@@ -10973,6 +11411,7 @@
     </w:tcPr>
     <w:tblStylePr w:type="firstRow">
       <w:rPr>
+        <w:rFonts w:eastAsia="黑体"/>
         <w:b/>
         <w:bCs/>
         <w:color w:themeColor="text1" w:val="000000"/>
@@ -10984,6 +11423,7 @@
     </w:tblStylePr>
     <w:tblStylePr w:type="lastRow">
       <w:rPr>
+        <w:rFonts w:eastAsia="黑体"/>
         <w:b/>
         <w:bCs/>
         <w:color w:themeColor="text1" w:val="000000"/>
@@ -11003,6 +11443,7 @@
     </w:tblStylePr>
     <w:tblStylePr w:type="firstCol">
       <w:rPr>
+        <w:rFonts w:eastAsia="黑体"/>
         <w:b/>
         <w:bCs/>
         <w:color w:themeColor="text1" w:val="000000"/>
@@ -11022,6 +11463,7 @@
     </w:tblStylePr>
     <w:tblStylePr w:type="lastCol">
       <w:rPr>
+        <w:rFonts w:eastAsia="黑体"/>
         <w:b w:val="0"/>
         <w:bCs w:val="0"/>
         <w:color w:themeColor="text1" w:val="000000"/>
@@ -11094,6 +11536,7 @@
     </w:tcPr>
     <w:tblStylePr w:type="firstRow">
       <w:rPr>
+        <w:rFonts w:eastAsia="黑体"/>
         <w:b/>
         <w:bCs/>
         <w:i w:val="0"/>
@@ -11115,6 +11558,7 @@
     </w:tblStylePr>
     <w:tblStylePr w:type="lastRow">
       <w:rPr>
+        <w:rFonts w:eastAsia="黑体"/>
         <w:b/>
         <w:bCs/>
         <w:i w:val="0"/>
@@ -11136,6 +11580,7 @@
     </w:tblStylePr>
     <w:tblStylePr w:type="firstCol">
       <w:rPr>
+        <w:rFonts w:eastAsia="黑体"/>
         <w:b/>
         <w:bCs/>
         <w:i w:val="0"/>
@@ -11155,6 +11600,7 @@
     </w:tblStylePr>
     <w:tblStylePr w:type="lastCol">
       <w:rPr>
+        <w:rFonts w:eastAsia="黑体"/>
         <w:b/>
         <w:bCs/>
         <w:i w:val="0"/>
@@ -11235,6 +11681,7 @@
     </w:tcPr>
     <w:tblStylePr w:type="firstRow">
       <w:rPr>
+        <w:rFonts w:eastAsia="黑体"/>
         <w:b/>
         <w:bCs/>
         <w:i w:val="0"/>
@@ -11256,6 +11703,7 @@
     </w:tblStylePr>
     <w:tblStylePr w:type="lastRow">
       <w:rPr>
+        <w:rFonts w:eastAsia="黑体"/>
         <w:b/>
         <w:bCs/>
         <w:i w:val="0"/>
@@ -11277,6 +11725,7 @@
     </w:tblStylePr>
     <w:tblStylePr w:type="firstCol">
       <w:rPr>
+        <w:rFonts w:eastAsia="黑体"/>
         <w:b/>
         <w:bCs/>
         <w:i w:val="0"/>
@@ -11296,6 +11745,7 @@
     </w:tblStylePr>
     <w:tblStylePr w:type="lastCol">
       <w:rPr>
+        <w:rFonts w:eastAsia="黑体"/>
         <w:b/>
         <w:bCs/>
         <w:i w:val="0"/>
@@ -11376,6 +11826,7 @@
     </w:tcPr>
     <w:tblStylePr w:type="firstRow">
       <w:rPr>
+        <w:rFonts w:eastAsia="黑体"/>
         <w:b/>
         <w:bCs/>
         <w:i w:val="0"/>
@@ -11397,6 +11848,7 @@
     </w:tblStylePr>
     <w:tblStylePr w:type="lastRow">
       <w:rPr>
+        <w:rFonts w:eastAsia="黑体"/>
         <w:b/>
         <w:bCs/>
         <w:i w:val="0"/>
@@ -11418,6 +11870,7 @@
     </w:tblStylePr>
     <w:tblStylePr w:type="firstCol">
       <w:rPr>
+        <w:rFonts w:eastAsia="黑体"/>
         <w:b/>
         <w:bCs/>
         <w:i w:val="0"/>
@@ -11437,6 +11890,7 @@
     </w:tblStylePr>
     <w:tblStylePr w:type="lastCol">
       <w:rPr>
+        <w:rFonts w:eastAsia="黑体"/>
         <w:b/>
         <w:bCs/>
         <w:i w:val="0"/>
@@ -11517,6 +11971,7 @@
     </w:tcPr>
     <w:tblStylePr w:type="firstRow">
       <w:rPr>
+        <w:rFonts w:eastAsia="黑体"/>
         <w:b/>
         <w:bCs/>
         <w:i w:val="0"/>
@@ -11538,6 +11993,7 @@
     </w:tblStylePr>
     <w:tblStylePr w:type="lastRow">
       <w:rPr>
+        <w:rFonts w:eastAsia="黑体"/>
         <w:b/>
         <w:bCs/>
         <w:i w:val="0"/>
@@ -11559,6 +12015,7 @@
     </w:tblStylePr>
     <w:tblStylePr w:type="firstCol">
       <w:rPr>
+        <w:rFonts w:eastAsia="黑体"/>
         <w:b/>
         <w:bCs/>
         <w:i w:val="0"/>
@@ -11578,6 +12035,7 @@
     </w:tblStylePr>
     <w:tblStylePr w:type="lastCol">
       <w:rPr>
+        <w:rFonts w:eastAsia="黑体"/>
         <w:b/>
         <w:bCs/>
         <w:i w:val="0"/>
@@ -11658,6 +12116,7 @@
     </w:tcPr>
     <w:tblStylePr w:type="firstRow">
       <w:rPr>
+        <w:rFonts w:eastAsia="黑体"/>
         <w:b/>
         <w:bCs/>
         <w:i w:val="0"/>
@@ -11679,6 +12138,7 @@
     </w:tblStylePr>
     <w:tblStylePr w:type="lastRow">
       <w:rPr>
+        <w:rFonts w:eastAsia="黑体"/>
         <w:b/>
         <w:bCs/>
         <w:i w:val="0"/>
@@ -11700,6 +12160,7 @@
     </w:tblStylePr>
     <w:tblStylePr w:type="firstCol">
       <w:rPr>
+        <w:rFonts w:eastAsia="黑体"/>
         <w:b/>
         <w:bCs/>
         <w:i w:val="0"/>
@@ -11719,6 +12180,7 @@
     </w:tblStylePr>
     <w:tblStylePr w:type="lastCol">
       <w:rPr>
+        <w:rFonts w:eastAsia="黑体"/>
         <w:b/>
         <w:bCs/>
         <w:i w:val="0"/>
@@ -11799,6 +12261,7 @@
     </w:tcPr>
     <w:tblStylePr w:type="firstRow">
       <w:rPr>
+        <w:rFonts w:eastAsia="黑体"/>
         <w:b/>
         <w:bCs/>
         <w:i w:val="0"/>
@@ -11820,6 +12283,7 @@
     </w:tblStylePr>
     <w:tblStylePr w:type="lastRow">
       <w:rPr>
+        <w:rFonts w:eastAsia="黑体"/>
         <w:b/>
         <w:bCs/>
         <w:i w:val="0"/>
@@ -11841,6 +12305,7 @@
     </w:tblStylePr>
     <w:tblStylePr w:type="firstCol">
       <w:rPr>
+        <w:rFonts w:eastAsia="黑体"/>
         <w:b/>
         <w:bCs/>
         <w:i w:val="0"/>
@@ -11860,6 +12325,7 @@
     </w:tblStylePr>
     <w:tblStylePr w:type="lastCol">
       <w:rPr>
+        <w:rFonts w:eastAsia="黑体"/>
         <w:b/>
         <w:bCs/>
         <w:i w:val="0"/>
@@ -11940,6 +12406,7 @@
     </w:tcPr>
     <w:tblStylePr w:type="firstRow">
       <w:rPr>
+        <w:rFonts w:eastAsia="黑体"/>
         <w:b/>
         <w:bCs/>
         <w:i w:val="0"/>
@@ -11961,6 +12428,7 @@
     </w:tblStylePr>
     <w:tblStylePr w:type="lastRow">
       <w:rPr>
+        <w:rFonts w:eastAsia="黑体"/>
         <w:b/>
         <w:bCs/>
         <w:i w:val="0"/>
@@ -11982,6 +12450,7 @@
     </w:tblStylePr>
     <w:tblStylePr w:type="firstCol">
       <w:rPr>
+        <w:rFonts w:eastAsia="黑体"/>
         <w:b/>
         <w:bCs/>
         <w:i w:val="0"/>
@@ -12001,6 +12470,7 @@
     </w:tblStylePr>
     <w:tblStylePr w:type="lastCol">
       <w:rPr>
+        <w:rFonts w:eastAsia="黑体"/>
         <w:b/>
         <w:bCs/>
         <w:i w:val="0"/>
@@ -12058,6 +12528,7 @@
       <w:spacing w:after="0" w:line="240" w:lineRule="auto"/>
     </w:pPr>
     <w:rPr>
+      <w:rFonts w:eastAsia="黑体"/>
       <w:color w:themeColor="background1" w:val="FFFFFF"/>
     </w:rPr>
     <w:tblPr>
@@ -12076,6 +12547,7 @@
     </w:tcPr>
     <w:tblStylePr w:type="firstRow">
       <w:rPr>
+        <w:rFonts w:eastAsia="黑体"/>
         <w:b/>
         <w:bCs/>
       </w:rPr>
@@ -12172,6 +12644,7 @@
       <w:spacing w:after="0" w:line="240" w:lineRule="auto"/>
     </w:pPr>
     <w:rPr>
+      <w:rFonts w:eastAsia="黑体"/>
       <w:color w:themeColor="background1" w:val="FFFFFF"/>
     </w:rPr>
     <w:tblPr>
@@ -12190,6 +12663,7 @@
     </w:tcPr>
     <w:tblStylePr w:type="firstRow">
       <w:rPr>
+        <w:rFonts w:eastAsia="黑体"/>
         <w:b/>
         <w:bCs/>
       </w:rPr>
@@ -12286,6 +12760,7 @@
       <w:spacing w:after="0" w:line="240" w:lineRule="auto"/>
     </w:pPr>
     <w:rPr>
+      <w:rFonts w:eastAsia="黑体"/>
       <w:color w:themeColor="background1" w:val="FFFFFF"/>
     </w:rPr>
     <w:tblPr>
@@ -12304,6 +12779,7 @@
     </w:tcPr>
     <w:tblStylePr w:type="firstRow">
       <w:rPr>
+        <w:rFonts w:eastAsia="黑体"/>
         <w:b/>
         <w:bCs/>
       </w:rPr>
@@ -12400,6 +12876,7 @@
       <w:spacing w:after="0" w:line="240" w:lineRule="auto"/>
     </w:pPr>
     <w:rPr>
+      <w:rFonts w:eastAsia="黑体"/>
       <w:color w:themeColor="background1" w:val="FFFFFF"/>
     </w:rPr>
     <w:tblPr>
@@ -12418,6 +12895,7 @@
     </w:tcPr>
     <w:tblStylePr w:type="firstRow">
       <w:rPr>
+        <w:rFonts w:eastAsia="黑体"/>
         <w:b/>
         <w:bCs/>
       </w:rPr>
@@ -12514,6 +12992,7 @@
       <w:spacing w:after="0" w:line="240" w:lineRule="auto"/>
     </w:pPr>
     <w:rPr>
+      <w:rFonts w:eastAsia="黑体"/>
       <w:color w:themeColor="background1" w:val="FFFFFF"/>
     </w:rPr>
     <w:tblPr>
@@ -12532,6 +13011,7 @@
     </w:tcPr>
     <w:tblStylePr w:type="firstRow">
       <w:rPr>
+        <w:rFonts w:eastAsia="黑体"/>
         <w:b/>
         <w:bCs/>
       </w:rPr>
@@ -12628,6 +13108,7 @@
       <w:spacing w:after="0" w:line="240" w:lineRule="auto"/>
     </w:pPr>
     <w:rPr>
+      <w:rFonts w:eastAsia="黑体"/>
       <w:color w:themeColor="background1" w:val="FFFFFF"/>
     </w:rPr>
     <w:tblPr>
@@ -12646,6 +13127,7 @@
     </w:tcPr>
     <w:tblStylePr w:type="firstRow">
       <w:rPr>
+        <w:rFonts w:eastAsia="黑体"/>
         <w:b/>
         <w:bCs/>
       </w:rPr>
@@ -12742,6 +13224,7 @@
       <w:spacing w:after="0" w:line="240" w:lineRule="auto"/>
     </w:pPr>
     <w:rPr>
+      <w:rFonts w:eastAsia="黑体"/>
       <w:color w:themeColor="background1" w:val="FFFFFF"/>
     </w:rPr>
     <w:tblPr>
@@ -12760,6 +13243,7 @@
     </w:tcPr>
     <w:tblStylePr w:type="firstRow">
       <w:rPr>
+        <w:rFonts w:eastAsia="黑体"/>
         <w:b/>
         <w:bCs/>
       </w:rPr>
@@ -12856,6 +13340,7 @@
       <w:spacing w:after="0" w:line="240" w:lineRule="auto"/>
     </w:pPr>
     <w:rPr>
+      <w:rFonts w:eastAsia="黑体"/>
       <w:color w:themeColor="text1" w:val="000000"/>
     </w:rPr>
     <w:tblPr>
@@ -12882,6 +13367,7 @@
     </w:tcPr>
     <w:tblStylePr w:type="firstRow">
       <w:rPr>
+        <w:rFonts w:eastAsia="黑体"/>
         <w:b/>
         <w:bCs/>
       </w:rPr>
@@ -12900,6 +13386,7 @@
     </w:tblStylePr>
     <w:tblStylePr w:type="lastRow">
       <w:rPr>
+        <w:rFonts w:eastAsia="黑体"/>
         <w:b/>
         <w:bCs/>
         <w:color w:themeColor="background1" w:val="FFFFFF"/>
@@ -12914,6 +13401,7 @@
     </w:tblStylePr>
     <w:tblStylePr w:type="firstCol">
       <w:rPr>
+        <w:rFonts w:eastAsia="黑体"/>
         <w:color w:themeColor="background1" w:val="FFFFFF"/>
       </w:rPr>
       <w:tblPr/>
@@ -12931,6 +13419,7 @@
     </w:tblStylePr>
     <w:tblStylePr w:type="lastCol">
       <w:rPr>
+        <w:rFonts w:eastAsia="黑体"/>
         <w:color w:themeColor="background1" w:val="FFFFFF"/>
       </w:rPr>
       <w:tblPr/>
@@ -12960,11 +13449,13 @@
     </w:tblStylePr>
     <w:tblStylePr w:type="neCell">
       <w:rPr>
+        <w:rFonts w:eastAsia="黑体"/>
         <w:color w:themeColor="text1" w:val="000000"/>
       </w:rPr>
     </w:tblStylePr>
     <w:tblStylePr w:type="nwCell">
       <w:rPr>
+        <w:rFonts w:eastAsia="黑体"/>
         <w:color w:themeColor="text1" w:val="000000"/>
       </w:rPr>
     </w:tblStylePr>
@@ -12978,6 +13469,7 @@
       <w:spacing w:after="0" w:line="240" w:lineRule="auto"/>
     </w:pPr>
     <w:rPr>
+      <w:rFonts w:eastAsia="黑体"/>
       <w:color w:themeColor="text1" w:val="000000"/>
     </w:rPr>
     <w:tblPr>
@@ -13004,6 +13496,7 @@
     </w:tcPr>
     <w:tblStylePr w:type="firstRow">
       <w:rPr>
+        <w:rFonts w:eastAsia="黑体"/>
         <w:b/>
         <w:bCs/>
       </w:rPr>
@@ -13022,6 +13515,7 @@
     </w:tblStylePr>
     <w:tblStylePr w:type="lastRow">
       <w:rPr>
+        <w:rFonts w:eastAsia="黑体"/>
         <w:b/>
         <w:bCs/>
         <w:color w:themeColor="background1" w:val="FFFFFF"/>
@@ -13036,6 +13530,7 @@
     </w:tblStylePr>
     <w:tblStylePr w:type="firstCol">
       <w:rPr>
+        <w:rFonts w:eastAsia="黑体"/>
         <w:color w:themeColor="background1" w:val="FFFFFF"/>
       </w:rPr>
       <w:tblPr/>
@@ -13053,6 +13548,7 @@
     </w:tblStylePr>
     <w:tblStylePr w:type="lastCol">
       <w:rPr>
+        <w:rFonts w:eastAsia="黑体"/>
         <w:color w:themeColor="background1" w:val="FFFFFF"/>
       </w:rPr>
       <w:tblPr/>
@@ -13082,11 +13578,13 @@
     </w:tblStylePr>
     <w:tblStylePr w:type="neCell">
       <w:rPr>
+        <w:rFonts w:eastAsia="黑体"/>
         <w:color w:themeColor="text1" w:val="000000"/>
       </w:rPr>
     </w:tblStylePr>
     <w:tblStylePr w:type="nwCell">
       <w:rPr>
+        <w:rFonts w:eastAsia="黑体"/>
         <w:color w:themeColor="text1" w:val="000000"/>
       </w:rPr>
     </w:tblStylePr>
@@ -13100,6 +13598,7 @@
       <w:spacing w:after="0" w:line="240" w:lineRule="auto"/>
     </w:pPr>
     <w:rPr>
+      <w:rFonts w:eastAsia="黑体"/>
       <w:color w:themeColor="text1" w:val="000000"/>
     </w:rPr>
     <w:tblPr>
@@ -13126,6 +13625,7 @@
     </w:tcPr>
     <w:tblStylePr w:type="firstRow">
       <w:rPr>
+        <w:rFonts w:eastAsia="黑体"/>
         <w:b/>
         <w:bCs/>
       </w:rPr>
@@ -13144,6 +13644,7 @@
     </w:tblStylePr>
     <w:tblStylePr w:type="lastRow">
       <w:rPr>
+        <w:rFonts w:eastAsia="黑体"/>
         <w:b/>
         <w:bCs/>
         <w:color w:themeColor="background1" w:val="FFFFFF"/>
@@ -13158,6 +13659,7 @@
     </w:tblStylePr>
     <w:tblStylePr w:type="firstCol">
       <w:rPr>
+        <w:rFonts w:eastAsia="黑体"/>
         <w:color w:themeColor="background1" w:val="FFFFFF"/>
       </w:rPr>
       <w:tblPr/>
@@ -13175,6 +13677,7 @@
     </w:tblStylePr>
     <w:tblStylePr w:type="lastCol">
       <w:rPr>
+        <w:rFonts w:eastAsia="黑体"/>
         <w:color w:themeColor="background1" w:val="FFFFFF"/>
       </w:rPr>
       <w:tblPr/>
@@ -13204,11 +13707,13 @@
     </w:tblStylePr>
     <w:tblStylePr w:type="neCell">
       <w:rPr>
+        <w:rFonts w:eastAsia="黑体"/>
         <w:color w:themeColor="text1" w:val="000000"/>
       </w:rPr>
     </w:tblStylePr>
     <w:tblStylePr w:type="nwCell">
       <w:rPr>
+        <w:rFonts w:eastAsia="黑体"/>
         <w:color w:themeColor="text1" w:val="000000"/>
       </w:rPr>
     </w:tblStylePr>
@@ -13222,6 +13727,7 @@
       <w:spacing w:after="0" w:line="240" w:lineRule="auto"/>
     </w:pPr>
     <w:rPr>
+      <w:rFonts w:eastAsia="黑体"/>
       <w:color w:themeColor="text1" w:val="000000"/>
     </w:rPr>
     <w:tblPr>
@@ -13248,6 +13754,7 @@
     </w:tcPr>
     <w:tblStylePr w:type="firstRow">
       <w:rPr>
+        <w:rFonts w:eastAsia="黑体"/>
         <w:b/>
         <w:bCs/>
       </w:rPr>
@@ -13266,6 +13773,7 @@
     </w:tblStylePr>
     <w:tblStylePr w:type="lastRow">
       <w:rPr>
+        <w:rFonts w:eastAsia="黑体"/>
         <w:b/>
         <w:bCs/>
         <w:color w:themeColor="background1" w:val="FFFFFF"/>
@@ -13280,6 +13788,7 @@
     </w:tblStylePr>
     <w:tblStylePr w:type="firstCol">
       <w:rPr>
+        <w:rFonts w:eastAsia="黑体"/>
         <w:color w:themeColor="background1" w:val="FFFFFF"/>
       </w:rPr>
       <w:tblPr/>
@@ -13297,6 +13806,7 @@
     </w:tblStylePr>
     <w:tblStylePr w:type="lastCol">
       <w:rPr>
+        <w:rFonts w:eastAsia="黑体"/>
         <w:color w:themeColor="background1" w:val="FFFFFF"/>
       </w:rPr>
       <w:tblPr/>
@@ -13334,6 +13844,7 @@
       <w:spacing w:after="0" w:line="240" w:lineRule="auto"/>
     </w:pPr>
     <w:rPr>
+      <w:rFonts w:eastAsia="黑体"/>
       <w:color w:themeColor="text1" w:val="000000"/>
     </w:rPr>
     <w:tblPr>
@@ -13360,6 +13871,7 @@
     </w:tcPr>
     <w:tblStylePr w:type="firstRow">
       <w:rPr>
+        <w:rFonts w:eastAsia="黑体"/>
         <w:b/>
         <w:bCs/>
       </w:rPr>
@@ -13378,6 +13890,7 @@
     </w:tblStylePr>
     <w:tblStylePr w:type="lastRow">
       <w:rPr>
+        <w:rFonts w:eastAsia="黑体"/>
         <w:b/>
         <w:bCs/>
         <w:color w:themeColor="background1" w:val="FFFFFF"/>
@@ -13392,6 +13905,7 @@
     </w:tblStylePr>
     <w:tblStylePr w:type="firstCol">
       <w:rPr>
+        <w:rFonts w:eastAsia="黑体"/>
         <w:color w:themeColor="background1" w:val="FFFFFF"/>
       </w:rPr>
       <w:tblPr/>
@@ -13409,6 +13923,7 @@
     </w:tblStylePr>
     <w:tblStylePr w:type="lastCol">
       <w:rPr>
+        <w:rFonts w:eastAsia="黑体"/>
         <w:color w:themeColor="background1" w:val="FFFFFF"/>
       </w:rPr>
       <w:tblPr/>
@@ -13438,11 +13953,13 @@
     </w:tblStylePr>
     <w:tblStylePr w:type="neCell">
       <w:rPr>
+        <w:rFonts w:eastAsia="黑体"/>
         <w:color w:themeColor="text1" w:val="000000"/>
       </w:rPr>
     </w:tblStylePr>
     <w:tblStylePr w:type="nwCell">
       <w:rPr>
+        <w:rFonts w:eastAsia="黑体"/>
         <w:color w:themeColor="text1" w:val="000000"/>
       </w:rPr>
     </w:tblStylePr>
@@ -13456,6 +13973,7 @@
       <w:spacing w:after="0" w:line="240" w:lineRule="auto"/>
     </w:pPr>
     <w:rPr>
+      <w:rFonts w:eastAsia="黑体"/>
       <w:color w:themeColor="text1" w:val="000000"/>
     </w:rPr>
     <w:tblPr>
@@ -13482,6 +14000,7 @@
     </w:tcPr>
     <w:tblStylePr w:type="firstRow">
       <w:rPr>
+        <w:rFonts w:eastAsia="黑体"/>
         <w:b/>
         <w:bCs/>
       </w:rPr>
@@ -13500,6 +14019,7 @@
     </w:tblStylePr>
     <w:tblStylePr w:type="lastRow">
       <w:rPr>
+        <w:rFonts w:eastAsia="黑体"/>
         <w:b/>
         <w:bCs/>
         <w:color w:themeColor="background1" w:val="FFFFFF"/>
@@ -13514,6 +14034,7 @@
     </w:tblStylePr>
     <w:tblStylePr w:type="firstCol">
       <w:rPr>
+        <w:rFonts w:eastAsia="黑体"/>
         <w:color w:themeColor="background1" w:val="FFFFFF"/>
       </w:rPr>
       <w:tblPr/>
@@ -13531,6 +14052,7 @@
     </w:tblStylePr>
     <w:tblStylePr w:type="lastCol">
       <w:rPr>
+        <w:rFonts w:eastAsia="黑体"/>
         <w:color w:themeColor="background1" w:val="FFFFFF"/>
       </w:rPr>
       <w:tblPr/>
@@ -13560,11 +14082,13 @@
     </w:tblStylePr>
     <w:tblStylePr w:type="neCell">
       <w:rPr>
+        <w:rFonts w:eastAsia="黑体"/>
         <w:color w:themeColor="text1" w:val="000000"/>
       </w:rPr>
     </w:tblStylePr>
     <w:tblStylePr w:type="nwCell">
       <w:rPr>
+        <w:rFonts w:eastAsia="黑体"/>
         <w:color w:themeColor="text1" w:val="000000"/>
       </w:rPr>
     </w:tblStylePr>
@@ -13578,6 +14102,7 @@
       <w:spacing w:after="0" w:line="240" w:lineRule="auto"/>
     </w:pPr>
     <w:rPr>
+      <w:rFonts w:eastAsia="黑体"/>
       <w:color w:themeColor="text1" w:val="000000"/>
     </w:rPr>
     <w:tblPr>
@@ -13604,6 +14129,7 @@
     </w:tcPr>
     <w:tblStylePr w:type="firstRow">
       <w:rPr>
+        <w:rFonts w:eastAsia="黑体"/>
         <w:b/>
         <w:bCs/>
       </w:rPr>
@@ -13622,6 +14148,7 @@
     </w:tblStylePr>
     <w:tblStylePr w:type="lastRow">
       <w:rPr>
+        <w:rFonts w:eastAsia="黑体"/>
         <w:b/>
         <w:bCs/>
         <w:color w:themeColor="background1" w:val="FFFFFF"/>
@@ -13636,6 +14163,7 @@
     </w:tblStylePr>
     <w:tblStylePr w:type="firstCol">
       <w:rPr>
+        <w:rFonts w:eastAsia="黑体"/>
         <w:color w:themeColor="background1" w:val="FFFFFF"/>
       </w:rPr>
       <w:tblPr/>
@@ -13653,6 +14181,7 @@
     </w:tblStylePr>
     <w:tblStylePr w:type="lastCol">
       <w:rPr>
+        <w:rFonts w:eastAsia="黑体"/>
         <w:color w:themeColor="background1" w:val="FFFFFF"/>
       </w:rPr>
       <w:tblPr/>
@@ -13682,11 +14211,13 @@
     </w:tblStylePr>
     <w:tblStylePr w:type="neCell">
       <w:rPr>
+        <w:rFonts w:eastAsia="黑体"/>
         <w:color w:themeColor="text1" w:val="000000"/>
       </w:rPr>
     </w:tblStylePr>
     <w:tblStylePr w:type="nwCell">
       <w:rPr>
+        <w:rFonts w:eastAsia="黑体"/>
         <w:color w:themeColor="text1" w:val="000000"/>
       </w:rPr>
     </w:tblStylePr>
@@ -13700,6 +14231,7 @@
       <w:spacing w:after="0" w:line="240" w:lineRule="auto"/>
     </w:pPr>
     <w:rPr>
+      <w:rFonts w:eastAsia="黑体"/>
       <w:color w:themeColor="text1" w:val="000000"/>
     </w:rPr>
     <w:tblPr>
@@ -13718,6 +14250,7 @@
     </w:tcPr>
     <w:tblStylePr w:type="firstRow">
       <w:rPr>
+        <w:rFonts w:eastAsia="黑体"/>
         <w:b/>
         <w:bCs/>
         <w:color w:themeColor="background1" w:val="FFFFFF"/>
@@ -13732,6 +14265,7 @@
     </w:tblStylePr>
     <w:tblStylePr w:type="lastRow">
       <w:rPr>
+        <w:rFonts w:eastAsia="黑体"/>
         <w:b/>
         <w:bCs/>
         <w:color w:themeColor="accent2" w:themeShade="CC" w:val="9E3A38"/>
@@ -13746,12 +14280,14 @@
     </w:tblStylePr>
     <w:tblStylePr w:type="firstCol">
       <w:rPr>
+        <w:rFonts w:eastAsia="黑体"/>
         <w:b/>
         <w:bCs/>
       </w:rPr>
     </w:tblStylePr>
     <w:tblStylePr w:type="lastCol">
       <w:rPr>
+        <w:rFonts w:eastAsia="黑体"/>
         <w:b/>
         <w:bCs/>
       </w:rPr>
@@ -13786,6 +14322,7 @@
       <w:spacing w:after="0" w:line="240" w:lineRule="auto"/>
     </w:pPr>
     <w:rPr>
+      <w:rFonts w:eastAsia="黑体"/>
       <w:color w:themeColor="text1" w:val="000000"/>
     </w:rPr>
     <w:tblPr>
@@ -13804,6 +14341,7 @@
     </w:tcPr>
     <w:tblStylePr w:type="firstRow">
       <w:rPr>
+        <w:rFonts w:eastAsia="黑体"/>
         <w:b/>
         <w:bCs/>
         <w:color w:themeColor="background1" w:val="FFFFFF"/>
@@ -13818,6 +14356,7 @@
     </w:tblStylePr>
     <w:tblStylePr w:type="lastRow">
       <w:rPr>
+        <w:rFonts w:eastAsia="黑体"/>
         <w:b/>
         <w:bCs/>
         <w:color w:themeColor="accent2" w:themeShade="CC" w:val="9E3A38"/>
@@ -13832,12 +14371,14 @@
     </w:tblStylePr>
     <w:tblStylePr w:type="firstCol">
       <w:rPr>
+        <w:rFonts w:eastAsia="黑体"/>
         <w:b/>
         <w:bCs/>
       </w:rPr>
     </w:tblStylePr>
     <w:tblStylePr w:type="lastCol">
       <w:rPr>
+        <w:rFonts w:eastAsia="黑体"/>
         <w:b/>
         <w:bCs/>
       </w:rPr>
@@ -13872,6 +14413,7 @@
       <w:spacing w:after="0" w:line="240" w:lineRule="auto"/>
     </w:pPr>
     <w:rPr>
+      <w:rFonts w:eastAsia="黑体"/>
       <w:color w:themeColor="text1" w:val="000000"/>
     </w:rPr>
     <w:tblPr>
@@ -13890,6 +14432,7 @@
     </w:tcPr>
     <w:tblStylePr w:type="firstRow">
       <w:rPr>
+        <w:rFonts w:eastAsia="黑体"/>
         <w:b/>
         <w:bCs/>
         <w:color w:themeColor="background1" w:val="FFFFFF"/>
@@ -13904,6 +14447,7 @@
     </w:tblStylePr>
     <w:tblStylePr w:type="lastRow">
       <w:rPr>
+        <w:rFonts w:eastAsia="黑体"/>
         <w:b/>
         <w:bCs/>
         <w:color w:themeColor="accent2" w:themeShade="CC" w:val="9E3A38"/>
@@ -13918,12 +14462,14 @@
     </w:tblStylePr>
     <w:tblStylePr w:type="firstCol">
       <w:rPr>
+        <w:rFonts w:eastAsia="黑体"/>
         <w:b/>
         <w:bCs/>
       </w:rPr>
     </w:tblStylePr>
     <w:tblStylePr w:type="lastCol">
       <w:rPr>
+        <w:rFonts w:eastAsia="黑体"/>
         <w:b/>
         <w:bCs/>
       </w:rPr>
@@ -13958,6 +14504,7 @@
       <w:spacing w:after="0" w:line="240" w:lineRule="auto"/>
     </w:pPr>
     <w:rPr>
+      <w:rFonts w:eastAsia="黑体"/>
       <w:color w:themeColor="text1" w:val="000000"/>
     </w:rPr>
     <w:tblPr>
@@ -13976,6 +14523,7 @@
     </w:tcPr>
     <w:tblStylePr w:type="firstRow">
       <w:rPr>
+        <w:rFonts w:eastAsia="黑体"/>
         <w:b/>
         <w:bCs/>
         <w:color w:themeColor="background1" w:val="FFFFFF"/>
@@ -13990,6 +14538,7 @@
     </w:tblStylePr>
     <w:tblStylePr w:type="lastRow">
       <w:rPr>
+        <w:rFonts w:eastAsia="黑体"/>
         <w:b/>
         <w:bCs/>
         <w:color w:themeColor="accent4" w:themeShade="CC" w:val="664E82"/>
@@ -14004,12 +14553,14 @@
     </w:tblStylePr>
     <w:tblStylePr w:type="firstCol">
       <w:rPr>
+        <w:rFonts w:eastAsia="黑体"/>
         <w:b/>
         <w:bCs/>
       </w:rPr>
     </w:tblStylePr>
     <w:tblStylePr w:type="lastCol">
       <w:rPr>
+        <w:rFonts w:eastAsia="黑体"/>
         <w:b/>
         <w:bCs/>
       </w:rPr>
@@ -14044,6 +14595,7 @@
       <w:spacing w:after="0" w:line="240" w:lineRule="auto"/>
     </w:pPr>
     <w:rPr>
+      <w:rFonts w:eastAsia="黑体"/>
       <w:color w:themeColor="text1" w:val="000000"/>
     </w:rPr>
     <w:tblPr>
@@ -14062,6 +14614,7 @@
     </w:tcPr>
     <w:tblStylePr w:type="firstRow">
       <w:rPr>
+        <w:rFonts w:eastAsia="黑体"/>
         <w:b/>
         <w:bCs/>
         <w:color w:themeColor="background1" w:val="FFFFFF"/>
@@ -14076,6 +14629,7 @@
     </w:tblStylePr>
     <w:tblStylePr w:type="lastRow">
       <w:rPr>
+        <w:rFonts w:eastAsia="黑体"/>
         <w:b/>
         <w:bCs/>
         <w:color w:themeColor="accent3" w:themeShade="CC" w:val="7E9C40"/>
@@ -14090,12 +14644,14 @@
     </w:tblStylePr>
     <w:tblStylePr w:type="firstCol">
       <w:rPr>
+        <w:rFonts w:eastAsia="黑体"/>
         <w:b/>
         <w:bCs/>
       </w:rPr>
     </w:tblStylePr>
     <w:tblStylePr w:type="lastCol">
       <w:rPr>
+        <w:rFonts w:eastAsia="黑体"/>
         <w:b/>
         <w:bCs/>
       </w:rPr>
@@ -14130,6 +14686,7 @@
       <w:spacing w:after="0" w:line="240" w:lineRule="auto"/>
     </w:pPr>
     <w:rPr>
+      <w:rFonts w:eastAsia="黑体"/>
       <w:color w:themeColor="text1" w:val="000000"/>
     </w:rPr>
     <w:tblPr>
@@ -14148,6 +14705,7 @@
     </w:tcPr>
     <w:tblStylePr w:type="firstRow">
       <w:rPr>
+        <w:rFonts w:eastAsia="黑体"/>
         <w:b/>
         <w:bCs/>
         <w:color w:themeColor="background1" w:val="FFFFFF"/>
@@ -14162,6 +14720,7 @@
     </w:tblStylePr>
     <w:tblStylePr w:type="lastRow">
       <w:rPr>
+        <w:rFonts w:eastAsia="黑体"/>
         <w:b/>
         <w:bCs/>
         <w:color w:themeColor="accent6" w:themeShade="CC" w:val="F2730A"/>
@@ -14176,12 +14735,14 @@
     </w:tblStylePr>
     <w:tblStylePr w:type="firstCol">
       <w:rPr>
+        <w:rFonts w:eastAsia="黑体"/>
         <w:b/>
         <w:bCs/>
       </w:rPr>
     </w:tblStylePr>
     <w:tblStylePr w:type="lastCol">
       <w:rPr>
+        <w:rFonts w:eastAsia="黑体"/>
         <w:b/>
         <w:bCs/>
       </w:rPr>
@@ -14216,6 +14777,7 @@
       <w:spacing w:after="0" w:line="240" w:lineRule="auto"/>
     </w:pPr>
     <w:rPr>
+      <w:rFonts w:eastAsia="黑体"/>
       <w:color w:themeColor="text1" w:val="000000"/>
     </w:rPr>
     <w:tblPr>
@@ -14234,6 +14796,7 @@
     </w:tcPr>
     <w:tblStylePr w:type="firstRow">
       <w:rPr>
+        <w:rFonts w:eastAsia="黑体"/>
         <w:b/>
         <w:bCs/>
         <w:color w:themeColor="background1" w:val="FFFFFF"/>
@@ -14248,6 +14811,7 @@
     </w:tblStylePr>
     <w:tblStylePr w:type="lastRow">
       <w:rPr>
+        <w:rFonts w:eastAsia="黑体"/>
         <w:b/>
         <w:bCs/>
         <w:color w:themeColor="accent5" w:themeShade="CC" w:val="348DA5"/>
@@ -14262,12 +14826,14 @@
     </w:tblStylePr>
     <w:tblStylePr w:type="firstCol">
       <w:rPr>
+        <w:rFonts w:eastAsia="黑体"/>
         <w:b/>
         <w:bCs/>
       </w:rPr>
     </w:tblStylePr>
     <w:tblStylePr w:type="lastCol">
       <w:rPr>
+        <w:rFonts w:eastAsia="黑体"/>
         <w:b/>
         <w:bCs/>
       </w:rPr>
@@ -14302,6 +14868,7 @@
       <w:spacing w:after="0" w:line="240" w:lineRule="auto"/>
     </w:pPr>
     <w:rPr>
+      <w:rFonts w:eastAsia="黑体"/>
       <w:color w:themeColor="text1" w:val="000000"/>
     </w:rPr>
     <w:tblPr>
@@ -14323,6 +14890,7 @@
     </w:tcPr>
     <w:tblStylePr w:type="firstRow">
       <w:rPr>
+        <w:rFonts w:eastAsia="黑体"/>
         <w:b/>
         <w:bCs/>
       </w:rPr>
@@ -14333,6 +14901,7 @@
     </w:tblStylePr>
     <w:tblStylePr w:type="lastRow">
       <w:rPr>
+        <w:rFonts w:eastAsia="黑体"/>
         <w:b/>
         <w:bCs/>
         <w:color w:themeColor="text1" w:val="000000"/>
@@ -14344,6 +14913,7 @@
     </w:tblStylePr>
     <w:tblStylePr w:type="firstCol">
       <w:rPr>
+        <w:rFonts w:eastAsia="黑体"/>
         <w:color w:themeColor="background1" w:val="FFFFFF"/>
       </w:rPr>
       <w:tblPr/>
@@ -14353,6 +14923,7 @@
     </w:tblStylePr>
     <w:tblStylePr w:type="lastCol">
       <w:rPr>
+        <w:rFonts w:eastAsia="黑体"/>
         <w:color w:themeColor="background1" w:val="FFFFFF"/>
       </w:rPr>
       <w:tblPr/>
@@ -14382,6 +14953,7 @@
       <w:spacing w:after="0" w:line="240" w:lineRule="auto"/>
     </w:pPr>
     <w:rPr>
+      <w:rFonts w:eastAsia="黑体"/>
       <w:color w:themeColor="text1" w:val="000000"/>
     </w:rPr>
     <w:tblPr>
@@ -14403,6 +14975,7 @@
     </w:tcPr>
     <w:tblStylePr w:type="firstRow">
       <w:rPr>
+        <w:rFonts w:eastAsia="黑体"/>
         <w:b/>
         <w:bCs/>
       </w:rPr>
@@ -14413,6 +14986,7 @@
     </w:tblStylePr>
     <w:tblStylePr w:type="lastRow">
       <w:rPr>
+        <w:rFonts w:eastAsia="黑体"/>
         <w:b/>
         <w:bCs/>
         <w:color w:themeColor="text1" w:val="000000"/>
@@ -14424,6 +14998,7 @@
     </w:tblStylePr>
     <w:tblStylePr w:type="firstCol">
       <w:rPr>
+        <w:rFonts w:eastAsia="黑体"/>
         <w:color w:themeColor="background1" w:val="FFFFFF"/>
       </w:rPr>
       <w:tblPr/>
@@ -14433,6 +15008,7 @@
     </w:tblStylePr>
     <w:tblStylePr w:type="lastCol">
       <w:rPr>
+        <w:rFonts w:eastAsia="黑体"/>
         <w:color w:themeColor="background1" w:val="FFFFFF"/>
       </w:rPr>
       <w:tblPr/>
@@ -14462,6 +15038,7 @@
       <w:spacing w:after="0" w:line="240" w:lineRule="auto"/>
     </w:pPr>
     <w:rPr>
+      <w:rFonts w:eastAsia="黑体"/>
       <w:color w:themeColor="text1" w:val="000000"/>
     </w:rPr>
     <w:tblPr>
@@ -14483,6 +15060,7 @@
     </w:tcPr>
     <w:tblStylePr w:type="firstRow">
       <w:rPr>
+        <w:rFonts w:eastAsia="黑体"/>
         <w:b/>
         <w:bCs/>
       </w:rPr>
@@ -14493,6 +15071,7 @@
     </w:tblStylePr>
     <w:tblStylePr w:type="lastRow">
       <w:rPr>
+        <w:rFonts w:eastAsia="黑体"/>
         <w:b/>
         <w:bCs/>
         <w:color w:themeColor="text1" w:val="000000"/>
@@ -14504,6 +15083,7 @@
     </w:tblStylePr>
     <w:tblStylePr w:type="firstCol">
       <w:rPr>
+        <w:rFonts w:eastAsia="黑体"/>
         <w:color w:themeColor="background1" w:val="FFFFFF"/>
       </w:rPr>
       <w:tblPr/>
@@ -14513,6 +15093,7 @@
     </w:tblStylePr>
     <w:tblStylePr w:type="lastCol">
       <w:rPr>
+        <w:rFonts w:eastAsia="黑体"/>
         <w:color w:themeColor="background1" w:val="FFFFFF"/>
       </w:rPr>
       <w:tblPr/>
@@ -14542,6 +15123,7 @@
       <w:spacing w:after="0" w:line="240" w:lineRule="auto"/>
     </w:pPr>
     <w:rPr>
+      <w:rFonts w:eastAsia="黑体"/>
       <w:color w:themeColor="text1" w:val="000000"/>
     </w:rPr>
     <w:tblPr>
@@ -14563,6 +15145,7 @@
     </w:tcPr>
     <w:tblStylePr w:type="firstRow">
       <w:rPr>
+        <w:rFonts w:eastAsia="黑体"/>
         <w:b/>
         <w:bCs/>
       </w:rPr>
@@ -14573,6 +15156,7 @@
     </w:tblStylePr>
     <w:tblStylePr w:type="lastRow">
       <w:rPr>
+        <w:rFonts w:eastAsia="黑体"/>
         <w:b/>
         <w:bCs/>
         <w:color w:themeColor="text1" w:val="000000"/>
@@ -14584,6 +15168,7 @@
     </w:tblStylePr>
     <w:tblStylePr w:type="firstCol">
       <w:rPr>
+        <w:rFonts w:eastAsia="黑体"/>
         <w:color w:themeColor="background1" w:val="FFFFFF"/>
       </w:rPr>
       <w:tblPr/>
@@ -14593,6 +15178,7 @@
     </w:tblStylePr>
     <w:tblStylePr w:type="lastCol">
       <w:rPr>
+        <w:rFonts w:eastAsia="黑体"/>
         <w:color w:themeColor="background1" w:val="FFFFFF"/>
       </w:rPr>
       <w:tblPr/>
@@ -14622,6 +15208,7 @@
       <w:spacing w:after="0" w:line="240" w:lineRule="auto"/>
     </w:pPr>
     <w:rPr>
+      <w:rFonts w:eastAsia="黑体"/>
       <w:color w:themeColor="text1" w:val="000000"/>
     </w:rPr>
     <w:tblPr>
@@ -14643,6 +15230,7 @@
     </w:tcPr>
     <w:tblStylePr w:type="firstRow">
       <w:rPr>
+        <w:rFonts w:eastAsia="黑体"/>
         <w:b/>
         <w:bCs/>
       </w:rPr>
@@ -14653,6 +15241,7 @@
     </w:tblStylePr>
     <w:tblStylePr w:type="lastRow">
       <w:rPr>
+        <w:rFonts w:eastAsia="黑体"/>
         <w:b/>
         <w:bCs/>
         <w:color w:themeColor="text1" w:val="000000"/>
@@ -14664,6 +15253,7 @@
     </w:tblStylePr>
     <w:tblStylePr w:type="firstCol">
       <w:rPr>
+        <w:rFonts w:eastAsia="黑体"/>
         <w:color w:themeColor="background1" w:val="FFFFFF"/>
       </w:rPr>
       <w:tblPr/>
@@ -14673,6 +15263,7 @@
     </w:tblStylePr>
     <w:tblStylePr w:type="lastCol">
       <w:rPr>
+        <w:rFonts w:eastAsia="黑体"/>
         <w:color w:themeColor="background1" w:val="FFFFFF"/>
       </w:rPr>
       <w:tblPr/>
@@ -14702,6 +15293,7 @@
       <w:spacing w:after="0" w:line="240" w:lineRule="auto"/>
     </w:pPr>
     <w:rPr>
+      <w:rFonts w:eastAsia="黑体"/>
       <w:color w:themeColor="text1" w:val="000000"/>
     </w:rPr>
     <w:tblPr>
@@ -14723,6 +15315,7 @@
     </w:tcPr>
     <w:tblStylePr w:type="firstRow">
       <w:rPr>
+        <w:rFonts w:eastAsia="黑体"/>
         <w:b/>
         <w:bCs/>
       </w:rPr>
@@ -14733,6 +15326,7 @@
     </w:tblStylePr>
     <w:tblStylePr w:type="lastRow">
       <w:rPr>
+        <w:rFonts w:eastAsia="黑体"/>
         <w:b/>
         <w:bCs/>
         <w:color w:themeColor="text1" w:val="000000"/>
@@ -14744,6 +15338,7 @@
     </w:tblStylePr>
     <w:tblStylePr w:type="firstCol">
       <w:rPr>
+        <w:rFonts w:eastAsia="黑体"/>
         <w:color w:themeColor="background1" w:val="FFFFFF"/>
       </w:rPr>
       <w:tblPr/>
@@ -14753,6 +15348,7 @@
     </w:tblStylePr>
     <w:tblStylePr w:type="lastCol">
       <w:rPr>
+        <w:rFonts w:eastAsia="黑体"/>
         <w:color w:themeColor="background1" w:val="FFFFFF"/>
       </w:rPr>
       <w:tblPr/>
@@ -14782,6 +15378,7 @@
       <w:spacing w:after="0" w:line="240" w:lineRule="auto"/>
     </w:pPr>
     <w:rPr>
+      <w:rFonts w:eastAsia="黑体"/>
       <w:color w:themeColor="text1" w:val="000000"/>
     </w:rPr>
     <w:tblPr>
@@ -14803,6 +15400,7 @@
     </w:tcPr>
     <w:tblStylePr w:type="firstRow">
       <w:rPr>
+        <w:rFonts w:eastAsia="黑体"/>
         <w:b/>
         <w:bCs/>
       </w:rPr>
@@ -14813,6 +15411,7 @@
     </w:tblStylePr>
     <w:tblStylePr w:type="lastRow">
       <w:rPr>
+        <w:rFonts w:eastAsia="黑体"/>
         <w:b/>
         <w:bCs/>
         <w:color w:themeColor="text1" w:val="000000"/>
@@ -14824,6 +15423,7 @@
     </w:tblStylePr>
     <w:tblStylePr w:type="firstCol">
       <w:rPr>
+        <w:rFonts w:eastAsia="黑体"/>
         <w:color w:themeColor="background1" w:val="FFFFFF"/>
       </w:rPr>
       <w:tblPr/>
@@ -14833,6 +15433,7 @@
     </w:tblStylePr>
     <w:tblStylePr w:type="lastCol">
       <w:rPr>
+        <w:rFonts w:eastAsia="黑体"/>
         <w:color w:themeColor="background1" w:val="FFFFFF"/>
       </w:rPr>
       <w:tblPr/>
@@ -14865,6 +15466,7 @@
     <w:name w:val="KeywordTok"/>
     <w:basedOn w:val="VerbatimChar"/>
     <w:rPr>
+      <w:rFonts w:eastAsia="黑体"/>
       <w:b/>
       <w:color w:val="007020"/>
     </w:rPr>
@@ -14873,6 +15475,7 @@
     <w:name w:val="DataTypeTok"/>
     <w:basedOn w:val="VerbatimChar"/>
     <w:rPr>
+      <w:rFonts w:eastAsia="黑体"/>
       <w:color w:val="902000"/>
     </w:rPr>
   </w:style>
@@ -14880,6 +15483,7 @@
     <w:name w:val="DecValTok"/>
     <w:basedOn w:val="VerbatimChar"/>
     <w:rPr>
+      <w:rFonts w:eastAsia="黑体"/>
       <w:color w:val="40a070"/>
     </w:rPr>
   </w:style>
@@ -14887,6 +15491,7 @@
     <w:name w:val="BaseNTok"/>
     <w:basedOn w:val="VerbatimChar"/>
     <w:rPr>
+      <w:rFonts w:eastAsia="黑体"/>
       <w:color w:val="40a070"/>
     </w:rPr>
   </w:style>
@@ -14894,6 +15499,7 @@
     <w:name w:val="FloatTok"/>
     <w:basedOn w:val="VerbatimChar"/>
     <w:rPr>
+      <w:rFonts w:eastAsia="黑体"/>
       <w:color w:val="40a070"/>
     </w:rPr>
   </w:style>
@@ -14901,6 +15507,7 @@
     <w:name w:val="ConstantTok"/>
     <w:basedOn w:val="VerbatimChar"/>
     <w:rPr>
+      <w:rFonts w:eastAsia="黑体"/>
       <w:color w:val="880000"/>
     </w:rPr>
   </w:style>
@@ -14908,6 +15515,7 @@
     <w:name w:val="CharTok"/>
     <w:basedOn w:val="VerbatimChar"/>
     <w:rPr>
+      <w:rFonts w:eastAsia="黑体"/>
       <w:color w:val="4070a0"/>
     </w:rPr>
   </w:style>
@@ -14915,6 +15523,7 @@
     <w:name w:val="SpecialCharTok"/>
     <w:basedOn w:val="VerbatimChar"/>
     <w:rPr>
+      <w:rFonts w:eastAsia="黑体"/>
       <w:color w:val="4070a0"/>
     </w:rPr>
   </w:style>
@@ -14922,6 +15531,7 @@
     <w:name w:val="StringTok"/>
     <w:basedOn w:val="VerbatimChar"/>
     <w:rPr>
+      <w:rFonts w:eastAsia="黑体"/>
       <w:color w:val="4070a0"/>
     </w:rPr>
   </w:style>
@@ -14929,6 +15539,7 @@
     <w:name w:val="VerbatimStringTok"/>
     <w:basedOn w:val="VerbatimChar"/>
     <w:rPr>
+      <w:rFonts w:eastAsia="黑体"/>
       <w:color w:val="4070a0"/>
     </w:rPr>
   </w:style>
@@ -14936,6 +15547,7 @@
     <w:name w:val="SpecialStringTok"/>
     <w:basedOn w:val="VerbatimChar"/>
     <w:rPr>
+      <w:rFonts w:eastAsia="黑体"/>
       <w:color w:val="bb6688"/>
     </w:rPr>
   </w:style>
@@ -14943,6 +15555,7 @@
     <w:name w:val="ImportTok"/>
     <w:basedOn w:val="VerbatimChar"/>
     <w:rPr>
+      <w:rFonts w:eastAsia="黑体"/>
       <w:b/>
       <w:color w:val="008000"/>
     </w:rPr>
@@ -14951,6 +15564,7 @@
     <w:name w:val="CommentTok"/>
     <w:basedOn w:val="VerbatimChar"/>
     <w:rPr>
+      <w:rFonts w:eastAsia="黑体"/>
       <w:i/>
       <w:color w:val="60a0b0"/>
     </w:rPr>
@@ -14959,6 +15573,7 @@
     <w:name w:val="DocumentationTok"/>
     <w:basedOn w:val="VerbatimChar"/>
     <w:rPr>
+      <w:rFonts w:eastAsia="黑体"/>
       <w:i/>
       <w:color w:val="ba2121"/>
     </w:rPr>
@@ -14967,6 +15582,7 @@
     <w:name w:val="AnnotationTok"/>
     <w:basedOn w:val="VerbatimChar"/>
     <w:rPr>
+      <w:rFonts w:eastAsia="黑体"/>
       <w:b/>
       <w:i/>
       <w:color w:val="60a0b0"/>
@@ -14976,6 +15592,7 @@
     <w:name w:val="CommentVarTok"/>
     <w:basedOn w:val="VerbatimChar"/>
     <w:rPr>
+      <w:rFonts w:eastAsia="黑体"/>
       <w:b/>
       <w:i/>
       <w:color w:val="60a0b0"/>
@@ -14985,6 +15602,7 @@
     <w:name w:val="OtherTok"/>
     <w:basedOn w:val="VerbatimChar"/>
     <w:rPr>
+      <w:rFonts w:eastAsia="黑体"/>
       <w:color w:val="007020"/>
     </w:rPr>
   </w:style>
@@ -14992,6 +15610,7 @@
     <w:name w:val="FunctionTok"/>
     <w:basedOn w:val="VerbatimChar"/>
     <w:rPr>
+      <w:rFonts w:eastAsia="黑体"/>
       <w:color w:val="06287e"/>
     </w:rPr>
   </w:style>
@@ -14999,6 +15618,7 @@
     <w:name w:val="VariableTok"/>
     <w:basedOn w:val="VerbatimChar"/>
     <w:rPr>
+      <w:rFonts w:eastAsia="黑体"/>
       <w:color w:val="19177c"/>
     </w:rPr>
   </w:style>
@@ -15006,6 +15626,7 @@
     <w:name w:val="ControlFlowTok"/>
     <w:basedOn w:val="VerbatimChar"/>
     <w:rPr>
+      <w:rFonts w:eastAsia="黑体"/>
       <w:b/>
       <w:color w:val="007020"/>
     </w:rPr>
@@ -15014,6 +15635,7 @@
     <w:name w:val="OperatorTok"/>
     <w:basedOn w:val="VerbatimChar"/>
     <w:rPr>
+      <w:rFonts w:eastAsia="黑体"/>
       <w:color w:val="666666"/>
     </w:rPr>
   </w:style>
@@ -15021,18 +15643,22 @@
     <w:name w:val="BuiltInTok"/>
     <w:basedOn w:val="VerbatimChar"/>
     <w:rPr>
+      <w:rFonts w:eastAsia="黑体"/>
       <w:color w:val="008000"/>
     </w:rPr>
   </w:style>
   <w:style w:type="character" w:customStyle="1" w:styleId="ExtensionTok">
     <w:name w:val="ExtensionTok"/>
     <w:basedOn w:val="VerbatimChar"/>
-    <w:rPr/>
+    <w:rPr>
+      <w:rFonts w:eastAsia="黑体"/>
+    </w:rPr>
   </w:style>
   <w:style w:type="character" w:customStyle="1" w:styleId="PreprocessorTok">
     <w:name w:val="PreprocessorTok"/>
     <w:basedOn w:val="VerbatimChar"/>
     <w:rPr>
+      <w:rFonts w:eastAsia="黑体"/>
       <w:color w:val="bc7a00"/>
     </w:rPr>
   </w:style>
@@ -15040,18 +15666,22 @@
     <w:name w:val="AttributeTok"/>
     <w:basedOn w:val="VerbatimChar"/>
     <w:rPr>
+      <w:rFonts w:eastAsia="黑体"/>
       <w:color w:val="7d9029"/>
     </w:rPr>
   </w:style>
   <w:style w:type="character" w:customStyle="1" w:styleId="RegionMarkerTok">
     <w:name w:val="RegionMarkerTok"/>
     <w:basedOn w:val="VerbatimChar"/>
-    <w:rPr/>
+    <w:rPr>
+      <w:rFonts w:eastAsia="黑体"/>
+    </w:rPr>
   </w:style>
   <w:style w:type="character" w:customStyle="1" w:styleId="InformationTok">
     <w:name w:val="InformationTok"/>
     <w:basedOn w:val="VerbatimChar"/>
     <w:rPr>
+      <w:rFonts w:eastAsia="黑体"/>
       <w:b/>
       <w:i/>
       <w:color w:val="60a0b0"/>
@@ -15061,6 +15691,7 @@
     <w:name w:val="WarningTok"/>
     <w:basedOn w:val="VerbatimChar"/>
     <w:rPr>
+      <w:rFonts w:eastAsia="黑体"/>
       <w:b/>
       <w:i/>
       <w:color w:val="60a0b0"/>
@@ -15070,6 +15701,7 @@
     <w:name w:val="AlertTok"/>
     <w:basedOn w:val="VerbatimChar"/>
     <w:rPr>
+      <w:rFonts w:eastAsia="黑体"/>
       <w:b/>
       <w:color w:val="ff0000"/>
     </w:rPr>
@@ -15078,6 +15710,7 @@
     <w:name w:val="ErrorTok"/>
     <w:basedOn w:val="VerbatimChar"/>
     <w:rPr>
+      <w:rFonts w:eastAsia="黑体"/>
       <w:b/>
       <w:color w:val="ff0000"/>
     </w:rPr>
@@ -15085,7 +15718,9 @@
   <w:style w:type="character" w:customStyle="1" w:styleId="NormalTok">
     <w:name w:val="NormalTok"/>
     <w:basedOn w:val="VerbatimChar"/>
-    <w:rPr/>
+    <w:rPr>
+      <w:rFonts w:eastAsia="黑体"/>
+    </w:rPr>
   </w:style>
 </w:styles>
 </file>
@@ -15134,12 +15769,12 @@
     <a:fontScheme name="Office">
       <a:majorFont>
         <a:latin typeface="Calibri"/>
-        <a:ea typeface=""/>
+        <a:ea typeface="黑体"/>
         <a:cs typeface=""/>
         <a:font script="Jpan" typeface="ＭＳ ゴシック"/>
         <a:font script="Hang" typeface="맑은 고딕"/>
-        <a:font script="Hans" typeface="宋体"/>
-        <a:font script="Hant" typeface="新細明體"/>
+        <a:font script="Hans" typeface="黑体"/>
+        <a:font script="Hant" typeface="黑体"/>
         <a:font script="Arab" typeface="Times New Roman"/>
         <a:font script="Hebr" typeface="Times New Roman"/>
         <a:font script="Thai" typeface="Angsana New"/>
@@ -15169,12 +15804,12 @@
       </a:majorFont>
       <a:minorFont>
         <a:latin typeface="Cambria"/>
-        <a:ea typeface=""/>
+        <a:ea typeface="黑体"/>
         <a:cs typeface=""/>
         <a:font script="Jpan" typeface="ＭＳ 明朝"/>
         <a:font script="Hang" typeface="맑은 고딕"/>
-        <a:font script="Hans" typeface="宋体"/>
-        <a:font script="Hant" typeface="新細明體"/>
+        <a:font script="Hans" typeface="黑体"/>
+        <a:font script="Hant" typeface="黑体"/>
         <a:font script="Arab" typeface="Arial"/>
         <a:font script="Hebr" typeface="Arial"/>
         <a:font script="Thai" typeface="Cordia New"/>

--- a/12-通用拓扑结构/03-桥式/桥式整流结构/桥式整流结构.docx
+++ b/12-通用拓扑结构/03-桥式/桥式整流结构/桥式整流结构.docx
@@ -2701,7 +2701,7 @@
           <w:color w:val="555555"/>
           <w:sz w:val="21"/>
         </w:rPr>
-        <w:t>材料收集者：杜文杰，WX手机：19519196569，QQ:3478827729</w:t>
+        <w:t>材料收集者：杜文杰，微信/手机：19519196569，QQ:3478827729</w:t>
       </w:r>
     </w:p>
     <w:sectPr>
